--- a/01-电源电路/02-开关电源/Buck降压/电压模式控制Buck电路/电压模式控制Buck电路.docx
+++ b/01-电源电路/02-开关电源/Buck降压/电压模式控制Buck电路/电压模式控制Buck电路.docx
@@ -2371,6 +2371,20 @@
     </w:p>
     <w:bookmarkEnd w:id="26"/>
     <w:bookmarkEnd w:id="27"/>
+    <w:p>
+      <w:pPr>
+        <w:spacing w:before="360"/>
+        <w:jc w:val="center"/>
+      </w:pPr>
+      <w:r>
+        <w:rPr>
+          <w:rFonts w:ascii="Times New Roman" w:hAnsi="Times New Roman"/>
+          <w:color w:val="555555"/>
+          <w:sz w:val="21"/>
+        </w:rPr>
+        <w:t>材料收集者：杜文杰</w:t>
+      </w:r>
+    </w:p>
     <w:sectPr>
       <w:headerReference r:id="rId9" w:type="default"/>
       <w:footerReference r:id="rId10" w:type="default"/>

--- a/01-电源电路/02-开关电源/Buck降压/电压模式控制Buck电路/电压模式控制Buck电路.docx
+++ b/01-电源电路/02-开关电源/Buck降压/电压模式控制Buck电路/电压模式控制Buck电路.docx
@@ -1,6 +1,6 @@
 
 <file path=word/document.xml><?xml version="1.0" encoding="utf-8"?>
-<w:document xmlns:w="http://schemas.openxmlformats.org/wordprocessingml/2006/main" xmlns:m="http://schemas.openxmlformats.org/officeDocument/2006/math" xmlns:r="http://schemas.openxmlformats.org/officeDocument/2006/relationships" xmlns:o="urn:schemas-microsoft-com:office:office" xmlns:v="urn:schemas-microsoft-com:vml" xmlns:w10="urn:schemas-microsoft-com:office:word" xmlns:a="http://schemas.openxmlformats.org/drawingml/2006/main" xmlns:pic="http://schemas.openxmlformats.org/drawingml/2006/picture" xmlns:wp="http://schemas.openxmlformats.org/drawingml/2006/wordprocessingDrawing">
+<w:document xmlns:m="http://schemas.openxmlformats.org/officeDocument/2006/math" xmlns:r="http://schemas.openxmlformats.org/officeDocument/2006/relationships" xmlns:w="http://schemas.openxmlformats.org/wordprocessingml/2006/main" xmlns:o="urn:schemas-microsoft-com:office:office" xmlns:v="urn:schemas-microsoft-com:vml" xmlns:w10="urn:schemas-microsoft-com:office:word" xmlns:a="http://schemas.openxmlformats.org/drawingml/2006/main" xmlns:pic="http://schemas.openxmlformats.org/drawingml/2006/picture" xmlns:wp="http://schemas.openxmlformats.org/drawingml/2006/wordprocessingDrawing">
   <w:body>
     <w:bookmarkStart w:id="27" w:name="电压模式控制-buck-电路"/>
     <w:p>
@@ -9,16 +9,19 @@
       </w:pPr>
       <w:r>
         <w:rPr>
-          <w:rFonts w:hint="eastAsia"/>
+          <w:rFonts w:hint="eastAsia" w:eastAsia="黑体"/>
         </w:rPr>
         <w:t xml:space="preserve">电压模式控制</w:t>
       </w:r>
       <w:r>
+        <w:rPr>
+          <w:rFonts w:eastAsia="黑体"/>
+        </w:rPr>
         <w:t xml:space="preserve"> Buck </w:t>
       </w:r>
       <w:r>
         <w:rPr>
-          <w:rFonts w:hint="eastAsia"/>
+          <w:rFonts w:hint="eastAsia" w:eastAsia="黑体"/>
         </w:rPr>
         <w:t xml:space="preserve">电路</w:t>
       </w:r>
@@ -30,7 +33,7 @@
       </w:pPr>
       <w:r>
         <w:rPr>
-          <w:rFonts w:hint="eastAsia"/>
+          <w:rFonts w:hint="eastAsia" w:eastAsia="黑体"/>
         </w:rPr>
         <w:t xml:space="preserve">拓扑描述</w:t>
       </w:r>
@@ -41,47 +44,62 @@
       </w:pPr>
       <w:r>
         <w:rPr>
-          <w:rFonts w:hint="eastAsia"/>
+          <w:rFonts w:hint="eastAsia" w:eastAsia="黑体"/>
         </w:rPr>
         <w:t xml:space="preserve">电路由高侧开关管</w:t>
       </w:r>
       <w:r>
+        <w:rPr>
+          <w:rFonts w:eastAsia="黑体"/>
+        </w:rPr>
         <w:t xml:space="preserve"> </w:t>
       </w:r>
       <w:r>
         <w:rPr>
-          <w:rFonts w:hint="eastAsia"/>
+          <w:rFonts w:hint="eastAsia" w:eastAsia="黑体"/>
         </w:rPr>
         <w:t xml:space="preserve">Q1、续流二极管（或低侧同步整流开关管</w:t>
       </w:r>
       <w:r>
+        <w:rPr>
+          <w:rFonts w:eastAsia="黑体"/>
+        </w:rPr>
         <w:t xml:space="preserve"> </w:t>
       </w:r>
       <w:r>
         <w:rPr>
-          <w:rFonts w:hint="eastAsia"/>
+          <w:rFonts w:hint="eastAsia" w:eastAsia="黑体"/>
         </w:rPr>
         <w:t xml:space="preserve">Q2）D、储能电感</w:t>
       </w:r>
       <w:r>
+        <w:rPr>
+          <w:rFonts w:eastAsia="黑体"/>
+        </w:rPr>
         <w:t xml:space="preserve"> L </w:t>
       </w:r>
       <w:r>
         <w:rPr>
-          <w:rFonts w:hint="eastAsia"/>
+          <w:rFonts w:hint="eastAsia" w:eastAsia="黑体"/>
         </w:rPr>
         <w:t xml:space="preserve">与输出电容</w:t>
       </w:r>
       <w:r>
+        <w:rPr>
+          <w:rFonts w:eastAsia="黑体"/>
+        </w:rPr>
         <w:t xml:space="preserve"> C </w:t>
       </w:r>
       <w:r>
         <w:rPr>
-          <w:rFonts w:hint="eastAsia"/>
+          <w:rFonts w:hint="eastAsia" w:eastAsia="黑体"/>
         </w:rPr>
         <w:t xml:space="preserve">四个主元件构成，配合电压模式控制（VMC）环路。关键节点如下：输入节点</w:t>
       </w:r>
       <w:r>
+        <w:rPr>
+          <w:rFonts w:eastAsia="黑体"/>
+        </w:rPr>
         <w:t xml:space="preserve"> </w:t>
       </w:r>
       <m:oMath>
@@ -102,69 +120,93 @@
         </m:sSub>
       </m:oMath>
       <w:r>
+        <w:rPr>
+          <w:rFonts w:eastAsia="黑体"/>
+        </w:rPr>
         <w:t xml:space="preserve"> </w:t>
       </w:r>
       <w:r>
         <w:rPr>
-          <w:rFonts w:hint="eastAsia"/>
+          <w:rFonts w:hint="eastAsia" w:eastAsia="黑体"/>
         </w:rPr>
         <w:t xml:space="preserve">接</w:t>
       </w:r>
       <w:r>
+        <w:rPr>
+          <w:rFonts w:eastAsia="黑体"/>
+        </w:rPr>
         <w:t xml:space="preserve"> Q1 </w:t>
       </w:r>
       <w:r>
         <w:rPr>
-          <w:rFonts w:hint="eastAsia"/>
+          <w:rFonts w:hint="eastAsia" w:eastAsia="黑体"/>
         </w:rPr>
         <w:t xml:space="preserve">的漏极（D）；开关节点</w:t>
       </w:r>
       <w:r>
+        <w:rPr>
+          <w:rFonts w:eastAsia="黑体"/>
+        </w:rPr>
         <w:t xml:space="preserve"> SW </w:t>
       </w:r>
       <w:r>
         <w:rPr>
-          <w:rFonts w:hint="eastAsia"/>
+          <w:rFonts w:hint="eastAsia" w:eastAsia="黑体"/>
         </w:rPr>
         <w:t xml:space="preserve">由</w:t>
       </w:r>
       <w:r>
+        <w:rPr>
+          <w:rFonts w:eastAsia="黑体"/>
+        </w:rPr>
         <w:t xml:space="preserve"> Q1 </w:t>
       </w:r>
       <w:r>
         <w:rPr>
-          <w:rFonts w:hint="eastAsia"/>
+          <w:rFonts w:hint="eastAsia" w:eastAsia="黑体"/>
         </w:rPr>
         <w:t xml:space="preserve">的源极、二极管</w:t>
       </w:r>
       <w:r>
+        <w:rPr>
+          <w:rFonts w:eastAsia="黑体"/>
+        </w:rPr>
         <w:t xml:space="preserve"> D </w:t>
       </w:r>
       <w:r>
         <w:rPr>
-          <w:rFonts w:hint="eastAsia"/>
+          <w:rFonts w:hint="eastAsia" w:eastAsia="黑体"/>
         </w:rPr>
         <w:t xml:space="preserve">的阴极（或</w:t>
       </w:r>
       <w:r>
+        <w:rPr>
+          <w:rFonts w:eastAsia="黑体"/>
+        </w:rPr>
         <w:t xml:space="preserve"> Q2 </w:t>
       </w:r>
       <w:r>
         <w:rPr>
-          <w:rFonts w:hint="eastAsia"/>
+          <w:rFonts w:hint="eastAsia" w:eastAsia="黑体"/>
         </w:rPr>
         <w:t xml:space="preserve">的漏极）与电感</w:t>
       </w:r>
       <w:r>
+        <w:rPr>
+          <w:rFonts w:eastAsia="黑体"/>
+        </w:rPr>
         <w:t xml:space="preserve"> L </w:t>
       </w:r>
       <w:r>
         <w:rPr>
-          <w:rFonts w:hint="eastAsia"/>
+          <w:rFonts w:hint="eastAsia" w:eastAsia="黑体"/>
         </w:rPr>
         <w:t xml:space="preserve">的入端三者相连而成；输出节点</w:t>
       </w:r>
       <w:r>
+        <w:rPr>
+          <w:rFonts w:eastAsia="黑体"/>
+        </w:rPr>
         <w:t xml:space="preserve"> </w:t>
       </w:r>
       <m:oMath>
@@ -188,60 +230,81 @@
         </m:sSub>
       </m:oMath>
       <w:r>
+        <w:rPr>
+          <w:rFonts w:eastAsia="黑体"/>
+        </w:rPr>
         <w:t xml:space="preserve"> </w:t>
       </w:r>
       <w:r>
         <w:rPr>
-          <w:rFonts w:hint="eastAsia"/>
+          <w:rFonts w:hint="eastAsia" w:eastAsia="黑体"/>
         </w:rPr>
         <w:t xml:space="preserve">由电感</w:t>
       </w:r>
       <w:r>
+        <w:rPr>
+          <w:rFonts w:eastAsia="黑体"/>
+        </w:rPr>
         <w:t xml:space="preserve"> L </w:t>
       </w:r>
       <w:r>
         <w:rPr>
-          <w:rFonts w:hint="eastAsia"/>
+          <w:rFonts w:hint="eastAsia" w:eastAsia="黑体"/>
         </w:rPr>
         <w:t xml:space="preserve">的出端与输出电容</w:t>
       </w:r>
       <w:r>
+        <w:rPr>
+          <w:rFonts w:eastAsia="黑体"/>
+        </w:rPr>
         <w:t xml:space="preserve"> C </w:t>
       </w:r>
       <w:r>
         <w:rPr>
-          <w:rFonts w:hint="eastAsia"/>
+          <w:rFonts w:hint="eastAsia" w:eastAsia="黑体"/>
         </w:rPr>
         <w:t xml:space="preserve">的上端相连并接负载，输出电容</w:t>
       </w:r>
       <w:r>
+        <w:rPr>
+          <w:rFonts w:eastAsia="黑体"/>
+        </w:rPr>
         <w:t xml:space="preserve"> C </w:t>
       </w:r>
       <w:r>
         <w:rPr>
-          <w:rFonts w:hint="eastAsia"/>
+          <w:rFonts w:hint="eastAsia" w:eastAsia="黑体"/>
         </w:rPr>
         <w:t xml:space="preserve">的下端与二极管</w:t>
       </w:r>
       <w:r>
+        <w:rPr>
+          <w:rFonts w:eastAsia="黑体"/>
+        </w:rPr>
         <w:t xml:space="preserve"> D </w:t>
       </w:r>
       <w:r>
         <w:rPr>
-          <w:rFonts w:hint="eastAsia"/>
+          <w:rFonts w:hint="eastAsia" w:eastAsia="黑体"/>
         </w:rPr>
         <w:t xml:space="preserve">的阳极（或</w:t>
       </w:r>
       <w:r>
+        <w:rPr>
+          <w:rFonts w:eastAsia="黑体"/>
+        </w:rPr>
         <w:t xml:space="preserve"> Q2 </w:t>
       </w:r>
       <w:r>
         <w:rPr>
-          <w:rFonts w:hint="eastAsia"/>
+          <w:rFonts w:hint="eastAsia" w:eastAsia="黑体"/>
         </w:rPr>
         <w:t xml:space="preserve">的源极）一并接到地节点</w:t>
       </w:r>
       <w:r>
+        <w:rPr>
+          <w:rFonts w:eastAsia="黑体"/>
+        </w:rPr>
         <w:t xml:space="preserve"> GND。</w:t>
       </w:r>
     </w:p>
@@ -249,142 +312,187 @@
       <w:pPr/>
       <w:r>
         <w:rPr>
-          <w:rFonts w:hint="eastAsia"/>
+          <w:rFonts w:hint="eastAsia" w:eastAsia="黑体"/>
         </w:rPr>
         <w:t xml:space="preserve">各元件管脚连接：高侧开关管</w:t>
       </w:r>
       <w:r>
+        <w:rPr>
+          <w:rFonts w:eastAsia="黑体"/>
+        </w:rPr>
         <w:t xml:space="preserve"> Q1 </w:t>
       </w:r>
       <w:r>
         <w:rPr>
-          <w:rFonts w:hint="eastAsia"/>
+          <w:rFonts w:hint="eastAsia" w:eastAsia="黑体"/>
         </w:rPr>
         <w:t xml:space="preserve">的漏极</w:t>
       </w:r>
       <w:r>
+        <w:rPr>
+          <w:rFonts w:eastAsia="黑体"/>
+        </w:rPr>
         <w:t xml:space="preserve"> </w:t>
       </w:r>
       <w:r>
         <w:rPr>
-          <w:rFonts w:hint="eastAsia"/>
+          <w:rFonts w:hint="eastAsia" w:eastAsia="黑体"/>
         </w:rPr>
         <w:t xml:space="preserve">D（管脚漏极）接输入节点，栅极</w:t>
       </w:r>
       <w:r>
+        <w:rPr>
+          <w:rFonts w:eastAsia="黑体"/>
+        </w:rPr>
         <w:t xml:space="preserve"> G </w:t>
       </w:r>
       <w:r>
         <w:rPr>
-          <w:rFonts w:hint="eastAsia"/>
+          <w:rFonts w:hint="eastAsia" w:eastAsia="黑体"/>
         </w:rPr>
         <w:t xml:space="preserve">接</w:t>
       </w:r>
       <w:r>
+        <w:rPr>
+          <w:rFonts w:eastAsia="黑体"/>
+        </w:rPr>
         <w:t xml:space="preserve"> PWM </w:t>
       </w:r>
       <w:r>
         <w:rPr>
-          <w:rFonts w:hint="eastAsia"/>
+          <w:rFonts w:hint="eastAsia" w:eastAsia="黑体"/>
         </w:rPr>
         <w:t xml:space="preserve">控制信号，源极</w:t>
       </w:r>
       <w:r>
+        <w:rPr>
+          <w:rFonts w:eastAsia="黑体"/>
+        </w:rPr>
         <w:t xml:space="preserve"> S </w:t>
       </w:r>
       <w:r>
         <w:rPr>
-          <w:rFonts w:hint="eastAsia"/>
+          <w:rFonts w:hint="eastAsia" w:eastAsia="黑体"/>
         </w:rPr>
         <w:t xml:space="preserve">接开关节点</w:t>
       </w:r>
       <w:r>
+        <w:rPr>
+          <w:rFonts w:eastAsia="黑体"/>
+        </w:rPr>
         <w:t xml:space="preserve"> </w:t>
       </w:r>
       <w:r>
         <w:rPr>
-          <w:rFonts w:hint="eastAsia"/>
+          <w:rFonts w:hint="eastAsia" w:eastAsia="黑体"/>
         </w:rPr>
         <w:t xml:space="preserve">SW；续流二极管</w:t>
       </w:r>
       <w:r>
+        <w:rPr>
+          <w:rFonts w:eastAsia="黑体"/>
+        </w:rPr>
         <w:t xml:space="preserve"> D </w:t>
       </w:r>
       <w:r>
         <w:rPr>
-          <w:rFonts w:hint="eastAsia"/>
+          <w:rFonts w:hint="eastAsia" w:eastAsia="黑体"/>
         </w:rPr>
         <w:t xml:space="preserve">的阴极接开关节点</w:t>
       </w:r>
       <w:r>
+        <w:rPr>
+          <w:rFonts w:eastAsia="黑体"/>
+        </w:rPr>
         <w:t xml:space="preserve"> </w:t>
       </w:r>
       <w:r>
         <w:rPr>
-          <w:rFonts w:hint="eastAsia"/>
+          <w:rFonts w:hint="eastAsia" w:eastAsia="黑体"/>
         </w:rPr>
         <w:t xml:space="preserve">SW、阳极接地；若用低侧开关管</w:t>
       </w:r>
       <w:r>
+        <w:rPr>
+          <w:rFonts w:eastAsia="黑体"/>
+        </w:rPr>
         <w:t xml:space="preserve"> </w:t>
       </w:r>
       <w:r>
         <w:rPr>
-          <w:rFonts w:hint="eastAsia"/>
+          <w:rFonts w:hint="eastAsia" w:eastAsia="黑体"/>
         </w:rPr>
         <w:t xml:space="preserve">Q2，则</w:t>
       </w:r>
       <w:r>
+        <w:rPr>
+          <w:rFonts w:eastAsia="黑体"/>
+        </w:rPr>
         <w:t xml:space="preserve"> Q2 </w:t>
       </w:r>
       <w:r>
         <w:rPr>
-          <w:rFonts w:hint="eastAsia"/>
+          <w:rFonts w:hint="eastAsia" w:eastAsia="黑体"/>
         </w:rPr>
         <w:t xml:space="preserve">的漏极接</w:t>
       </w:r>
       <w:r>
+        <w:rPr>
+          <w:rFonts w:eastAsia="黑体"/>
+        </w:rPr>
         <w:t xml:space="preserve"> </w:t>
       </w:r>
       <w:r>
         <w:rPr>
-          <w:rFonts w:hint="eastAsia"/>
+          <w:rFonts w:hint="eastAsia" w:eastAsia="黑体"/>
         </w:rPr>
         <w:t xml:space="preserve">SW、源极接地、栅极接与</w:t>
       </w:r>
       <w:r>
+        <w:rPr>
+          <w:rFonts w:eastAsia="黑体"/>
+        </w:rPr>
         <w:t xml:space="preserve"> Q1 </w:t>
       </w:r>
       <w:r>
         <w:rPr>
-          <w:rFonts w:hint="eastAsia"/>
+          <w:rFonts w:hint="eastAsia" w:eastAsia="黑体"/>
         </w:rPr>
         <w:t xml:space="preserve">互补的驱动信号；电感</w:t>
       </w:r>
       <w:r>
+        <w:rPr>
+          <w:rFonts w:eastAsia="黑体"/>
+        </w:rPr>
         <w:t xml:space="preserve"> L </w:t>
       </w:r>
       <w:r>
         <w:rPr>
-          <w:rFonts w:hint="eastAsia"/>
+          <w:rFonts w:hint="eastAsia" w:eastAsia="黑体"/>
         </w:rPr>
         <w:t xml:space="preserve">一端接开关节点</w:t>
       </w:r>
       <w:r>
+        <w:rPr>
+          <w:rFonts w:eastAsia="黑体"/>
+        </w:rPr>
         <w:t xml:space="preserve"> </w:t>
       </w:r>
       <w:r>
         <w:rPr>
-          <w:rFonts w:hint="eastAsia"/>
+          <w:rFonts w:hint="eastAsia" w:eastAsia="黑体"/>
         </w:rPr>
         <w:t xml:space="preserve">SW、另一端接输出节点；输出电容</w:t>
       </w:r>
       <w:r>
+        <w:rPr>
+          <w:rFonts w:eastAsia="黑体"/>
+        </w:rPr>
         <w:t xml:space="preserve"> C </w:t>
       </w:r>
       <w:r>
         <w:rPr>
-          <w:rFonts w:hint="eastAsia"/>
+          <w:rFonts w:hint="eastAsia" w:eastAsia="黑体"/>
         </w:rPr>
         <w:t xml:space="preserve">一端接输出节点、另一端接地。</w:t>
       </w:r>
@@ -393,7 +501,7 @@
       <w:pPr/>
       <w:r>
         <w:rPr>
-          <w:rFonts w:hint="eastAsia"/>
+          <w:rFonts w:hint="eastAsia" w:eastAsia="黑体"/>
         </w:rPr>
         <w:t xml:space="preserve">就组态而言，这是一个由高侧开关、续流器件、储能电感与输出电容构成的降压（Buck）功率级，叠加仅含电压外环、不含电流内环的电压模式控制（VMC），通过对输出电压的误差放大与固定斜坡比较生成占空比，实现降压稳压。</w:t>
       </w:r>
@@ -406,7 +514,7 @@
       </w:pPr>
       <w:r>
         <w:rPr>
-          <w:rFonts w:hint="eastAsia"/>
+          <w:rFonts w:hint="eastAsia" w:eastAsia="黑体"/>
         </w:rPr>
         <w:t xml:space="preserve">工作原理</w:t>
       </w:r>
@@ -417,11 +525,14 @@
       </w:pPr>
       <w:r>
         <w:rPr>
-          <w:rFonts w:hint="eastAsia"/>
+          <w:rFonts w:hint="eastAsia" w:eastAsia="黑体"/>
         </w:rPr>
         <w:t xml:space="preserve">输出电压经分压采样与参考电压比较，误差放大器产生控制电压</w:t>
       </w:r>
       <w:r>
+        <w:rPr>
+          <w:rFonts w:eastAsia="黑体"/>
+        </w:rPr>
         <w:t xml:space="preserve"> </w:t>
       </w:r>
       <m:oMath>
@@ -440,7 +551,7 @@
       </m:oMath>
       <w:r>
         <w:rPr>
-          <w:rFonts w:hint="eastAsia"/>
+          <w:rFonts w:hint="eastAsia" w:eastAsia="黑体"/>
         </w:rPr>
         <w:t xml:space="preserve">；</w:t>
       </w:r>
@@ -459,24 +570,33 @@
         </m:sSub>
       </m:oMath>
       <w:r>
+        <w:rPr>
+          <w:rFonts w:eastAsia="黑体"/>
+        </w:rPr>
         <w:t xml:space="preserve"> </w:t>
       </w:r>
       <w:r>
         <w:rPr>
-          <w:rFonts w:hint="eastAsia"/>
+          <w:rFonts w:hint="eastAsia" w:eastAsia="黑体"/>
         </w:rPr>
         <w:t xml:space="preserve">与固定频率锯齿波斜坡比较生成</w:t>
       </w:r>
       <w:r>
+        <w:rPr>
+          <w:rFonts w:eastAsia="黑体"/>
+        </w:rPr>
         <w:t xml:space="preserve"> PWM </w:t>
       </w:r>
       <w:r>
         <w:rPr>
-          <w:rFonts w:hint="eastAsia"/>
+          <w:rFonts w:hint="eastAsia" w:eastAsia="黑体"/>
         </w:rPr>
         <w:t xml:space="preserve">信号，控制开关管占空比。当输出偏低时</w:t>
       </w:r>
       <w:r>
+        <w:rPr>
+          <w:rFonts w:eastAsia="黑体"/>
+        </w:rPr>
         <w:t xml:space="preserve"> </w:t>
       </w:r>
       <m:oMath>
@@ -494,20 +614,26 @@
         </m:sSub>
       </m:oMath>
       <w:r>
+        <w:rPr>
+          <w:rFonts w:eastAsia="黑体"/>
+        </w:rPr>
         <w:t xml:space="preserve"> </w:t>
       </w:r>
       <w:r>
         <w:rPr>
-          <w:rFonts w:hint="eastAsia"/>
+          <w:rFonts w:hint="eastAsia" w:eastAsia="黑体"/>
         </w:rPr>
         <w:t xml:space="preserve">升高、占空比增大使输出回升。因功率级为二阶</w:t>
       </w:r>
       <w:r>
+        <w:rPr>
+          <w:rFonts w:eastAsia="黑体"/>
+        </w:rPr>
         <w:t xml:space="preserve"> LC </w:t>
       </w:r>
       <w:r>
         <w:rPr>
-          <w:rFonts w:hint="eastAsia"/>
+          <w:rFonts w:hint="eastAsia" w:eastAsia="黑体"/>
         </w:rPr>
         <w:t xml:space="preserve">网络，需进行频率补偿以保证环路稳定。</w:t>
       </w:r>
@@ -520,7 +646,7 @@
       </w:pPr>
       <w:r>
         <w:rPr>
-          <w:rFonts w:hint="eastAsia"/>
+          <w:rFonts w:hint="eastAsia" w:eastAsia="黑体"/>
         </w:rPr>
         <w:t xml:space="preserve">关键计算公式</w:t>
       </w:r>
@@ -534,7 +660,7 @@
       </w:pPr>
       <w:r>
         <w:rPr>
-          <w:rFonts w:hint="eastAsia"/>
+          <w:rFonts w:hint="eastAsia" w:eastAsia="黑体"/>
         </w:rPr>
         <w:t xml:space="preserve">稳态输出电压：</w:t>
       </w:r>
@@ -597,7 +723,7 @@
       </w:pPr>
       <w:r>
         <w:rPr>
-          <w:rFonts w:hint="eastAsia"/>
+          <w:rFonts w:hint="eastAsia" w:eastAsia="黑体"/>
         </w:rPr>
         <w:t xml:space="preserve">电感电流纹波：</w:t>
       </w:r>
@@ -710,11 +836,14 @@
         </w:numPr>
       </w:pPr>
       <w:r>
+        <w:rPr>
+          <w:rFonts w:eastAsia="黑体"/>
+        </w:rPr>
         <w:t xml:space="preserve">LC </w:t>
       </w:r>
       <w:r>
         <w:rPr>
-          <w:rFonts w:hint="eastAsia"/>
+          <w:rFonts w:hint="eastAsia" w:eastAsia="黑体"/>
         </w:rPr>
         <w:t xml:space="preserve">谐振频率（功率级双极点）：</w:t>
       </w:r>
@@ -791,16 +920,19 @@
       </w:pPr>
       <w:r>
         <w:rPr>
-          <w:rFonts w:hint="eastAsia"/>
+          <w:rFonts w:hint="eastAsia" w:eastAsia="黑体"/>
         </w:rPr>
         <w:t xml:space="preserve">输出电容</w:t>
       </w:r>
       <w:r>
+        <w:rPr>
+          <w:rFonts w:eastAsia="黑体"/>
+        </w:rPr>
         <w:t xml:space="preserve"> ESR </w:t>
       </w:r>
       <w:r>
         <w:rPr>
-          <w:rFonts w:hint="eastAsia"/>
+          <w:rFonts w:hint="eastAsia" w:eastAsia="黑体"/>
         </w:rPr>
         <w:t xml:space="preserve">零点：</w:t>
       </w:r>
@@ -899,7 +1031,7 @@
       </w:pPr>
       <w:r>
         <w:rPr>
-          <w:rFonts w:hint="eastAsia"/>
+          <w:rFonts w:hint="eastAsia" w:eastAsia="黑体"/>
         </w:rPr>
         <w:t xml:space="preserve">电压采样分压：</w:t>
       </w:r>
@@ -1032,7 +1164,7 @@
             </w:pPr>
             <w:r>
               <w:rPr>
-                <w:rFonts w:hint="eastAsia"/>
+                <w:rFonts w:hint="eastAsia" w:eastAsia="黑体"/>
               </w:rPr>
               <w:t xml:space="preserve">符号</w:t>
             </w:r>
@@ -1046,7 +1178,7 @@
             </w:pPr>
             <w:r>
               <w:rPr>
-                <w:rFonts w:hint="eastAsia"/>
+                <w:rFonts w:hint="eastAsia" w:eastAsia="黑体"/>
               </w:rPr>
               <w:t xml:space="preserve">含义</w:t>
             </w:r>
@@ -1060,7 +1192,7 @@
             </w:pPr>
             <w:r>
               <w:rPr>
-                <w:rFonts w:hint="eastAsia"/>
+                <w:rFonts w:hint="eastAsia" w:eastAsia="黑体"/>
               </w:rPr>
               <w:t xml:space="preserve">单位</w:t>
             </w:r>
@@ -1092,6 +1224,9 @@
               </m:sSub>
             </m:oMath>
             <w:r>
+              <w:rPr>
+                <w:rFonts w:eastAsia="黑体"/>
+              </w:rPr>
               <w:t xml:space="preserve">​</w:t>
             </w:r>
           </w:p>
@@ -1104,7 +1239,7 @@
             </w:pPr>
             <w:r>
               <w:rPr>
-                <w:rFonts w:hint="eastAsia"/>
+                <w:rFonts w:hint="eastAsia" w:eastAsia="黑体"/>
               </w:rPr>
               <w:t xml:space="preserve">输入电压</w:t>
             </w:r>
@@ -1117,6 +1252,9 @@
               <w:pStyle w:val="Compact"/>
             </w:pPr>
             <w:r>
+              <w:rPr>
+                <w:rFonts w:eastAsia="黑体"/>
+              </w:rPr>
               <w:t xml:space="preserve">V</w:t>
             </w:r>
           </w:p>
@@ -1144,6 +1282,9 @@
               </m:sSub>
             </m:oMath>
             <w:r>
+              <w:rPr>
+                <w:rFonts w:eastAsia="黑体"/>
+              </w:rPr>
               <w:t xml:space="preserve">​</w:t>
             </w:r>
           </w:p>
@@ -1156,7 +1297,7 @@
             </w:pPr>
             <w:r>
               <w:rPr>
-                <w:rFonts w:hint="eastAsia"/>
+                <w:rFonts w:hint="eastAsia" w:eastAsia="黑体"/>
               </w:rPr>
               <w:t xml:space="preserve">输出电压</w:t>
             </w:r>
@@ -1169,6 +1310,9 @@
               <w:pStyle w:val="Compact"/>
             </w:pPr>
             <w:r>
+              <w:rPr>
+                <w:rFonts w:eastAsia="黑体"/>
+              </w:rPr>
               <w:t xml:space="preserve">V</w:t>
             </w:r>
           </w:p>
@@ -1187,6 +1331,9 @@
               </m:r>
             </m:oMath>
             <w:r>
+              <w:rPr>
+                <w:rFonts w:eastAsia="黑体"/>
+              </w:rPr>
               <w:t xml:space="preserve">​</w:t>
             </w:r>
           </w:p>
@@ -1199,7 +1346,7 @@
             </w:pPr>
             <w:r>
               <w:rPr>
-                <w:rFonts w:hint="eastAsia"/>
+                <w:rFonts w:hint="eastAsia" w:eastAsia="黑体"/>
               </w:rPr>
               <w:t xml:space="preserve">占空比</w:t>
             </w:r>
@@ -1212,6 +1359,9 @@
               <w:pStyle w:val="Compact"/>
             </w:pPr>
             <w:r>
+              <w:rPr>
+                <w:rFonts w:eastAsia="黑体"/>
+              </w:rPr>
               <w:t xml:space="preserve">—</w:t>
             </w:r>
           </w:p>
@@ -1230,6 +1380,9 @@
               </m:r>
             </m:oMath>
             <w:r>
+              <w:rPr>
+                <w:rFonts w:eastAsia="黑体"/>
+              </w:rPr>
               <w:t xml:space="preserve">​</w:t>
             </w:r>
           </w:p>
@@ -1242,7 +1395,7 @@
             </w:pPr>
             <w:r>
               <w:rPr>
-                <w:rFonts w:hint="eastAsia"/>
+                <w:rFonts w:hint="eastAsia" w:eastAsia="黑体"/>
               </w:rPr>
               <w:t xml:space="preserve">电感</w:t>
             </w:r>
@@ -1255,6 +1408,9 @@
               <w:pStyle w:val="Compact"/>
             </w:pPr>
             <w:r>
+              <w:rPr>
+                <w:rFonts w:eastAsia="黑体"/>
+              </w:rPr>
               <w:t xml:space="preserve">H</w:t>
             </w:r>
           </w:p>
@@ -1273,6 +1429,9 @@
               </m:r>
             </m:oMath>
             <w:r>
+              <w:rPr>
+                <w:rFonts w:eastAsia="黑体"/>
+              </w:rPr>
               <w:t xml:space="preserve">​</w:t>
             </w:r>
           </w:p>
@@ -1285,7 +1444,7 @@
             </w:pPr>
             <w:r>
               <w:rPr>
-                <w:rFonts w:hint="eastAsia"/>
+                <w:rFonts w:hint="eastAsia" w:eastAsia="黑体"/>
               </w:rPr>
               <w:t xml:space="preserve">输出电容</w:t>
             </w:r>
@@ -1298,6 +1457,9 @@
               <w:pStyle w:val="Compact"/>
             </w:pPr>
             <w:r>
+              <w:rPr>
+                <w:rFonts w:eastAsia="黑体"/>
+              </w:rPr>
               <w:t xml:space="preserve">F</w:t>
             </w:r>
           </w:p>
@@ -1328,6 +1490,9 @@
               </m:sSub>
             </m:oMath>
             <w:r>
+              <w:rPr>
+                <w:rFonts w:eastAsia="黑体"/>
+              </w:rPr>
               <w:t xml:space="preserve">​</w:t>
             </w:r>
           </w:p>
@@ -1340,7 +1505,7 @@
             </w:pPr>
             <w:r>
               <w:rPr>
-                <w:rFonts w:hint="eastAsia"/>
+                <w:rFonts w:hint="eastAsia" w:eastAsia="黑体"/>
               </w:rPr>
               <w:t xml:space="preserve">开关频率</w:t>
             </w:r>
@@ -1353,6 +1518,9 @@
               <w:pStyle w:val="Compact"/>
             </w:pPr>
             <w:r>
+              <w:rPr>
+                <w:rFonts w:eastAsia="黑体"/>
+              </w:rPr>
               <w:t xml:space="preserve">Hz</w:t>
             </w:r>
           </w:p>
@@ -1386,6 +1554,9 @@
               </m:sSub>
             </m:oMath>
             <w:r>
+              <w:rPr>
+                <w:rFonts w:eastAsia="黑体"/>
+              </w:rPr>
               <w:t xml:space="preserve">​</w:t>
             </w:r>
           </w:p>
@@ -1398,7 +1569,7 @@
             </w:pPr>
             <w:r>
               <w:rPr>
-                <w:rFonts w:hint="eastAsia"/>
+                <w:rFonts w:hint="eastAsia" w:eastAsia="黑体"/>
               </w:rPr>
               <w:t xml:space="preserve">电容等效串联电阻</w:t>
             </w:r>
@@ -1411,6 +1582,9 @@
               <w:pStyle w:val="Compact"/>
             </w:pPr>
             <w:r>
+              <w:rPr>
+                <w:rFonts w:eastAsia="黑体"/>
+              </w:rPr>
               <w:t xml:space="preserve">Ω</w:t>
             </w:r>
           </w:p>
@@ -1456,6 +1630,9 @@
               </m:sSub>
             </m:oMath>
             <w:r>
+              <w:rPr>
+                <w:rFonts w:eastAsia="黑体"/>
+              </w:rPr>
               <w:t xml:space="preserve">​</w:t>
             </w:r>
           </w:p>
@@ -1468,7 +1645,7 @@
             </w:pPr>
             <w:r>
               <w:rPr>
-                <w:rFonts w:hint="eastAsia"/>
+                <w:rFonts w:hint="eastAsia" w:eastAsia="黑体"/>
               </w:rPr>
               <w:t xml:space="preserve">反馈分压电阻</w:t>
             </w:r>
@@ -1481,6 +1658,9 @@
               <w:pStyle w:val="Compact"/>
             </w:pPr>
             <w:r>
+              <w:rPr>
+                <w:rFonts w:eastAsia="黑体"/>
+              </w:rPr>
               <w:t xml:space="preserve">Ω</w:t>
             </w:r>
           </w:p>
@@ -1495,7 +1675,7 @@
       </w:pPr>
       <w:r>
         <w:rPr>
-          <w:rFonts w:hint="eastAsia"/>
+          <w:rFonts w:hint="eastAsia" w:eastAsia="黑体"/>
         </w:rPr>
         <w:t xml:space="preserve">元件调整影响</w:t>
       </w:r>
@@ -1515,6 +1695,7 @@
       </m:oMath>
       <w:r>
         <w:rPr>
+          <w:rFonts w:eastAsia="黑体"/>
           <w:b/>
           <w:bCs/>
         </w:rPr>
@@ -1527,6 +1708,7 @@
       </m:oMath>
       <w:r>
         <w:rPr>
+          <w:rFonts w:eastAsia="黑体"/>
           <w:b/>
           <w:bCs/>
         </w:rPr>
@@ -1534,25 +1716,34 @@
       </w:r>
       <w:r>
         <w:rPr>
-          <w:rFonts w:hint="eastAsia"/>
+          <w:rFonts w:hint="eastAsia" w:eastAsia="黑体"/>
           <w:b/>
           <w:bCs/>
         </w:rPr>
         <w:t xml:space="preserve">变化</w:t>
       </w:r>
       <w:r>
+        <w:rPr>
+          <w:rFonts w:eastAsia="黑体"/>
+        </w:rPr>
         <w:t xml:space="preserve"> </w:t>
       </w:r>
       <w:r>
+        <w:rPr>
+          <w:rFonts w:eastAsia="黑体"/>
+        </w:rPr>
         <w:t xml:space="preserve">→ </w:t>
       </w:r>
       <w:r>
         <w:rPr>
-          <w:rFonts w:hint="eastAsia"/>
+          <w:rFonts w:hint="eastAsia" w:eastAsia="黑体"/>
         </w:rPr>
         <w:t xml:space="preserve">改变</w:t>
       </w:r>
       <w:r>
+        <w:rPr>
+          <w:rFonts w:eastAsia="黑体"/>
+        </w:rPr>
         <w:t xml:space="preserve"> </w:t>
       </w:r>
       <m:oMath>
@@ -1570,11 +1761,14 @@
         </m:sSub>
       </m:oMath>
       <w:r>
+        <w:rPr>
+          <w:rFonts w:eastAsia="黑体"/>
+        </w:rPr>
         <w:t xml:space="preserve"> </w:t>
       </w:r>
       <w:r>
         <w:rPr>
-          <w:rFonts w:hint="eastAsia"/>
+          <w:rFonts w:hint="eastAsia" w:eastAsia="黑体"/>
         </w:rPr>
         <w:t xml:space="preserve">双极点位置，直接移动环路增益穿越点，需重调补偿。</w:t>
       </w:r>
@@ -1589,7 +1783,7 @@
       </w:pPr>
       <w:r>
         <w:rPr>
-          <w:rFonts w:hint="eastAsia"/>
+          <w:rFonts w:hint="eastAsia" w:eastAsia="黑体"/>
           <w:b/>
           <w:bCs/>
         </w:rPr>
@@ -1597,38 +1791,51 @@
       </w:r>
       <w:r>
         <w:rPr>
+          <w:rFonts w:eastAsia="黑体"/>
           <w:b/>
           <w:bCs/>
         </w:rPr>
         <w:t xml:space="preserve"> ESR</w:t>
       </w:r>
       <w:r>
+        <w:rPr>
+          <w:rFonts w:eastAsia="黑体"/>
+        </w:rPr>
         <w:t xml:space="preserve"> </w:t>
       </w:r>
       <w:r>
+        <w:rPr>
+          <w:rFonts w:eastAsia="黑体"/>
+        </w:rPr>
         <w:t xml:space="preserve">→ ESR </w:t>
       </w:r>
       <w:r>
         <w:rPr>
-          <w:rFonts w:hint="eastAsia"/>
+          <w:rFonts w:hint="eastAsia" w:eastAsia="黑体"/>
         </w:rPr>
         <w:t xml:space="preserve">零点提供相位提升，低</w:t>
       </w:r>
       <w:r>
+        <w:rPr>
+          <w:rFonts w:eastAsia="黑体"/>
+        </w:rPr>
         <w:t xml:space="preserve"> </w:t>
       </w:r>
       <w:r>
         <w:rPr>
-          <w:rFonts w:hint="eastAsia"/>
+          <w:rFonts w:hint="eastAsia" w:eastAsia="黑体"/>
         </w:rPr>
         <w:t xml:space="preserve">ESR（陶瓷电容）时零点更高，可能需要</w:t>
       </w:r>
       <w:r>
+        <w:rPr>
+          <w:rFonts w:eastAsia="黑体"/>
+        </w:rPr>
         <w:t xml:space="preserve"> III </w:t>
       </w:r>
       <w:r>
         <w:rPr>
-          <w:rFonts w:hint="eastAsia"/>
+          <w:rFonts w:hint="eastAsia" w:eastAsia="黑体"/>
         </w:rPr>
         <w:t xml:space="preserve">型补偿。</w:t>
       </w:r>
@@ -1643,21 +1850,27 @@
       </w:pPr>
       <w:r>
         <w:rPr>
-          <w:rFonts w:hint="eastAsia"/>
+          <w:rFonts w:hint="eastAsia" w:eastAsia="黑体"/>
           <w:b/>
           <w:bCs/>
         </w:rPr>
         <w:t xml:space="preserve">输入端电压波动</w:t>
       </w:r>
       <w:r>
+        <w:rPr>
+          <w:rFonts w:eastAsia="黑体"/>
+        </w:rPr>
         <w:t xml:space="preserve"> </w:t>
       </w:r>
       <w:r>
+        <w:rPr>
+          <w:rFonts w:eastAsia="黑体"/>
+        </w:rPr>
         <w:t xml:space="preserve">→ </w:t>
       </w:r>
       <w:r>
         <w:rPr>
-          <w:rFonts w:hint="eastAsia"/>
+          <w:rFonts w:hint="eastAsia" w:eastAsia="黑体"/>
         </w:rPr>
         <w:t xml:space="preserve">电压模式对输入电压变化响应慢，需靠补偿环路抑制（电流模式则天然抗输入扰动）。</w:t>
       </w:r>
@@ -1672,25 +1885,34 @@
       </w:pPr>
       <w:r>
         <w:rPr>
-          <w:rFonts w:hint="eastAsia"/>
+          <w:rFonts w:hint="eastAsia" w:eastAsia="黑体"/>
           <w:b/>
           <w:bCs/>
         </w:rPr>
         <w:t xml:space="preserve">输出电容增大</w:t>
       </w:r>
       <w:r>
+        <w:rPr>
+          <w:rFonts w:eastAsia="黑体"/>
+        </w:rPr>
         <w:t xml:space="preserve"> </w:t>
       </w:r>
       <w:r>
+        <w:rPr>
+          <w:rFonts w:eastAsia="黑体"/>
+        </w:rPr>
         <w:t xml:space="preserve">→ </w:t>
       </w:r>
       <w:r>
         <w:rPr>
-          <w:rFonts w:hint="eastAsia"/>
+          <w:rFonts w:hint="eastAsia" w:eastAsia="黑体"/>
         </w:rPr>
         <w:t xml:space="preserve">瞬态跌落减小但</w:t>
       </w:r>
       <w:r>
+        <w:rPr>
+          <w:rFonts w:eastAsia="黑体"/>
+        </w:rPr>
         <w:t xml:space="preserve"> </w:t>
       </w:r>
       <m:oMath>
@@ -1708,11 +1930,14 @@
         </m:sSub>
       </m:oMath>
       <w:r>
+        <w:rPr>
+          <w:rFonts w:eastAsia="黑体"/>
+        </w:rPr>
         <w:t xml:space="preserve"> </w:t>
       </w:r>
       <w:r>
         <w:rPr>
-          <w:rFonts w:hint="eastAsia"/>
+          <w:rFonts w:hint="eastAsia" w:eastAsia="黑体"/>
         </w:rPr>
         <w:t xml:space="preserve">降低，带宽更难做高。</w:t>
       </w:r>
@@ -1727,30 +1952,39 @@
       </w:pPr>
       <w:r>
         <w:rPr>
-          <w:rFonts w:hint="eastAsia"/>
+          <w:rFonts w:hint="eastAsia" w:eastAsia="黑体"/>
           <w:b/>
           <w:bCs/>
         </w:rPr>
         <w:t xml:space="preserve">斜坡幅度/频率</w:t>
       </w:r>
       <w:r>
+        <w:rPr>
+          <w:rFonts w:eastAsia="黑体"/>
+        </w:rPr>
         <w:t xml:space="preserve"> </w:t>
       </w:r>
       <w:r>
+        <w:rPr>
+          <w:rFonts w:eastAsia="黑体"/>
+        </w:rPr>
         <w:t xml:space="preserve">→ </w:t>
       </w:r>
       <w:r>
         <w:rPr>
-          <w:rFonts w:hint="eastAsia"/>
+          <w:rFonts w:hint="eastAsia" w:eastAsia="黑体"/>
         </w:rPr>
         <w:t xml:space="preserve">决定</w:t>
       </w:r>
       <w:r>
+        <w:rPr>
+          <w:rFonts w:eastAsia="黑体"/>
+        </w:rPr>
         <w:t xml:space="preserve"> PWM </w:t>
       </w:r>
       <w:r>
         <w:rPr>
-          <w:rFonts w:hint="eastAsia"/>
+          <w:rFonts w:hint="eastAsia" w:eastAsia="黑体"/>
         </w:rPr>
         <w:t xml:space="preserve">增益，影响环路整体增益与稳定性。</w:t>
       </w:r>
@@ -1763,7 +1997,7 @@
       </w:pPr>
       <w:r>
         <w:rPr>
-          <w:rFonts w:hint="eastAsia"/>
+          <w:rFonts w:hint="eastAsia" w:eastAsia="黑体"/>
         </w:rPr>
         <w:t xml:space="preserve">典型参数示例</w:t>
       </w:r>
@@ -1778,11 +2012,14 @@
       </w:pPr>
       <w:r>
         <w:rPr>
-          <w:rFonts w:hint="eastAsia"/>
+          <w:rFonts w:hint="eastAsia" w:eastAsia="黑体"/>
         </w:rPr>
         <w:t xml:space="preserve">取</w:t>
       </w:r>
       <w:r>
+        <w:rPr>
+          <w:rFonts w:eastAsia="黑体"/>
+        </w:rPr>
         <w:t xml:space="preserve"> </w:t>
       </w:r>
       <m:oMath>
@@ -1822,6 +2059,9 @@
         </m:r>
       </m:oMath>
       <w:r>
+        <w:rPr>
+          <w:rFonts w:eastAsia="黑体"/>
+        </w:rPr>
         <w:t xml:space="preserve">、</w:t>
       </w:r>
       <m:oMath>
@@ -1859,7 +2099,7 @@
       </m:oMath>
       <w:r>
         <w:rPr>
-          <w:rFonts w:hint="eastAsia"/>
+          <w:rFonts w:hint="eastAsia" w:eastAsia="黑体"/>
         </w:rPr>
         <w:t xml:space="preserve">：</w:t>
       </w:r>
@@ -1896,6 +2136,9 @@
         </m:r>
       </m:oMath>
       <w:r>
+        <w:rPr>
+          <w:rFonts w:eastAsia="黑体"/>
+        </w:rPr>
         <w:t xml:space="preserve">。</w:t>
       </w:r>
     </w:p>
@@ -1909,11 +2152,14 @@
       </w:pPr>
       <w:r>
         <w:rPr>
-          <w:rFonts w:hint="eastAsia"/>
+          <w:rFonts w:hint="eastAsia" w:eastAsia="黑体"/>
         </w:rPr>
         <w:t xml:space="preserve">取</w:t>
       </w:r>
       <w:r>
+        <w:rPr>
+          <w:rFonts w:eastAsia="黑体"/>
+        </w:rPr>
         <w:t xml:space="preserve"> </w:t>
       </w:r>
       <m:oMath>
@@ -1944,6 +2190,9 @@
         </m:r>
       </m:oMath>
       <w:r>
+        <w:rPr>
+          <w:rFonts w:eastAsia="黑体"/>
+        </w:rPr>
         <w:t xml:space="preserve">、</w:t>
       </w:r>
       <m:oMath>
@@ -1975,7 +2224,7 @@
       </m:oMath>
       <w:r>
         <w:rPr>
-          <w:rFonts w:hint="eastAsia"/>
+          <w:rFonts w:hint="eastAsia" w:eastAsia="黑体"/>
         </w:rPr>
         <w:t xml:space="preserve">：</w:t>
       </w:r>
@@ -2105,6 +2354,9 @@
         </m:r>
       </m:oMath>
       <w:r>
+        <w:rPr>
+          <w:rFonts w:eastAsia="黑体"/>
+        </w:rPr>
         <w:t xml:space="preserve">。</w:t>
       </w:r>
     </w:p>
@@ -2116,7 +2368,7 @@
       </w:pPr>
       <w:r>
         <w:rPr>
-          <w:rFonts w:hint="eastAsia"/>
+          <w:rFonts w:hint="eastAsia" w:eastAsia="黑体"/>
         </w:rPr>
         <w:t xml:space="preserve">常见器件型号</w:t>
       </w:r>
@@ -2131,7 +2383,7 @@
       </w:pPr>
       <w:r>
         <w:rPr>
-          <w:rFonts w:hint="eastAsia"/>
+          <w:rFonts w:hint="eastAsia" w:eastAsia="黑体"/>
         </w:rPr>
         <w:t xml:space="preserve">常用：按需选型</w:t>
       </w:r>
@@ -2146,25 +2398,31 @@
       </w:pPr>
       <w:r>
         <w:rPr>
-          <w:rFonts w:hint="eastAsia"/>
+          <w:rFonts w:hint="eastAsia" w:eastAsia="黑体"/>
         </w:rPr>
         <w:t xml:space="preserve">电压模式</w:t>
       </w:r>
       <w:r>
+        <w:rPr>
+          <w:rFonts w:eastAsia="黑体"/>
+        </w:rPr>
         <w:t xml:space="preserve"> Buck </w:t>
       </w:r>
       <w:r>
         <w:rPr>
-          <w:rFonts w:hint="eastAsia"/>
+          <w:rFonts w:hint="eastAsia" w:eastAsia="黑体"/>
         </w:rPr>
         <w:t xml:space="preserve">控制器：TPS54331、TL494（电压模式）、MP1584</w:t>
       </w:r>
       <w:r>
+        <w:rPr>
+          <w:rFonts w:eastAsia="黑体"/>
+        </w:rPr>
         <w:t xml:space="preserve"> </w:t>
       </w:r>
       <w:r>
         <w:rPr>
-          <w:rFonts w:hint="eastAsia"/>
+          <w:rFonts w:hint="eastAsia" w:eastAsia="黑体"/>
         </w:rPr>
         <w:t xml:space="preserve">类。</w:t>
       </w:r>
@@ -2177,7 +2435,7 @@
       </w:pPr>
       <w:r>
         <w:rPr>
-          <w:rFonts w:hint="eastAsia"/>
+          <w:rFonts w:hint="eastAsia" w:eastAsia="黑体"/>
         </w:rPr>
         <w:t xml:space="preserve">注意事项</w:t>
       </w:r>
@@ -2192,34 +2450,43 @@
       </w:pPr>
       <w:r>
         <w:rPr>
-          <w:rFonts w:hint="eastAsia"/>
+          <w:rFonts w:hint="eastAsia" w:eastAsia="黑体"/>
         </w:rPr>
         <w:t xml:space="preserve">必须设计</w:t>
       </w:r>
       <w:r>
+        <w:rPr>
+          <w:rFonts w:eastAsia="黑体"/>
+        </w:rPr>
         <w:t xml:space="preserve"> II </w:t>
       </w:r>
       <w:r>
         <w:rPr>
-          <w:rFonts w:hint="eastAsia"/>
+          <w:rFonts w:hint="eastAsia" w:eastAsia="黑体"/>
         </w:rPr>
         <w:t xml:space="preserve">型或</w:t>
       </w:r>
       <w:r>
+        <w:rPr>
+          <w:rFonts w:eastAsia="黑体"/>
+        </w:rPr>
         <w:t xml:space="preserve"> III </w:t>
       </w:r>
       <w:r>
         <w:rPr>
-          <w:rFonts w:hint="eastAsia"/>
+          <w:rFonts w:hint="eastAsia" w:eastAsia="黑体"/>
         </w:rPr>
         <w:t xml:space="preserve">型环路补偿，否则</w:t>
       </w:r>
       <w:r>
+        <w:rPr>
+          <w:rFonts w:eastAsia="黑体"/>
+        </w:rPr>
         <w:t xml:space="preserve"> LC </w:t>
       </w:r>
       <w:r>
         <w:rPr>
-          <w:rFonts w:hint="eastAsia"/>
+          <w:rFonts w:hint="eastAsia" w:eastAsia="黑体"/>
         </w:rPr>
         <w:t xml:space="preserve">双极点导致相位裕量不足而振荡。</w:t>
       </w:r>
@@ -2234,7 +2501,7 @@
       </w:pPr>
       <w:r>
         <w:rPr>
-          <w:rFonts w:hint="eastAsia"/>
+          <w:rFonts w:hint="eastAsia" w:eastAsia="黑体"/>
         </w:rPr>
         <w:t xml:space="preserve">对输入电压突变响应慢，前级变化大时需较大的输入电容或前馈补偿。</w:t>
       </w:r>
@@ -2249,7 +2516,7 @@
       </w:pPr>
       <w:r>
         <w:rPr>
-          <w:rFonts w:hint="eastAsia"/>
+          <w:rFonts w:hint="eastAsia" w:eastAsia="黑体"/>
         </w:rPr>
         <w:t xml:space="preserve">无逐周期限流，需另加快速过流保护。</w:t>
       </w:r>
@@ -2264,7 +2531,7 @@
       </w:pPr>
       <w:r>
         <w:rPr>
-          <w:rFonts w:hint="eastAsia"/>
+          <w:rFonts w:hint="eastAsia" w:eastAsia="黑体"/>
         </w:rPr>
         <w:t xml:space="preserve">采样分压电阻取值兼顾精度与静态功耗，并远离开关噪声走线。</w:t>
       </w:r>
@@ -2277,7 +2544,7 @@
       </w:pPr>
       <w:r>
         <w:rPr>
-          <w:rFonts w:hint="eastAsia"/>
+          <w:rFonts w:hint="eastAsia" w:eastAsia="黑体"/>
         </w:rPr>
         <w:t xml:space="preserve">参考资料</w:t>
       </w:r>
@@ -2291,29 +2558,38 @@
         </w:numPr>
       </w:pPr>
       <w:r>
+        <w:rPr>
+          <w:rFonts w:eastAsia="黑体"/>
+        </w:rPr>
         <w:t xml:space="preserve">TI </w:t>
       </w:r>
       <w:r>
         <w:rPr>
-          <w:rFonts w:hint="eastAsia"/>
+          <w:rFonts w:hint="eastAsia" w:eastAsia="黑体"/>
         </w:rPr>
         <w:t xml:space="preserve">应用笔记</w:t>
       </w:r>
       <w:r>
+        <w:rPr>
+          <w:rFonts w:eastAsia="黑体"/>
+        </w:rPr>
         <w:t xml:space="preserve"> </w:t>
       </w:r>
       <w:r>
         <w:rPr>
-          <w:rFonts w:hint="eastAsia"/>
+          <w:rFonts w:hint="eastAsia" w:eastAsia="黑体"/>
         </w:rPr>
         <w:t xml:space="preserve">SLVA057（Understanding</w:t>
       </w:r>
       <w:r>
+        <w:rPr>
+          <w:rFonts w:eastAsia="黑体"/>
+        </w:rPr>
         <w:t xml:space="preserve"> Buck Power </w:t>
       </w:r>
       <w:r>
         <w:rPr>
-          <w:rFonts w:hint="eastAsia"/>
+          <w:rFonts w:hint="eastAsia" w:eastAsia="黑体"/>
         </w:rPr>
         <w:t xml:space="preserve">Stages）。</w:t>
       </w:r>
@@ -2327,20 +2603,26 @@
         </w:numPr>
       </w:pPr>
       <w:r>
+        <w:rPr>
+          <w:rFonts w:eastAsia="黑体"/>
+        </w:rPr>
         <w:t xml:space="preserve">TI TL494 </w:t>
       </w:r>
       <w:r>
         <w:rPr>
-          <w:rFonts w:hint="eastAsia"/>
+          <w:rFonts w:hint="eastAsia" w:eastAsia="黑体"/>
         </w:rPr>
         <w:t xml:space="preserve">数据手册（电压模式</w:t>
       </w:r>
       <w:r>
+        <w:rPr>
+          <w:rFonts w:eastAsia="黑体"/>
+        </w:rPr>
         <w:t xml:space="preserve"> </w:t>
       </w:r>
       <w:r>
         <w:rPr>
-          <w:rFonts w:hint="eastAsia"/>
+          <w:rFonts w:hint="eastAsia" w:eastAsia="黑体"/>
         </w:rPr>
         <w:t xml:space="preserve">PWM）。</w:t>
       </w:r>
@@ -2355,16 +2637,19 @@
       </w:pPr>
       <w:r>
         <w:rPr>
-          <w:rFonts w:hint="eastAsia"/>
+          <w:rFonts w:hint="eastAsia" w:eastAsia="黑体"/>
         </w:rPr>
         <w:t xml:space="preserve">《开关电源设计》（Abraham</w:t>
       </w:r>
       <w:r>
+        <w:rPr>
+          <w:rFonts w:eastAsia="黑体"/>
+        </w:rPr>
         <w:t xml:space="preserve"> I. </w:t>
       </w:r>
       <w:r>
         <w:rPr>
-          <w:rFonts w:hint="eastAsia"/>
+          <w:rFonts w:hint="eastAsia" w:eastAsia="黑体"/>
         </w:rPr>
         <w:t xml:space="preserve">Pressman）。</w:t>
       </w:r>
@@ -2378,11 +2663,11 @@
       </w:pPr>
       <w:r>
         <w:rPr>
-          <w:rFonts w:ascii="Times New Roman" w:hAnsi="Times New Roman"/>
+          <w:rFonts w:ascii="Times New Roman" w:hAnsi="Times New Roman" w:eastAsia="黑体"/>
           <w:color w:val="555555"/>
           <w:sz w:val="21"/>
         </w:rPr>
-        <w:t>材料收集者：杜文杰</w:t>
+        <w:t>材料收集者：杜文杰，WX手机：19519196569，QQ:3478827729</w:t>
       </w:r>
     </w:p>
     <w:sectPr>
@@ -2402,7 +2687,7 @@
 </file>
 
 <file path=word/footer1.xml><?xml version="1.0" encoding="utf-8"?>
-<w:ftr xmlns:m="http://schemas.openxmlformats.org/officeDocument/2006/math" xmlns:mc="http://schemas.openxmlformats.org/markup-compatibility/2006" xmlns:mo="http://schemas.microsoft.com/office/mac/office/2008/main" xmlns:mv="urn:schemas-microsoft-com:mac:vml" xmlns:o="urn:schemas-microsoft-com:office:office" xmlns:r="http://schemas.openxmlformats.org/officeDocument/2006/relationships" xmlns:v="urn:schemas-microsoft-com:vml" xmlns:w10="urn:schemas-microsoft-com:office:word" xmlns:w14="http://schemas.microsoft.com/office/word/2010/wordml" xmlns:w="http://schemas.openxmlformats.org/wordprocessingml/2006/main" xmlns:wne="http://schemas.microsoft.com/office/word/2006/wordml" xmlns:wp14="http://schemas.microsoft.com/office/word/2010/wordprocessingDrawing" xmlns:wp="http://schemas.openxmlformats.org/drawingml/2006/wordprocessingDrawing" xmlns:wpc="http://schemas.microsoft.com/office/word/2010/wordprocessingCanvas" xmlns:wpg="http://schemas.microsoft.com/office/word/2010/wordprocessingGroup" xmlns:wpi="http://schemas.microsoft.com/office/word/2010/wordprocessingInk" xmlns:wps="http://schemas.microsoft.com/office/word/2010/wordprocessingShape" mc:Ignorable="w14 wp14">
+<w:ftr xmlns:mc="http://schemas.openxmlformats.org/markup-compatibility/2006" xmlns:w="http://schemas.openxmlformats.org/wordprocessingml/2006/main" xmlns:m="http://schemas.openxmlformats.org/officeDocument/2006/math" xmlns:mo="http://schemas.microsoft.com/office/mac/office/2008/main" xmlns:mv="urn:schemas-microsoft-com:mac:vml" xmlns:o="urn:schemas-microsoft-com:office:office" xmlns:r="http://schemas.openxmlformats.org/officeDocument/2006/relationships" xmlns:v="urn:schemas-microsoft-com:vml" xmlns:w10="urn:schemas-microsoft-com:office:word" xmlns:w14="http://schemas.microsoft.com/office/word/2010/wordml" xmlns:wne="http://schemas.microsoft.com/office/word/2006/wordml" xmlns:wp14="http://schemas.microsoft.com/office/word/2010/wordprocessingDrawing" xmlns:wp="http://schemas.openxmlformats.org/drawingml/2006/wordprocessingDrawing" xmlns:wpc="http://schemas.microsoft.com/office/word/2010/wordprocessingCanvas" xmlns:wpg="http://schemas.microsoft.com/office/word/2010/wordprocessingGroup" xmlns:wpi="http://schemas.microsoft.com/office/word/2010/wordprocessingInk" xmlns:wps="http://schemas.microsoft.com/office/word/2010/wordprocessingShape" mc:Ignorable="w14 wp14">
   <w:p>
     <w:pPr>
       <w:pStyle w:val="Footer"/>
@@ -2410,12 +2695,14 @@
     </w:pPr>
     <w:r>
       <w:rPr>
+        <w:rFonts w:eastAsia="黑体"/>
         <w:sz w:val="18"/>
       </w:rPr>
       <w:t xml:space="preserve">第 </w:t>
     </w:r>
     <w:r>
       <w:rPr>
+        <w:rFonts w:eastAsia="黑体"/>
         <w:sz w:val="18"/>
       </w:rPr>
       <w:fldChar w:fldCharType="begin"/>
@@ -2424,6 +2711,7 @@
     </w:r>
     <w:r>
       <w:rPr>
+        <w:rFonts w:eastAsia="黑体"/>
         <w:sz w:val="18"/>
       </w:rPr>
       <w:t xml:space="preserve"> 页</w:t>
@@ -2437,6 +2725,9 @@
   <w:footnote w:type="continuationSeparator" w:id="0">
     <w:p>
       <w:r>
+        <w:rPr>
+          <w:rFonts w:eastAsia="黑体"/>
+        </w:rPr>
         <w:continuationSeparator/>
       </w:r>
     </w:p>
@@ -2444,6 +2735,9 @@
   <w:footnote w:type="separator" w:id="-1">
     <w:p>
       <w:r>
+        <w:rPr>
+          <w:rFonts w:eastAsia="黑体"/>
+        </w:rPr>
         <w:separator/>
       </w:r>
     </w:p>
@@ -2452,7 +2746,7 @@
 </file>
 
 <file path=word/header1.xml><?xml version="1.0" encoding="utf-8"?>
-<w:hdr xmlns:m="http://schemas.openxmlformats.org/officeDocument/2006/math" xmlns:mc="http://schemas.openxmlformats.org/markup-compatibility/2006" xmlns:mo="http://schemas.microsoft.com/office/mac/office/2008/main" xmlns:mv="urn:schemas-microsoft-com:mac:vml" xmlns:o="urn:schemas-microsoft-com:office:office" xmlns:r="http://schemas.openxmlformats.org/officeDocument/2006/relationships" xmlns:v="urn:schemas-microsoft-com:vml" xmlns:w10="urn:schemas-microsoft-com:office:word" xmlns:w14="http://schemas.microsoft.com/office/word/2010/wordml" xmlns:w="http://schemas.openxmlformats.org/wordprocessingml/2006/main" xmlns:wne="http://schemas.microsoft.com/office/word/2006/wordml" xmlns:wp14="http://schemas.microsoft.com/office/word/2010/wordprocessingDrawing" xmlns:wp="http://schemas.openxmlformats.org/drawingml/2006/wordprocessingDrawing" xmlns:wpc="http://schemas.microsoft.com/office/word/2010/wordprocessingCanvas" xmlns:wpg="http://schemas.microsoft.com/office/word/2010/wordprocessingGroup" xmlns:wpi="http://schemas.microsoft.com/office/word/2010/wordprocessingInk" xmlns:wps="http://schemas.microsoft.com/office/word/2010/wordprocessingShape" mc:Ignorable="w14 wp14">
+<w:hdr xmlns:mc="http://schemas.openxmlformats.org/markup-compatibility/2006" xmlns:w="http://schemas.openxmlformats.org/wordprocessingml/2006/main" xmlns:m="http://schemas.openxmlformats.org/officeDocument/2006/math" xmlns:mo="http://schemas.microsoft.com/office/mac/office/2008/main" xmlns:mv="urn:schemas-microsoft-com:mac:vml" xmlns:o="urn:schemas-microsoft-com:office:office" xmlns:r="http://schemas.openxmlformats.org/officeDocument/2006/relationships" xmlns:v="urn:schemas-microsoft-com:vml" xmlns:w10="urn:schemas-microsoft-com:office:word" xmlns:w14="http://schemas.microsoft.com/office/word/2010/wordml" xmlns:wne="http://schemas.microsoft.com/office/word/2006/wordml" xmlns:wp14="http://schemas.microsoft.com/office/word/2010/wordprocessingDrawing" xmlns:wp="http://schemas.openxmlformats.org/drawingml/2006/wordprocessingDrawing" xmlns:wpc="http://schemas.microsoft.com/office/word/2010/wordprocessingCanvas" xmlns:wpg="http://schemas.microsoft.com/office/word/2010/wordprocessingGroup" xmlns:wpi="http://schemas.microsoft.com/office/word/2010/wordprocessingInk" xmlns:wps="http://schemas.microsoft.com/office/word/2010/wordprocessingShape" mc:Ignorable="w14 wp14">
   <w:p>
     <w:pPr>
       <w:pStyle w:val="Header"/>
@@ -2460,7 +2754,7 @@
     </w:pPr>
     <w:r>
       <w:rPr>
-        <w:rFonts w:ascii="Times New Roman" w:hAnsi="Times New Roman"/>
+        <w:rFonts w:ascii="Times New Roman" w:hAnsi="Times New Roman" w:eastAsia="黑体"/>
         <w:sz w:val="18"/>
         <w:rFonts w:eastAsia="黑体"/>
         <w:rFonts w:eastAsia="黑体"/>
@@ -2472,7 +2766,7 @@
 </file>
 
 <file path=word/numbering.xml><?xml version="1.0" encoding="utf-8"?>
-<w:numbering xmlns:m="http://schemas.openxmlformats.org/officeDocument/2006/math" xmlns:mc="http://schemas.openxmlformats.org/markup-compatibility/2006" xmlns:mo="http://schemas.microsoft.com/office/mac/office/2008/main" xmlns:mv="urn:schemas-microsoft-com:mac:vml" xmlns:o="urn:schemas-microsoft-com:office:office" xmlns:r="http://schemas.openxmlformats.org/officeDocument/2006/relationships" xmlns:v="urn:schemas-microsoft-com:vml" xmlns:w="http://schemas.openxmlformats.org/wordprocessingml/2006/main" xmlns:w10="urn:schemas-microsoft-com:office:word" xmlns:w14="http://schemas.microsoft.com/office/word/2010/wordml" xmlns:wne="http://schemas.microsoft.com/office/word/2006/wordml" xmlns:wp="http://schemas.openxmlformats.org/drawingml/2006/wordprocessingDrawing" xmlns:wp14="http://schemas.microsoft.com/office/word/2010/wordprocessingDrawing" xmlns:wpc="http://schemas.microsoft.com/office/word/2010/wordprocessingCanvas" xmlns:wpg="http://schemas.microsoft.com/office/word/2010/wordprocessingGroup" xmlns:wpi="http://schemas.microsoft.com/office/word/2010/wordprocessingInk" xmlns:wps="http://schemas.microsoft.com/office/word/2010/wordprocessingShape" mc:Ignorable="w14 wp14">
+<w:numbering xmlns:mc="http://schemas.openxmlformats.org/markup-compatibility/2006" xmlns:w="http://schemas.openxmlformats.org/wordprocessingml/2006/main" xmlns:m="http://schemas.openxmlformats.org/officeDocument/2006/math" xmlns:mo="http://schemas.microsoft.com/office/mac/office/2008/main" xmlns:mv="urn:schemas-microsoft-com:mac:vml" xmlns:o="urn:schemas-microsoft-com:office:office" xmlns:r="http://schemas.openxmlformats.org/officeDocument/2006/relationships" xmlns:v="urn:schemas-microsoft-com:vml" xmlns:w10="urn:schemas-microsoft-com:office:word" xmlns:w14="http://schemas.microsoft.com/office/word/2010/wordml" xmlns:wne="http://schemas.microsoft.com/office/word/2006/wordml" xmlns:wp="http://schemas.openxmlformats.org/drawingml/2006/wordprocessingDrawing" xmlns:wp14="http://schemas.microsoft.com/office/word/2010/wordprocessingDrawing" xmlns:wpc="http://schemas.microsoft.com/office/word/2010/wordprocessingCanvas" xmlns:wpg="http://schemas.microsoft.com/office/word/2010/wordprocessingGroup" xmlns:wpi="http://schemas.microsoft.com/office/word/2010/wordprocessingInk" xmlns:wps="http://schemas.microsoft.com/office/word/2010/wordprocessingShape" mc:Ignorable="w14 wp14">
   <w:abstractNum w:abstractNumId="0">
     <w:nsid w:val="FFFFFF7C"/>
     <w:multiLevelType w:val="singleLevel"/>
@@ -2559,7 +2853,7 @@
         <w:ind w:hanging="360" w:left="1440"/>
       </w:pPr>
       <w:rPr>
-        <w:rFonts w:ascii="Symbol" w:hAnsi="Symbol" w:hint="default"/>
+        <w:rFonts w:ascii="Symbol" w:hAnsi="Symbol" w:hint="default" w:eastAsia="黑体"/>
       </w:rPr>
     </w:lvl>
   </w:abstractNum>
@@ -2580,7 +2874,7 @@
         <w:ind w:hanging="360" w:left="1080"/>
       </w:pPr>
       <w:rPr>
-        <w:rFonts w:ascii="Symbol" w:hAnsi="Symbol" w:hint="default"/>
+        <w:rFonts w:ascii="Symbol" w:hAnsi="Symbol" w:hint="default" w:eastAsia="黑体"/>
       </w:rPr>
     </w:lvl>
   </w:abstractNum>
@@ -2601,7 +2895,7 @@
         <w:ind w:hanging="360" w:left="720"/>
       </w:pPr>
       <w:rPr>
-        <w:rFonts w:ascii="Symbol" w:hAnsi="Symbol" w:hint="default"/>
+        <w:rFonts w:ascii="Symbol" w:hAnsi="Symbol" w:hint="default" w:eastAsia="黑体"/>
       </w:rPr>
     </w:lvl>
   </w:abstractNum>
@@ -2640,7 +2934,7 @@
         <w:ind w:hanging="360" w:left="360"/>
       </w:pPr>
       <w:rPr>
-        <w:rFonts w:ascii="Symbol" w:hAnsi="Symbol" w:hint="default"/>
+        <w:rFonts w:ascii="Symbol" w:hAnsi="Symbol" w:hint="default" w:eastAsia="黑体"/>
       </w:rPr>
     </w:lvl>
   </w:abstractNum>
@@ -2731,7 +3025,7 @@
         <w:ind w:left="720" w:hanging="360"/>
       </w:pPr>
       <w:rPr>
-        <w:rFonts w:ascii="Symbol" w:hAnsi="Symbol" w:cs="Symbol" w:hint="default"/>
+        <w:rFonts w:ascii="Symbol" w:hAnsi="Symbol" w:cs="Symbol" w:hint="default" w:eastAsia="黑体"/>
       </w:rPr>
     </w:lvl>
     <w:lvl w:ilvl="1">
@@ -2742,7 +3036,7 @@
         <w:ind w:left="1440" w:hanging="360"/>
       </w:pPr>
       <w:rPr>
-        <w:rFonts w:ascii="Courier New" w:hAnsi="Courier New" w:cs="Courier New" w:hint="default"/>
+        <w:rFonts w:ascii="Courier New" w:hAnsi="Courier New" w:cs="Courier New" w:hint="default" w:eastAsia="黑体"/>
       </w:rPr>
     </w:lvl>
     <w:lvl w:ilvl="2">
@@ -2753,7 +3047,7 @@
         <w:ind w:left="2160" w:hanging="360"/>
       </w:pPr>
       <w:rPr>
-        <w:rFonts w:ascii="Wingdings" w:hAnsi="Wingdings" w:cs="Wingdings" w:hint="default"/>
+        <w:rFonts w:ascii="Wingdings" w:hAnsi="Wingdings" w:cs="Wingdings" w:hint="default" w:eastAsia="黑体"/>
       </w:rPr>
     </w:lvl>
     <w:lvl w:ilvl="3">
@@ -2764,7 +3058,7 @@
         <w:ind w:left="2880" w:hanging="360"/>
       </w:pPr>
       <w:rPr>
-        <w:rFonts w:ascii="Symbol" w:hAnsi="Symbol" w:cs="Symbol" w:hint="default"/>
+        <w:rFonts w:ascii="Symbol" w:hAnsi="Symbol" w:cs="Symbol" w:hint="default" w:eastAsia="黑体"/>
       </w:rPr>
     </w:lvl>
     <w:lvl w:ilvl="4">
@@ -2775,7 +3069,7 @@
         <w:ind w:left="3600" w:hanging="360"/>
       </w:pPr>
       <w:rPr>
-        <w:rFonts w:ascii="Courier New" w:hAnsi="Courier New" w:cs="Courier New" w:hint="default"/>
+        <w:rFonts w:ascii="Courier New" w:hAnsi="Courier New" w:cs="Courier New" w:hint="default" w:eastAsia="黑体"/>
       </w:rPr>
     </w:lvl>
     <w:lvl w:ilvl="5">
@@ -2786,7 +3080,7 @@
         <w:ind w:left="4320" w:hanging="360"/>
       </w:pPr>
       <w:rPr>
-        <w:rFonts w:ascii="Wingdings" w:hAnsi="Wingdings" w:cs="Wingdings" w:hint="default"/>
+        <w:rFonts w:ascii="Wingdings" w:hAnsi="Wingdings" w:cs="Wingdings" w:hint="default" w:eastAsia="黑体"/>
       </w:rPr>
     </w:lvl>
     <w:lvl w:ilvl="6">
@@ -2797,7 +3091,7 @@
         <w:ind w:left="5040" w:hanging="360"/>
       </w:pPr>
       <w:rPr>
-        <w:rFonts w:ascii="Symbol" w:hAnsi="Symbol" w:cs="Symbol" w:hint="default"/>
+        <w:rFonts w:ascii="Symbol" w:hAnsi="Symbol" w:cs="Symbol" w:hint="default" w:eastAsia="黑体"/>
       </w:rPr>
     </w:lvl>
     <w:lvl w:ilvl="7">
@@ -2808,7 +3102,7 @@
         <w:ind w:left="5760" w:hanging="360"/>
       </w:pPr>
       <w:rPr>
-        <w:rFonts w:ascii="Courier New" w:hAnsi="Courier New" w:cs="Courier New" w:hint="default"/>
+        <w:rFonts w:ascii="Courier New" w:hAnsi="Courier New" w:cs="Courier New" w:hint="default" w:eastAsia="黑体"/>
       </w:rPr>
     </w:lvl>
     <w:lvl w:ilvl="8">
@@ -2819,7 +3113,7 @@
         <w:ind w:left="6480" w:hanging="360"/>
       </w:pPr>
       <w:rPr>
-        <w:rFonts w:ascii="Wingdings" w:hAnsi="Wingdings" w:cs="Wingdings" w:hint="default"/>
+        <w:rFonts w:ascii="Wingdings" w:hAnsi="Wingdings" w:cs="Wingdings" w:hint="default" w:eastAsia="黑体"/>
       </w:rPr>
     </w:lvl>
   </w:abstractNum>
@@ -2875,11 +3169,11 @@
 </file>
 
 <file path=word/styles.xml><?xml version="1.0" encoding="utf-8"?>
-<w:styles xmlns:mc="http://schemas.openxmlformats.org/markup-compatibility/2006" xmlns:r="http://schemas.openxmlformats.org/officeDocument/2006/relationships" xmlns:w="http://schemas.openxmlformats.org/wordprocessingml/2006/main" xmlns:w14="http://schemas.microsoft.com/office/word/2010/wordml" mc:Ignorable="w14">
+<w:styles xmlns:mc="http://schemas.openxmlformats.org/markup-compatibility/2006" xmlns:w="http://schemas.openxmlformats.org/wordprocessingml/2006/main" xmlns:r="http://schemas.openxmlformats.org/officeDocument/2006/relationships" xmlns:w14="http://schemas.microsoft.com/office/word/2010/wordml" mc:Ignorable="w14">
   <w:docDefaults>
     <w:rPrDefault>
       <w:rPr>
-        <w:rFonts w:asciiTheme="minorHAnsi" w:cstheme="minorBidi" w:eastAsiaTheme="minorEastAsia" w:hAnsiTheme="minorHAnsi"/>
+        <w:rFonts w:asciiTheme="minorHAnsi" w:cstheme="minorBidi" w:hAnsiTheme="minorHAnsi" w:eastAsia="黑体"/>
         <w:sz w:val="22"/>
         <w:szCs w:val="22"/>
         <w:lang w:bidi="ar-SA" w:eastAsia="en-US" w:val="en-US"/>
@@ -3101,7 +3395,7 @@
       <w:outlineLvl w:val="0"/>
     </w:pPr>
     <w:rPr>
-      <w:rFonts w:ascii="Times New Roman" w:asciiTheme="majorHAnsi" w:cstheme="majorBidi" w:eastAsia="黑体" w:eastAsiaTheme="majorEastAsia" w:hAnsi="Times New Roman" w:hAnsiTheme="majorHAnsi"/>
+      <w:rFonts w:ascii="Times New Roman" w:asciiTheme="majorHAnsi" w:cstheme="majorBidi" w:eastAsia="黑体" w:hAnsi="Times New Roman" w:hAnsiTheme="majorHAnsi"/>
       <w:b/>
       <w:bCs/>
       <w:color w:val="1F3864"/>
@@ -3125,7 +3419,7 @@
       <w:outlineLvl w:val="1"/>
     </w:pPr>
     <w:rPr>
-      <w:rFonts w:ascii="Times New Roman" w:asciiTheme="majorHAnsi" w:cstheme="majorBidi" w:eastAsia="黑体" w:eastAsiaTheme="majorEastAsia" w:hAnsi="Times New Roman" w:hAnsiTheme="majorHAnsi"/>
+      <w:rFonts w:ascii="Times New Roman" w:asciiTheme="majorHAnsi" w:cstheme="majorBidi" w:eastAsia="黑体" w:hAnsi="Times New Roman" w:hAnsiTheme="majorHAnsi"/>
       <w:b/>
       <w:bCs/>
       <w:color w:val="2E4E7E"/>
@@ -3149,7 +3443,7 @@
       <w:outlineLvl w:val="2"/>
     </w:pPr>
     <w:rPr>
-      <w:rFonts w:ascii="Times New Roman" w:asciiTheme="majorHAnsi" w:cstheme="majorBidi" w:eastAsia="黑体" w:eastAsiaTheme="majorEastAsia" w:hAnsi="Times New Roman" w:hAnsiTheme="majorHAnsi"/>
+      <w:rFonts w:ascii="Times New Roman" w:asciiTheme="majorHAnsi" w:cstheme="majorBidi" w:eastAsia="黑体" w:hAnsi="Times New Roman" w:hAnsiTheme="majorHAnsi"/>
       <w:b/>
       <w:bCs/>
       <w:color w:val="2E4E7E"/>
@@ -3173,7 +3467,7 @@
       <w:outlineLvl w:val="3"/>
     </w:pPr>
     <w:rPr>
-      <w:rFonts w:ascii="Times New Roman" w:asciiTheme="majorHAnsi" w:cstheme="majorBidi" w:eastAsia="黑体" w:eastAsiaTheme="majorEastAsia" w:hAnsi="Times New Roman" w:hAnsiTheme="majorHAnsi"/>
+      <w:rFonts w:ascii="Times New Roman" w:asciiTheme="majorHAnsi" w:cstheme="majorBidi" w:eastAsia="黑体" w:hAnsi="Times New Roman" w:hAnsiTheme="majorHAnsi"/>
       <w:b/>
       <w:bCs/>
       <w:i/>
@@ -3199,7 +3493,7 @@
       <w:outlineLvl w:val="4"/>
     </w:pPr>
     <w:rPr>
-      <w:rFonts w:ascii="Times New Roman" w:asciiTheme="majorHAnsi" w:cstheme="majorBidi" w:eastAsia="黑体" w:eastAsiaTheme="majorEastAsia" w:hAnsi="Times New Roman" w:hAnsiTheme="majorHAnsi"/>
+      <w:rFonts w:ascii="Times New Roman" w:asciiTheme="majorHAnsi" w:cstheme="majorBidi" w:eastAsia="黑体" w:hAnsi="Times New Roman" w:hAnsiTheme="majorHAnsi"/>
       <w:b/>
       <w:color w:val="333333"/>
       <w:sz w:val="22"/>
@@ -3222,7 +3516,7 @@
       <w:outlineLvl w:val="5"/>
     </w:pPr>
     <w:rPr>
-      <w:rFonts w:asciiTheme="majorHAnsi" w:cstheme="majorBidi" w:eastAsiaTheme="majorEastAsia" w:hAnsiTheme="majorHAnsi"/>
+      <w:rFonts w:asciiTheme="majorHAnsi" w:cstheme="majorBidi" w:hAnsiTheme="majorHAnsi" w:eastAsia="黑体"/>
       <w:i/>
       <w:iCs/>
       <w:color w:themeColor="accent1" w:themeShade="7F" w:val="243F60"/>
@@ -3245,7 +3539,7 @@
       <w:outlineLvl w:val="6"/>
     </w:pPr>
     <w:rPr>
-      <w:rFonts w:asciiTheme="majorHAnsi" w:cstheme="majorBidi" w:eastAsiaTheme="majorEastAsia" w:hAnsiTheme="majorHAnsi"/>
+      <w:rFonts w:asciiTheme="majorHAnsi" w:cstheme="majorBidi" w:hAnsiTheme="majorHAnsi" w:eastAsia="黑体"/>
       <w:i/>
       <w:iCs/>
       <w:color w:themeColor="text1" w:themeTint="BF" w:val="404040"/>
@@ -3268,7 +3562,7 @@
       <w:outlineLvl w:val="7"/>
     </w:pPr>
     <w:rPr>
-      <w:rFonts w:asciiTheme="majorHAnsi" w:cstheme="majorBidi" w:eastAsiaTheme="majorEastAsia" w:hAnsiTheme="majorHAnsi"/>
+      <w:rFonts w:asciiTheme="majorHAnsi" w:cstheme="majorBidi" w:hAnsiTheme="majorHAnsi" w:eastAsia="黑体"/>
       <w:color w:themeColor="accent1" w:val="4F81BD"/>
       <w:sz w:val="20"/>
       <w:szCs w:val="20"/>
@@ -3291,7 +3585,7 @@
       <w:outlineLvl w:val="8"/>
     </w:pPr>
     <w:rPr>
-      <w:rFonts w:asciiTheme="majorHAnsi" w:cstheme="majorBidi" w:eastAsiaTheme="majorEastAsia" w:hAnsiTheme="majorHAnsi"/>
+      <w:rFonts w:asciiTheme="majorHAnsi" w:cstheme="majorBidi" w:hAnsiTheme="majorHAnsi" w:eastAsia="黑体"/>
       <w:i/>
       <w:iCs/>
       <w:color w:themeColor="text1" w:themeTint="BF" w:val="404040"/>
@@ -3342,7 +3636,7 @@
     <w:uiPriority w:val="9"/>
     <w:rsid w:val="00FC693F"/>
     <w:rPr>
-      <w:rFonts w:asciiTheme="majorHAnsi" w:cstheme="majorBidi" w:eastAsiaTheme="majorEastAsia" w:hAnsiTheme="majorHAnsi"/>
+      <w:rFonts w:asciiTheme="majorHAnsi" w:cstheme="majorBidi" w:hAnsiTheme="majorHAnsi" w:eastAsia="黑体"/>
       <w:b/>
       <w:bCs/>
       <w:color w:themeColor="accent1" w:themeShade="BF" w:val="365F91"/>
@@ -3357,7 +3651,7 @@
     <w:uiPriority w:val="9"/>
     <w:rsid w:val="00FC693F"/>
     <w:rPr>
-      <w:rFonts w:asciiTheme="majorHAnsi" w:cstheme="majorBidi" w:eastAsiaTheme="majorEastAsia" w:hAnsiTheme="majorHAnsi"/>
+      <w:rFonts w:asciiTheme="majorHAnsi" w:cstheme="majorBidi" w:hAnsiTheme="majorHAnsi" w:eastAsia="黑体"/>
       <w:b/>
       <w:bCs/>
       <w:color w:themeColor="accent1" w:val="4F81BD"/>
@@ -3372,7 +3666,7 @@
     <w:uiPriority w:val="9"/>
     <w:rsid w:val="00FC693F"/>
     <w:rPr>
-      <w:rFonts w:asciiTheme="majorHAnsi" w:cstheme="majorBidi" w:eastAsiaTheme="majorEastAsia" w:hAnsiTheme="majorHAnsi"/>
+      <w:rFonts w:asciiTheme="majorHAnsi" w:cstheme="majorBidi" w:hAnsiTheme="majorHAnsi" w:eastAsia="黑体"/>
       <w:b/>
       <w:bCs/>
       <w:color w:themeColor="accent1" w:val="4F81BD"/>
@@ -3395,7 +3689,7 @@
       <w:contextualSpacing/>
     </w:pPr>
     <w:rPr>
-      <w:rFonts w:ascii="Times New Roman" w:asciiTheme="majorHAnsi" w:cstheme="majorBidi" w:eastAsia="黑体" w:eastAsiaTheme="majorEastAsia" w:hAnsi="Times New Roman" w:hAnsiTheme="majorHAnsi"/>
+      <w:rFonts w:ascii="Times New Roman" w:asciiTheme="majorHAnsi" w:cstheme="majorBidi" w:eastAsia="黑体" w:hAnsi="Times New Roman" w:hAnsiTheme="majorHAnsi"/>
       <w:b/>
       <w:color w:val="1F3864"/>
       <w:spacing w:val="5"/>
@@ -3411,7 +3705,7 @@
     <w:uiPriority w:val="10"/>
     <w:rsid w:val="00FC693F"/>
     <w:rPr>
-      <w:rFonts w:asciiTheme="majorHAnsi" w:cstheme="majorBidi" w:eastAsiaTheme="majorEastAsia" w:hAnsiTheme="majorHAnsi"/>
+      <w:rFonts w:asciiTheme="majorHAnsi" w:cstheme="majorBidi" w:hAnsiTheme="majorHAnsi" w:eastAsia="黑体"/>
       <w:color w:themeColor="text2" w:themeShade="BF" w:val="17365D"/>
       <w:spacing w:val="5"/>
       <w:kern w:val="28"/>
@@ -3433,7 +3727,7 @@
       </w:numPr>
     </w:pPr>
     <w:rPr>
-      <w:rFonts w:asciiTheme="majorHAnsi" w:cstheme="majorBidi" w:eastAsiaTheme="majorEastAsia" w:hAnsiTheme="majorHAnsi"/>
+      <w:rFonts w:asciiTheme="majorHAnsi" w:cstheme="majorBidi" w:hAnsiTheme="majorHAnsi" w:eastAsia="黑体"/>
       <w:i/>
       <w:iCs/>
       <w:color w:themeColor="accent1" w:val="4F81BD"/>
@@ -3449,7 +3743,7 @@
     <w:uiPriority w:val="11"/>
     <w:rsid w:val="00FC693F"/>
     <w:rPr>
-      <w:rFonts w:asciiTheme="majorHAnsi" w:cstheme="majorBidi" w:eastAsiaTheme="majorEastAsia" w:hAnsiTheme="majorHAnsi"/>
+      <w:rFonts w:asciiTheme="majorHAnsi" w:cstheme="majorBidi" w:hAnsiTheme="majorHAnsi" w:eastAsia="黑体"/>
       <w:i/>
       <w:iCs/>
       <w:color w:themeColor="accent1" w:val="4F81BD"/>
@@ -3516,6 +3810,7 @@
       <w:spacing w:after="120"/>
     </w:pPr>
     <w:rPr>
+      <w:rFonts w:eastAsia="黑体"/>
       <w:sz w:val="16"/>
       <w:szCs w:val="16"/>
     </w:rPr>
@@ -3527,6 +3822,7 @@
     <w:uiPriority w:val="99"/>
     <w:rsid w:val="00AA1D8D"/>
     <w:rPr>
+      <w:rFonts w:eastAsia="黑体"/>
       <w:sz w:val="16"/>
       <w:szCs w:val="16"/>
     </w:rPr>
@@ -3696,7 +3992,7 @@
       </w:tabs>
     </w:pPr>
     <w:rPr>
-      <w:rFonts w:ascii="Courier" w:hAnsi="Courier"/>
+      <w:rFonts w:ascii="Courier" w:hAnsi="Courier" w:eastAsia="黑体"/>
       <w:sz w:val="20"/>
       <w:szCs w:val="20"/>
     </w:rPr>
@@ -3708,7 +4004,7 @@
     <w:uiPriority w:val="99"/>
     <w:rsid w:val="0029639D"/>
     <w:rPr>
-      <w:rFonts w:ascii="Courier" w:hAnsi="Courier"/>
+      <w:rFonts w:ascii="Courier" w:hAnsi="Courier" w:eastAsia="黑体"/>
       <w:sz w:val="20"/>
       <w:szCs w:val="20"/>
     </w:rPr>
@@ -3744,6 +4040,7 @@
     <w:uiPriority w:val="29"/>
     <w:rsid w:val="00FC693F"/>
     <w:rPr>
+      <w:rFonts w:eastAsia="黑体"/>
       <w:i/>
       <w:iCs/>
       <w:color w:themeColor="text1" w:val="000000"/>
@@ -3757,7 +4054,7 @@
     <w:semiHidden/>
     <w:rsid w:val="00FC693F"/>
     <w:rPr>
-      <w:rFonts w:asciiTheme="majorHAnsi" w:cstheme="majorBidi" w:eastAsiaTheme="majorEastAsia" w:hAnsiTheme="majorHAnsi"/>
+      <w:rFonts w:asciiTheme="majorHAnsi" w:cstheme="majorBidi" w:hAnsiTheme="majorHAnsi" w:eastAsia="黑体"/>
       <w:b/>
       <w:bCs/>
       <w:i/>
@@ -3773,7 +4070,7 @@
     <w:semiHidden/>
     <w:rsid w:val="00FC693F"/>
     <w:rPr>
-      <w:rFonts w:asciiTheme="majorHAnsi" w:cstheme="majorBidi" w:eastAsiaTheme="majorEastAsia" w:hAnsiTheme="majorHAnsi"/>
+      <w:rFonts w:asciiTheme="majorHAnsi" w:cstheme="majorBidi" w:hAnsiTheme="majorHAnsi" w:eastAsia="黑体"/>
       <w:color w:themeColor="accent1" w:themeShade="7F" w:val="243F60"/>
     </w:rPr>
   </w:style>
@@ -3785,7 +4082,7 @@
     <w:semiHidden/>
     <w:rsid w:val="00FC693F"/>
     <w:rPr>
-      <w:rFonts w:asciiTheme="majorHAnsi" w:cstheme="majorBidi" w:eastAsiaTheme="majorEastAsia" w:hAnsiTheme="majorHAnsi"/>
+      <w:rFonts w:asciiTheme="majorHAnsi" w:cstheme="majorBidi" w:hAnsiTheme="majorHAnsi" w:eastAsia="黑体"/>
       <w:i/>
       <w:iCs/>
       <w:color w:themeColor="accent1" w:themeShade="7F" w:val="243F60"/>
@@ -3799,7 +4096,7 @@
     <w:semiHidden/>
     <w:rsid w:val="00FC693F"/>
     <w:rPr>
-      <w:rFonts w:asciiTheme="majorHAnsi" w:cstheme="majorBidi" w:eastAsiaTheme="majorEastAsia" w:hAnsiTheme="majorHAnsi"/>
+      <w:rFonts w:asciiTheme="majorHAnsi" w:cstheme="majorBidi" w:hAnsiTheme="majorHAnsi" w:eastAsia="黑体"/>
       <w:i/>
       <w:iCs/>
       <w:color w:themeColor="text1" w:themeTint="BF" w:val="404040"/>
@@ -3813,7 +4110,7 @@
     <w:semiHidden/>
     <w:rsid w:val="00FC693F"/>
     <w:rPr>
-      <w:rFonts w:asciiTheme="majorHAnsi" w:cstheme="majorBidi" w:eastAsiaTheme="majorEastAsia" w:hAnsiTheme="majorHAnsi"/>
+      <w:rFonts w:asciiTheme="majorHAnsi" w:cstheme="majorBidi" w:hAnsiTheme="majorHAnsi" w:eastAsia="黑体"/>
       <w:color w:themeColor="accent1" w:val="4F81BD"/>
       <w:sz w:val="20"/>
       <w:szCs w:val="20"/>
@@ -3827,7 +4124,7 @@
     <w:semiHidden/>
     <w:rsid w:val="00FC693F"/>
     <w:rPr>
-      <w:rFonts w:asciiTheme="majorHAnsi" w:cstheme="majorBidi" w:eastAsiaTheme="majorEastAsia" w:hAnsiTheme="majorHAnsi"/>
+      <w:rFonts w:asciiTheme="majorHAnsi" w:cstheme="majorBidi" w:hAnsiTheme="majorHAnsi" w:eastAsia="黑体"/>
       <w:i/>
       <w:iCs/>
       <w:color w:themeColor="text1" w:themeTint="BF" w:val="404040"/>
@@ -3848,6 +4145,7 @@
       <w:spacing w:line="240" w:lineRule="auto"/>
     </w:pPr>
     <w:rPr>
+      <w:rFonts w:eastAsia="黑体"/>
       <w:b/>
       <w:bCs/>
       <w:color w:themeColor="accent1" w:val="4F81BD"/>
@@ -3862,6 +4160,7 @@
     <w:qFormat/>
     <w:rsid w:val="00FC693F"/>
     <w:rPr>
+      <w:rFonts w:eastAsia="黑体"/>
       <w:b/>
       <w:bCs/>
     </w:rPr>
@@ -3873,6 +4172,7 @@
     <w:qFormat/>
     <w:rsid w:val="00FC693F"/>
     <w:rPr>
+      <w:rFonts w:eastAsia="黑体"/>
       <w:i/>
       <w:iCs/>
     </w:rPr>
@@ -3893,6 +4193,7 @@
       <w:ind w:left="936" w:right="936"/>
     </w:pPr>
     <w:rPr>
+      <w:rFonts w:eastAsia="黑体"/>
       <w:b/>
       <w:bCs/>
       <w:i/>
@@ -3907,6 +4208,7 @@
     <w:uiPriority w:val="30"/>
     <w:rsid w:val="00FC693F"/>
     <w:rPr>
+      <w:rFonts w:eastAsia="黑体"/>
       <w:b/>
       <w:bCs/>
       <w:i/>
@@ -3921,6 +4223,7 @@
     <w:qFormat/>
     <w:rsid w:val="00FC693F"/>
     <w:rPr>
+      <w:rFonts w:eastAsia="黑体"/>
       <w:i/>
       <w:iCs/>
       <w:color w:themeColor="text1" w:themeTint="7F" w:val="808080"/>
@@ -3933,6 +4236,7 @@
     <w:qFormat/>
     <w:rsid w:val="00FC693F"/>
     <w:rPr>
+      <w:rFonts w:eastAsia="黑体"/>
       <w:b/>
       <w:bCs/>
       <w:i/>
@@ -3947,6 +4251,7 @@
     <w:qFormat/>
     <w:rsid w:val="00FC693F"/>
     <w:rPr>
+      <w:rFonts w:eastAsia="黑体"/>
       <w:smallCaps/>
       <w:color w:themeColor="accent2" w:val="C0504D"/>
       <w:u w:val="single"/>
@@ -3959,6 +4264,7 @@
     <w:qFormat/>
     <w:rsid w:val="00FC693F"/>
     <w:rPr>
+      <w:rFonts w:eastAsia="黑体"/>
       <w:b/>
       <w:bCs/>
       <w:smallCaps/>
@@ -3974,6 +4280,7 @@
     <w:qFormat/>
     <w:rsid w:val="00FC693F"/>
     <w:rPr>
+      <w:rFonts w:eastAsia="黑体"/>
       <w:b/>
       <w:bCs/>
       <w:smallCaps/>
@@ -4028,6 +4335,7 @@
       <w:spacing w:after="0" w:line="240" w:lineRule="auto"/>
     </w:pPr>
     <w:rPr>
+      <w:rFonts w:eastAsia="黑体"/>
       <w:color w:themeColor="text1" w:themeShade="BF" w:val="000000"/>
     </w:rPr>
     <w:tblPr>
@@ -4050,6 +4358,7 @@
         <w:spacing w:after="0" w:before="0" w:line="240" w:lineRule="auto"/>
       </w:pPr>
       <w:rPr>
+        <w:rFonts w:eastAsia="黑体"/>
         <w:b/>
         <w:bCs/>
       </w:rPr>
@@ -4070,6 +4379,7 @@
         <w:spacing w:after="0" w:before="0" w:line="240" w:lineRule="auto"/>
       </w:pPr>
       <w:rPr>
+        <w:rFonts w:eastAsia="黑体"/>
         <w:b/>
         <w:bCs/>
       </w:rPr>
@@ -4087,12 +4397,14 @@
     </w:tblStylePr>
     <w:tblStylePr w:type="firstCol">
       <w:rPr>
+        <w:rFonts w:eastAsia="黑体"/>
         <w:b/>
         <w:bCs/>
       </w:rPr>
     </w:tblStylePr>
     <w:tblStylePr w:type="lastCol">
       <w:rPr>
+        <w:rFonts w:eastAsia="黑体"/>
         <w:b/>
         <w:bCs/>
       </w:rPr>
@@ -4131,6 +4443,7 @@
       <w:spacing w:after="0" w:line="240" w:lineRule="auto"/>
     </w:pPr>
     <w:rPr>
+      <w:rFonts w:eastAsia="黑体"/>
       <w:color w:themeColor="accent1" w:themeShade="BF" w:val="365F91"/>
     </w:rPr>
     <w:tblPr>
@@ -4153,6 +4466,7 @@
         <w:spacing w:after="0" w:before="0" w:line="240" w:lineRule="auto"/>
       </w:pPr>
       <w:rPr>
+        <w:rFonts w:eastAsia="黑体"/>
         <w:b/>
         <w:bCs/>
       </w:rPr>
@@ -4173,6 +4487,7 @@
         <w:spacing w:after="0" w:before="0" w:line="240" w:lineRule="auto"/>
       </w:pPr>
       <w:rPr>
+        <w:rFonts w:eastAsia="黑体"/>
         <w:b/>
         <w:bCs/>
       </w:rPr>
@@ -4190,12 +4505,14 @@
     </w:tblStylePr>
     <w:tblStylePr w:type="firstCol">
       <w:rPr>
+        <w:rFonts w:eastAsia="黑体"/>
         <w:b/>
         <w:bCs/>
       </w:rPr>
     </w:tblStylePr>
     <w:tblStylePr w:type="lastCol">
       <w:rPr>
+        <w:rFonts w:eastAsia="黑体"/>
         <w:b/>
         <w:bCs/>
       </w:rPr>
@@ -4234,6 +4551,7 @@
       <w:spacing w:after="0" w:line="240" w:lineRule="auto"/>
     </w:pPr>
     <w:rPr>
+      <w:rFonts w:eastAsia="黑体"/>
       <w:color w:themeColor="accent2" w:themeShade="BF" w:val="943634"/>
     </w:rPr>
     <w:tblPr>
@@ -4256,6 +4574,7 @@
         <w:spacing w:after="0" w:before="0" w:line="240" w:lineRule="auto"/>
       </w:pPr>
       <w:rPr>
+        <w:rFonts w:eastAsia="黑体"/>
         <w:b/>
         <w:bCs/>
       </w:rPr>
@@ -4276,6 +4595,7 @@
         <w:spacing w:after="0" w:before="0" w:line="240" w:lineRule="auto"/>
       </w:pPr>
       <w:rPr>
+        <w:rFonts w:eastAsia="黑体"/>
         <w:b/>
         <w:bCs/>
       </w:rPr>
@@ -4293,12 +4613,14 @@
     </w:tblStylePr>
     <w:tblStylePr w:type="firstCol">
       <w:rPr>
+        <w:rFonts w:eastAsia="黑体"/>
         <w:b/>
         <w:bCs/>
       </w:rPr>
     </w:tblStylePr>
     <w:tblStylePr w:type="lastCol">
       <w:rPr>
+        <w:rFonts w:eastAsia="黑体"/>
         <w:b/>
         <w:bCs/>
       </w:rPr>
@@ -4337,6 +4659,7 @@
       <w:spacing w:after="0" w:line="240" w:lineRule="auto"/>
     </w:pPr>
     <w:rPr>
+      <w:rFonts w:eastAsia="黑体"/>
       <w:color w:themeColor="accent3" w:themeShade="BF" w:val="76923C"/>
     </w:rPr>
     <w:tblPr>
@@ -4359,6 +4682,7 @@
         <w:spacing w:after="0" w:before="0" w:line="240" w:lineRule="auto"/>
       </w:pPr>
       <w:rPr>
+        <w:rFonts w:eastAsia="黑体"/>
         <w:b/>
         <w:bCs/>
       </w:rPr>
@@ -4379,6 +4703,7 @@
         <w:spacing w:after="0" w:before="0" w:line="240" w:lineRule="auto"/>
       </w:pPr>
       <w:rPr>
+        <w:rFonts w:eastAsia="黑体"/>
         <w:b/>
         <w:bCs/>
       </w:rPr>
@@ -4396,12 +4721,14 @@
     </w:tblStylePr>
     <w:tblStylePr w:type="firstCol">
       <w:rPr>
+        <w:rFonts w:eastAsia="黑体"/>
         <w:b/>
         <w:bCs/>
       </w:rPr>
     </w:tblStylePr>
     <w:tblStylePr w:type="lastCol">
       <w:rPr>
+        <w:rFonts w:eastAsia="黑体"/>
         <w:b/>
         <w:bCs/>
       </w:rPr>
@@ -4440,6 +4767,7 @@
       <w:spacing w:after="0" w:line="240" w:lineRule="auto"/>
     </w:pPr>
     <w:rPr>
+      <w:rFonts w:eastAsia="黑体"/>
       <w:color w:themeColor="accent4" w:themeShade="BF" w:val="5F497A"/>
     </w:rPr>
     <w:tblPr>
@@ -4462,6 +4790,7 @@
         <w:spacing w:after="0" w:before="0" w:line="240" w:lineRule="auto"/>
       </w:pPr>
       <w:rPr>
+        <w:rFonts w:eastAsia="黑体"/>
         <w:b/>
         <w:bCs/>
       </w:rPr>
@@ -4482,6 +4811,7 @@
         <w:spacing w:after="0" w:before="0" w:line="240" w:lineRule="auto"/>
       </w:pPr>
       <w:rPr>
+        <w:rFonts w:eastAsia="黑体"/>
         <w:b/>
         <w:bCs/>
       </w:rPr>
@@ -4499,12 +4829,14 @@
     </w:tblStylePr>
     <w:tblStylePr w:type="firstCol">
       <w:rPr>
+        <w:rFonts w:eastAsia="黑体"/>
         <w:b/>
         <w:bCs/>
       </w:rPr>
     </w:tblStylePr>
     <w:tblStylePr w:type="lastCol">
       <w:rPr>
+        <w:rFonts w:eastAsia="黑体"/>
         <w:b/>
         <w:bCs/>
       </w:rPr>
@@ -4543,6 +4875,7 @@
       <w:spacing w:after="0" w:line="240" w:lineRule="auto"/>
     </w:pPr>
     <w:rPr>
+      <w:rFonts w:eastAsia="黑体"/>
       <w:color w:themeColor="accent5" w:themeShade="BF" w:val="31849B"/>
     </w:rPr>
     <w:tblPr>
@@ -4565,6 +4898,7 @@
         <w:spacing w:after="0" w:before="0" w:line="240" w:lineRule="auto"/>
       </w:pPr>
       <w:rPr>
+        <w:rFonts w:eastAsia="黑体"/>
         <w:b/>
         <w:bCs/>
       </w:rPr>
@@ -4585,6 +4919,7 @@
         <w:spacing w:after="0" w:before="0" w:line="240" w:lineRule="auto"/>
       </w:pPr>
       <w:rPr>
+        <w:rFonts w:eastAsia="黑体"/>
         <w:b/>
         <w:bCs/>
       </w:rPr>
@@ -4602,12 +4937,14 @@
     </w:tblStylePr>
     <w:tblStylePr w:type="firstCol">
       <w:rPr>
+        <w:rFonts w:eastAsia="黑体"/>
         <w:b/>
         <w:bCs/>
       </w:rPr>
     </w:tblStylePr>
     <w:tblStylePr w:type="lastCol">
       <w:rPr>
+        <w:rFonts w:eastAsia="黑体"/>
         <w:b/>
         <w:bCs/>
       </w:rPr>
@@ -4646,6 +4983,7 @@
       <w:spacing w:after="0" w:line="240" w:lineRule="auto"/>
     </w:pPr>
     <w:rPr>
+      <w:rFonts w:eastAsia="黑体"/>
       <w:color w:themeColor="accent6" w:themeShade="BF" w:val="E36C0A"/>
     </w:rPr>
     <w:tblPr>
@@ -4668,6 +5006,7 @@
         <w:spacing w:after="0" w:before="0" w:line="240" w:lineRule="auto"/>
       </w:pPr>
       <w:rPr>
+        <w:rFonts w:eastAsia="黑体"/>
         <w:b/>
         <w:bCs/>
       </w:rPr>
@@ -4688,6 +5027,7 @@
         <w:spacing w:after="0" w:before="0" w:line="240" w:lineRule="auto"/>
       </w:pPr>
       <w:rPr>
+        <w:rFonts w:eastAsia="黑体"/>
         <w:b/>
         <w:bCs/>
       </w:rPr>
@@ -4705,12 +5045,14 @@
     </w:tblStylePr>
     <w:tblStylePr w:type="firstCol">
       <w:rPr>
+        <w:rFonts w:eastAsia="黑体"/>
         <w:b/>
         <w:bCs/>
       </w:rPr>
     </w:tblStylePr>
     <w:tblStylePr w:type="lastCol">
       <w:rPr>
+        <w:rFonts w:eastAsia="黑体"/>
         <w:b/>
         <w:bCs/>
       </w:rPr>
@@ -4770,6 +5112,7 @@
         <w:spacing w:after="0" w:before="0" w:line="240" w:lineRule="auto"/>
       </w:pPr>
       <w:rPr>
+        <w:rFonts w:eastAsia="黑体"/>
         <w:b/>
         <w:bCs/>
         <w:color w:themeColor="background1" w:val="FFFFFF"/>
@@ -4784,6 +5127,7 @@
         <w:spacing w:after="0" w:before="0" w:line="240" w:lineRule="auto"/>
       </w:pPr>
       <w:rPr>
+        <w:rFonts w:eastAsia="黑体"/>
         <w:b/>
         <w:bCs/>
       </w:rPr>
@@ -4799,12 +5143,14 @@
     </w:tblStylePr>
     <w:tblStylePr w:type="firstCol">
       <w:rPr>
+        <w:rFonts w:eastAsia="黑体"/>
         <w:b/>
         <w:bCs/>
       </w:rPr>
     </w:tblStylePr>
     <w:tblStylePr w:type="lastCol">
       <w:rPr>
+        <w:rFonts w:eastAsia="黑体"/>
         <w:b/>
         <w:bCs/>
       </w:rPr>
@@ -4862,6 +5208,7 @@
         <w:spacing w:after="0" w:before="0" w:line="240" w:lineRule="auto"/>
       </w:pPr>
       <w:rPr>
+        <w:rFonts w:eastAsia="黑体"/>
         <w:b/>
         <w:bCs/>
         <w:color w:themeColor="background1" w:val="FFFFFF"/>
@@ -4876,6 +5223,7 @@
         <w:spacing w:after="0" w:before="0" w:line="240" w:lineRule="auto"/>
       </w:pPr>
       <w:rPr>
+        <w:rFonts w:eastAsia="黑体"/>
         <w:b/>
         <w:bCs/>
       </w:rPr>
@@ -4891,12 +5239,14 @@
     </w:tblStylePr>
     <w:tblStylePr w:type="firstCol">
       <w:rPr>
+        <w:rFonts w:eastAsia="黑体"/>
         <w:b/>
         <w:bCs/>
       </w:rPr>
     </w:tblStylePr>
     <w:tblStylePr w:type="lastCol">
       <w:rPr>
+        <w:rFonts w:eastAsia="黑体"/>
         <w:b/>
         <w:bCs/>
       </w:rPr>
@@ -4954,6 +5304,7 @@
         <w:spacing w:after="0" w:before="0" w:line="240" w:lineRule="auto"/>
       </w:pPr>
       <w:rPr>
+        <w:rFonts w:eastAsia="黑体"/>
         <w:b/>
         <w:bCs/>
         <w:color w:themeColor="background1" w:val="FFFFFF"/>
@@ -4968,6 +5319,7 @@
         <w:spacing w:after="0" w:before="0" w:line="240" w:lineRule="auto"/>
       </w:pPr>
       <w:rPr>
+        <w:rFonts w:eastAsia="黑体"/>
         <w:b/>
         <w:bCs/>
       </w:rPr>
@@ -4983,12 +5335,14 @@
     </w:tblStylePr>
     <w:tblStylePr w:type="firstCol">
       <w:rPr>
+        <w:rFonts w:eastAsia="黑体"/>
         <w:b/>
         <w:bCs/>
       </w:rPr>
     </w:tblStylePr>
     <w:tblStylePr w:type="lastCol">
       <w:rPr>
+        <w:rFonts w:eastAsia="黑体"/>
         <w:b/>
         <w:bCs/>
       </w:rPr>
@@ -5046,6 +5400,7 @@
         <w:spacing w:after="0" w:before="0" w:line="240" w:lineRule="auto"/>
       </w:pPr>
       <w:rPr>
+        <w:rFonts w:eastAsia="黑体"/>
         <w:b/>
         <w:bCs/>
         <w:color w:themeColor="background1" w:val="FFFFFF"/>
@@ -5060,6 +5415,7 @@
         <w:spacing w:after="0" w:before="0" w:line="240" w:lineRule="auto"/>
       </w:pPr>
       <w:rPr>
+        <w:rFonts w:eastAsia="黑体"/>
         <w:b/>
         <w:bCs/>
       </w:rPr>
@@ -5075,12 +5431,14 @@
     </w:tblStylePr>
     <w:tblStylePr w:type="firstCol">
       <w:rPr>
+        <w:rFonts w:eastAsia="黑体"/>
         <w:b/>
         <w:bCs/>
       </w:rPr>
     </w:tblStylePr>
     <w:tblStylePr w:type="lastCol">
       <w:rPr>
+        <w:rFonts w:eastAsia="黑体"/>
         <w:b/>
         <w:bCs/>
       </w:rPr>
@@ -5138,6 +5496,7 @@
         <w:spacing w:after="0" w:before="0" w:line="240" w:lineRule="auto"/>
       </w:pPr>
       <w:rPr>
+        <w:rFonts w:eastAsia="黑体"/>
         <w:b/>
         <w:bCs/>
         <w:color w:themeColor="background1" w:val="FFFFFF"/>
@@ -5152,6 +5511,7 @@
         <w:spacing w:after="0" w:before="0" w:line="240" w:lineRule="auto"/>
       </w:pPr>
       <w:rPr>
+        <w:rFonts w:eastAsia="黑体"/>
         <w:b/>
         <w:bCs/>
       </w:rPr>
@@ -5167,12 +5527,14 @@
     </w:tblStylePr>
     <w:tblStylePr w:type="firstCol">
       <w:rPr>
+        <w:rFonts w:eastAsia="黑体"/>
         <w:b/>
         <w:bCs/>
       </w:rPr>
     </w:tblStylePr>
     <w:tblStylePr w:type="lastCol">
       <w:rPr>
+        <w:rFonts w:eastAsia="黑体"/>
         <w:b/>
         <w:bCs/>
       </w:rPr>
@@ -5230,6 +5592,7 @@
         <w:spacing w:after="0" w:before="0" w:line="240" w:lineRule="auto"/>
       </w:pPr>
       <w:rPr>
+        <w:rFonts w:eastAsia="黑体"/>
         <w:b/>
         <w:bCs/>
         <w:color w:themeColor="background1" w:val="FFFFFF"/>
@@ -5244,6 +5607,7 @@
         <w:spacing w:after="0" w:before="0" w:line="240" w:lineRule="auto"/>
       </w:pPr>
       <w:rPr>
+        <w:rFonts w:eastAsia="黑体"/>
         <w:b/>
         <w:bCs/>
       </w:rPr>
@@ -5259,12 +5623,14 @@
     </w:tblStylePr>
     <w:tblStylePr w:type="firstCol">
       <w:rPr>
+        <w:rFonts w:eastAsia="黑体"/>
         <w:b/>
         <w:bCs/>
       </w:rPr>
     </w:tblStylePr>
     <w:tblStylePr w:type="lastCol">
       <w:rPr>
+        <w:rFonts w:eastAsia="黑体"/>
         <w:b/>
         <w:bCs/>
       </w:rPr>
@@ -5322,6 +5688,7 @@
         <w:spacing w:after="0" w:before="0" w:line="240" w:lineRule="auto"/>
       </w:pPr>
       <w:rPr>
+        <w:rFonts w:eastAsia="黑体"/>
         <w:b/>
         <w:bCs/>
         <w:color w:themeColor="background1" w:val="FFFFFF"/>
@@ -5336,6 +5703,7 @@
         <w:spacing w:after="0" w:before="0" w:line="240" w:lineRule="auto"/>
       </w:pPr>
       <w:rPr>
+        <w:rFonts w:eastAsia="黑体"/>
         <w:b/>
         <w:bCs/>
       </w:rPr>
@@ -5351,12 +5719,14 @@
     </w:tblStylePr>
     <w:tblStylePr w:type="firstCol">
       <w:rPr>
+        <w:rFonts w:eastAsia="黑体"/>
         <w:b/>
         <w:bCs/>
       </w:rPr>
     </w:tblStylePr>
     <w:tblStylePr w:type="lastCol">
       <w:rPr>
+        <w:rFonts w:eastAsia="黑体"/>
         <w:b/>
         <w:bCs/>
       </w:rPr>
@@ -5416,7 +5786,7 @@
         <w:spacing w:after="0" w:before="0" w:line="240" w:lineRule="auto"/>
       </w:pPr>
       <w:rPr>
-        <w:rFonts w:asciiTheme="majorHAnsi" w:cstheme="majorBidi" w:eastAsiaTheme="majorEastAsia" w:hAnsiTheme="majorHAnsi"/>
+        <w:rFonts w:asciiTheme="majorHAnsi" w:cstheme="majorBidi" w:hAnsiTheme="majorHAnsi" w:eastAsia="黑体"/>
         <w:b/>
         <w:bCs/>
       </w:rPr>
@@ -5437,7 +5807,7 @@
         <w:spacing w:after="0" w:before="0" w:line="240" w:lineRule="auto"/>
       </w:pPr>
       <w:rPr>
-        <w:rFonts w:asciiTheme="majorHAnsi" w:cstheme="majorBidi" w:eastAsiaTheme="majorEastAsia" w:hAnsiTheme="majorHAnsi"/>
+        <w:rFonts w:asciiTheme="majorHAnsi" w:cstheme="majorBidi" w:hAnsiTheme="majorHAnsi" w:eastAsia="黑体"/>
         <w:b/>
         <w:bCs/>
       </w:rPr>
@@ -5455,14 +5825,14 @@
     </w:tblStylePr>
     <w:tblStylePr w:type="firstCol">
       <w:rPr>
-        <w:rFonts w:asciiTheme="majorHAnsi" w:cstheme="majorBidi" w:eastAsiaTheme="majorEastAsia" w:hAnsiTheme="majorHAnsi"/>
+        <w:rFonts w:asciiTheme="majorHAnsi" w:cstheme="majorBidi" w:hAnsiTheme="majorHAnsi" w:eastAsia="黑体"/>
         <w:b/>
         <w:bCs/>
       </w:rPr>
     </w:tblStylePr>
     <w:tblStylePr w:type="lastCol">
       <w:rPr>
-        <w:rFonts w:asciiTheme="majorHAnsi" w:cstheme="majorBidi" w:eastAsiaTheme="majorEastAsia" w:hAnsiTheme="majorHAnsi"/>
+        <w:rFonts w:asciiTheme="majorHAnsi" w:cstheme="majorBidi" w:hAnsiTheme="majorHAnsi" w:eastAsia="黑体"/>
         <w:b/>
         <w:bCs/>
       </w:rPr>
@@ -5546,7 +5916,7 @@
         <w:spacing w:after="0" w:before="0" w:line="240" w:lineRule="auto"/>
       </w:pPr>
       <w:rPr>
-        <w:rFonts w:asciiTheme="majorHAnsi" w:cstheme="majorBidi" w:eastAsiaTheme="majorEastAsia" w:hAnsiTheme="majorHAnsi"/>
+        <w:rFonts w:asciiTheme="majorHAnsi" w:cstheme="majorBidi" w:hAnsiTheme="majorHAnsi" w:eastAsia="黑体"/>
         <w:b/>
         <w:bCs/>
       </w:rPr>
@@ -5567,7 +5937,7 @@
         <w:spacing w:after="0" w:before="0" w:line="240" w:lineRule="auto"/>
       </w:pPr>
       <w:rPr>
-        <w:rFonts w:asciiTheme="majorHAnsi" w:cstheme="majorBidi" w:eastAsiaTheme="majorEastAsia" w:hAnsiTheme="majorHAnsi"/>
+        <w:rFonts w:asciiTheme="majorHAnsi" w:cstheme="majorBidi" w:hAnsiTheme="majorHAnsi" w:eastAsia="黑体"/>
         <w:b/>
         <w:bCs/>
       </w:rPr>
@@ -5585,14 +5955,14 @@
     </w:tblStylePr>
     <w:tblStylePr w:type="firstCol">
       <w:rPr>
-        <w:rFonts w:asciiTheme="majorHAnsi" w:cstheme="majorBidi" w:eastAsiaTheme="majorEastAsia" w:hAnsiTheme="majorHAnsi"/>
+        <w:rFonts w:asciiTheme="majorHAnsi" w:cstheme="majorBidi" w:hAnsiTheme="majorHAnsi" w:eastAsia="黑体"/>
         <w:b/>
         <w:bCs/>
       </w:rPr>
     </w:tblStylePr>
     <w:tblStylePr w:type="lastCol">
       <w:rPr>
-        <w:rFonts w:asciiTheme="majorHAnsi" w:cstheme="majorBidi" w:eastAsiaTheme="majorEastAsia" w:hAnsiTheme="majorHAnsi"/>
+        <w:rFonts w:asciiTheme="majorHAnsi" w:cstheme="majorBidi" w:hAnsiTheme="majorHAnsi" w:eastAsia="黑体"/>
         <w:b/>
         <w:bCs/>
       </w:rPr>
@@ -5676,7 +6046,7 @@
         <w:spacing w:after="0" w:before="0" w:line="240" w:lineRule="auto"/>
       </w:pPr>
       <w:rPr>
-        <w:rFonts w:asciiTheme="majorHAnsi" w:cstheme="majorBidi" w:eastAsiaTheme="majorEastAsia" w:hAnsiTheme="majorHAnsi"/>
+        <w:rFonts w:asciiTheme="majorHAnsi" w:cstheme="majorBidi" w:hAnsiTheme="majorHAnsi" w:eastAsia="黑体"/>
         <w:b/>
         <w:bCs/>
       </w:rPr>
@@ -5697,7 +6067,7 @@
         <w:spacing w:after="0" w:before="0" w:line="240" w:lineRule="auto"/>
       </w:pPr>
       <w:rPr>
-        <w:rFonts w:asciiTheme="majorHAnsi" w:cstheme="majorBidi" w:eastAsiaTheme="majorEastAsia" w:hAnsiTheme="majorHAnsi"/>
+        <w:rFonts w:asciiTheme="majorHAnsi" w:cstheme="majorBidi" w:hAnsiTheme="majorHAnsi" w:eastAsia="黑体"/>
         <w:b/>
         <w:bCs/>
       </w:rPr>
@@ -5715,14 +6085,14 @@
     </w:tblStylePr>
     <w:tblStylePr w:type="firstCol">
       <w:rPr>
-        <w:rFonts w:asciiTheme="majorHAnsi" w:cstheme="majorBidi" w:eastAsiaTheme="majorEastAsia" w:hAnsiTheme="majorHAnsi"/>
+        <w:rFonts w:asciiTheme="majorHAnsi" w:cstheme="majorBidi" w:hAnsiTheme="majorHAnsi" w:eastAsia="黑体"/>
         <w:b/>
         <w:bCs/>
       </w:rPr>
     </w:tblStylePr>
     <w:tblStylePr w:type="lastCol">
       <w:rPr>
-        <w:rFonts w:asciiTheme="majorHAnsi" w:cstheme="majorBidi" w:eastAsiaTheme="majorEastAsia" w:hAnsiTheme="majorHAnsi"/>
+        <w:rFonts w:asciiTheme="majorHAnsi" w:cstheme="majorBidi" w:hAnsiTheme="majorHAnsi" w:eastAsia="黑体"/>
         <w:b/>
         <w:bCs/>
       </w:rPr>
@@ -5806,7 +6176,7 @@
         <w:spacing w:after="0" w:before="0" w:line="240" w:lineRule="auto"/>
       </w:pPr>
       <w:rPr>
-        <w:rFonts w:asciiTheme="majorHAnsi" w:cstheme="majorBidi" w:eastAsiaTheme="majorEastAsia" w:hAnsiTheme="majorHAnsi"/>
+        <w:rFonts w:asciiTheme="majorHAnsi" w:cstheme="majorBidi" w:hAnsiTheme="majorHAnsi" w:eastAsia="黑体"/>
         <w:b/>
         <w:bCs/>
       </w:rPr>
@@ -5827,7 +6197,7 @@
         <w:spacing w:after="0" w:before="0" w:line="240" w:lineRule="auto"/>
       </w:pPr>
       <w:rPr>
-        <w:rFonts w:asciiTheme="majorHAnsi" w:cstheme="majorBidi" w:eastAsiaTheme="majorEastAsia" w:hAnsiTheme="majorHAnsi"/>
+        <w:rFonts w:asciiTheme="majorHAnsi" w:cstheme="majorBidi" w:hAnsiTheme="majorHAnsi" w:eastAsia="黑体"/>
         <w:b/>
         <w:bCs/>
       </w:rPr>
@@ -5845,14 +6215,14 @@
     </w:tblStylePr>
     <w:tblStylePr w:type="firstCol">
       <w:rPr>
-        <w:rFonts w:asciiTheme="majorHAnsi" w:cstheme="majorBidi" w:eastAsiaTheme="majorEastAsia" w:hAnsiTheme="majorHAnsi"/>
+        <w:rFonts w:asciiTheme="majorHAnsi" w:cstheme="majorBidi" w:hAnsiTheme="majorHAnsi" w:eastAsia="黑体"/>
         <w:b/>
         <w:bCs/>
       </w:rPr>
     </w:tblStylePr>
     <w:tblStylePr w:type="lastCol">
       <w:rPr>
-        <w:rFonts w:asciiTheme="majorHAnsi" w:cstheme="majorBidi" w:eastAsiaTheme="majorEastAsia" w:hAnsiTheme="majorHAnsi"/>
+        <w:rFonts w:asciiTheme="majorHAnsi" w:cstheme="majorBidi" w:hAnsiTheme="majorHAnsi" w:eastAsia="黑体"/>
         <w:b/>
         <w:bCs/>
       </w:rPr>
@@ -5936,7 +6306,7 @@
         <w:spacing w:after="0" w:before="0" w:line="240" w:lineRule="auto"/>
       </w:pPr>
       <w:rPr>
-        <w:rFonts w:asciiTheme="majorHAnsi" w:cstheme="majorBidi" w:eastAsiaTheme="majorEastAsia" w:hAnsiTheme="majorHAnsi"/>
+        <w:rFonts w:asciiTheme="majorHAnsi" w:cstheme="majorBidi" w:hAnsiTheme="majorHAnsi" w:eastAsia="黑体"/>
         <w:b/>
         <w:bCs/>
       </w:rPr>
@@ -5957,7 +6327,7 @@
         <w:spacing w:after="0" w:before="0" w:line="240" w:lineRule="auto"/>
       </w:pPr>
       <w:rPr>
-        <w:rFonts w:asciiTheme="majorHAnsi" w:cstheme="majorBidi" w:eastAsiaTheme="majorEastAsia" w:hAnsiTheme="majorHAnsi"/>
+        <w:rFonts w:asciiTheme="majorHAnsi" w:cstheme="majorBidi" w:hAnsiTheme="majorHAnsi" w:eastAsia="黑体"/>
         <w:b/>
         <w:bCs/>
       </w:rPr>
@@ -5975,14 +6345,14 @@
     </w:tblStylePr>
     <w:tblStylePr w:type="firstCol">
       <w:rPr>
-        <w:rFonts w:asciiTheme="majorHAnsi" w:cstheme="majorBidi" w:eastAsiaTheme="majorEastAsia" w:hAnsiTheme="majorHAnsi"/>
+        <w:rFonts w:asciiTheme="majorHAnsi" w:cstheme="majorBidi" w:hAnsiTheme="majorHAnsi" w:eastAsia="黑体"/>
         <w:b/>
         <w:bCs/>
       </w:rPr>
     </w:tblStylePr>
     <w:tblStylePr w:type="lastCol">
       <w:rPr>
-        <w:rFonts w:asciiTheme="majorHAnsi" w:cstheme="majorBidi" w:eastAsiaTheme="majorEastAsia" w:hAnsiTheme="majorHAnsi"/>
+        <w:rFonts w:asciiTheme="majorHAnsi" w:cstheme="majorBidi" w:hAnsiTheme="majorHAnsi" w:eastAsia="黑体"/>
         <w:b/>
         <w:bCs/>
       </w:rPr>
@@ -6066,7 +6436,7 @@
         <w:spacing w:after="0" w:before="0" w:line="240" w:lineRule="auto"/>
       </w:pPr>
       <w:rPr>
-        <w:rFonts w:asciiTheme="majorHAnsi" w:cstheme="majorBidi" w:eastAsiaTheme="majorEastAsia" w:hAnsiTheme="majorHAnsi"/>
+        <w:rFonts w:asciiTheme="majorHAnsi" w:cstheme="majorBidi" w:hAnsiTheme="majorHAnsi" w:eastAsia="黑体"/>
         <w:b/>
         <w:bCs/>
       </w:rPr>
@@ -6087,7 +6457,7 @@
         <w:spacing w:after="0" w:before="0" w:line="240" w:lineRule="auto"/>
       </w:pPr>
       <w:rPr>
-        <w:rFonts w:asciiTheme="majorHAnsi" w:cstheme="majorBidi" w:eastAsiaTheme="majorEastAsia" w:hAnsiTheme="majorHAnsi"/>
+        <w:rFonts w:asciiTheme="majorHAnsi" w:cstheme="majorBidi" w:hAnsiTheme="majorHAnsi" w:eastAsia="黑体"/>
         <w:b/>
         <w:bCs/>
       </w:rPr>
@@ -6105,14 +6475,14 @@
     </w:tblStylePr>
     <w:tblStylePr w:type="firstCol">
       <w:rPr>
-        <w:rFonts w:asciiTheme="majorHAnsi" w:cstheme="majorBidi" w:eastAsiaTheme="majorEastAsia" w:hAnsiTheme="majorHAnsi"/>
+        <w:rFonts w:asciiTheme="majorHAnsi" w:cstheme="majorBidi" w:hAnsiTheme="majorHAnsi" w:eastAsia="黑体"/>
         <w:b/>
         <w:bCs/>
       </w:rPr>
     </w:tblStylePr>
     <w:tblStylePr w:type="lastCol">
       <w:rPr>
-        <w:rFonts w:asciiTheme="majorHAnsi" w:cstheme="majorBidi" w:eastAsiaTheme="majorEastAsia" w:hAnsiTheme="majorHAnsi"/>
+        <w:rFonts w:asciiTheme="majorHAnsi" w:cstheme="majorBidi" w:hAnsiTheme="majorHAnsi" w:eastAsia="黑体"/>
         <w:b/>
         <w:bCs/>
       </w:rPr>
@@ -6196,7 +6566,7 @@
         <w:spacing w:after="0" w:before="0" w:line="240" w:lineRule="auto"/>
       </w:pPr>
       <w:rPr>
-        <w:rFonts w:asciiTheme="majorHAnsi" w:cstheme="majorBidi" w:eastAsiaTheme="majorEastAsia" w:hAnsiTheme="majorHAnsi"/>
+        <w:rFonts w:asciiTheme="majorHAnsi" w:cstheme="majorBidi" w:hAnsiTheme="majorHAnsi" w:eastAsia="黑体"/>
         <w:b/>
         <w:bCs/>
       </w:rPr>
@@ -6217,7 +6587,7 @@
         <w:spacing w:after="0" w:before="0" w:line="240" w:lineRule="auto"/>
       </w:pPr>
       <w:rPr>
-        <w:rFonts w:asciiTheme="majorHAnsi" w:cstheme="majorBidi" w:eastAsiaTheme="majorEastAsia" w:hAnsiTheme="majorHAnsi"/>
+        <w:rFonts w:asciiTheme="majorHAnsi" w:cstheme="majorBidi" w:hAnsiTheme="majorHAnsi" w:eastAsia="黑体"/>
         <w:b/>
         <w:bCs/>
       </w:rPr>
@@ -6235,14 +6605,14 @@
     </w:tblStylePr>
     <w:tblStylePr w:type="firstCol">
       <w:rPr>
-        <w:rFonts w:asciiTheme="majorHAnsi" w:cstheme="majorBidi" w:eastAsiaTheme="majorEastAsia" w:hAnsiTheme="majorHAnsi"/>
+        <w:rFonts w:asciiTheme="majorHAnsi" w:cstheme="majorBidi" w:hAnsiTheme="majorHAnsi" w:eastAsia="黑体"/>
         <w:b/>
         <w:bCs/>
       </w:rPr>
     </w:tblStylePr>
     <w:tblStylePr w:type="lastCol">
       <w:rPr>
-        <w:rFonts w:asciiTheme="majorHAnsi" w:cstheme="majorBidi" w:eastAsiaTheme="majorEastAsia" w:hAnsiTheme="majorHAnsi"/>
+        <w:rFonts w:asciiTheme="majorHAnsi" w:cstheme="majorBidi" w:hAnsiTheme="majorHAnsi" w:eastAsia="黑体"/>
         <w:b/>
         <w:bCs/>
       </w:rPr>
@@ -6325,6 +6695,7 @@
         <w:spacing w:after="0" w:before="0" w:line="240" w:lineRule="auto"/>
       </w:pPr>
       <w:rPr>
+        <w:rFonts w:eastAsia="黑体"/>
         <w:b/>
         <w:bCs/>
         <w:color w:themeColor="background1" w:val="FFFFFF"/>
@@ -6347,6 +6718,7 @@
         <w:spacing w:after="0" w:before="0" w:line="240" w:lineRule="auto"/>
       </w:pPr>
       <w:rPr>
+        <w:rFonts w:eastAsia="黑体"/>
         <w:b/>
         <w:bCs/>
       </w:rPr>
@@ -6364,12 +6736,14 @@
     </w:tblStylePr>
     <w:tblStylePr w:type="firstCol">
       <w:rPr>
+        <w:rFonts w:eastAsia="黑体"/>
         <w:b/>
         <w:bCs/>
       </w:rPr>
     </w:tblStylePr>
     <w:tblStylePr w:type="lastCol">
       <w:rPr>
+        <w:rFonts w:eastAsia="黑体"/>
         <w:b/>
         <w:bCs/>
       </w:rPr>
@@ -6431,6 +6805,7 @@
         <w:spacing w:after="0" w:before="0" w:line="240" w:lineRule="auto"/>
       </w:pPr>
       <w:rPr>
+        <w:rFonts w:eastAsia="黑体"/>
         <w:b/>
         <w:bCs/>
         <w:color w:themeColor="background1" w:val="FFFFFF"/>
@@ -6453,6 +6828,7 @@
         <w:spacing w:after="0" w:before="0" w:line="240" w:lineRule="auto"/>
       </w:pPr>
       <w:rPr>
+        <w:rFonts w:eastAsia="黑体"/>
         <w:b/>
         <w:bCs/>
       </w:rPr>
@@ -6470,12 +6846,14 @@
     </w:tblStylePr>
     <w:tblStylePr w:type="firstCol">
       <w:rPr>
+        <w:rFonts w:eastAsia="黑体"/>
         <w:b/>
         <w:bCs/>
       </w:rPr>
     </w:tblStylePr>
     <w:tblStylePr w:type="lastCol">
       <w:rPr>
+        <w:rFonts w:eastAsia="黑体"/>
         <w:b/>
         <w:bCs/>
       </w:rPr>
@@ -6537,6 +6915,7 @@
         <w:spacing w:after="0" w:before="0" w:line="240" w:lineRule="auto"/>
       </w:pPr>
       <w:rPr>
+        <w:rFonts w:eastAsia="黑体"/>
         <w:b/>
         <w:bCs/>
         <w:color w:themeColor="background1" w:val="FFFFFF"/>
@@ -6559,6 +6938,7 @@
         <w:spacing w:after="0" w:before="0" w:line="240" w:lineRule="auto"/>
       </w:pPr>
       <w:rPr>
+        <w:rFonts w:eastAsia="黑体"/>
         <w:b/>
         <w:bCs/>
       </w:rPr>
@@ -6576,12 +6956,14 @@
     </w:tblStylePr>
     <w:tblStylePr w:type="firstCol">
       <w:rPr>
+        <w:rFonts w:eastAsia="黑体"/>
         <w:b/>
         <w:bCs/>
       </w:rPr>
     </w:tblStylePr>
     <w:tblStylePr w:type="lastCol">
       <w:rPr>
+        <w:rFonts w:eastAsia="黑体"/>
         <w:b/>
         <w:bCs/>
       </w:rPr>
@@ -6643,6 +7025,7 @@
         <w:spacing w:after="0" w:before="0" w:line="240" w:lineRule="auto"/>
       </w:pPr>
       <w:rPr>
+        <w:rFonts w:eastAsia="黑体"/>
         <w:b/>
         <w:bCs/>
         <w:color w:themeColor="background1" w:val="FFFFFF"/>
@@ -6665,6 +7048,7 @@
         <w:spacing w:after="0" w:before="0" w:line="240" w:lineRule="auto"/>
       </w:pPr>
       <w:rPr>
+        <w:rFonts w:eastAsia="黑体"/>
         <w:b/>
         <w:bCs/>
       </w:rPr>
@@ -6682,12 +7066,14 @@
     </w:tblStylePr>
     <w:tblStylePr w:type="firstCol">
       <w:rPr>
+        <w:rFonts w:eastAsia="黑体"/>
         <w:b/>
         <w:bCs/>
       </w:rPr>
     </w:tblStylePr>
     <w:tblStylePr w:type="lastCol">
       <w:rPr>
+        <w:rFonts w:eastAsia="黑体"/>
         <w:b/>
         <w:bCs/>
       </w:rPr>
@@ -6749,6 +7135,7 @@
         <w:spacing w:after="0" w:before="0" w:line="240" w:lineRule="auto"/>
       </w:pPr>
       <w:rPr>
+        <w:rFonts w:eastAsia="黑体"/>
         <w:b/>
         <w:bCs/>
         <w:color w:themeColor="background1" w:val="FFFFFF"/>
@@ -6771,6 +7158,7 @@
         <w:spacing w:after="0" w:before="0" w:line="240" w:lineRule="auto"/>
       </w:pPr>
       <w:rPr>
+        <w:rFonts w:eastAsia="黑体"/>
         <w:b/>
         <w:bCs/>
       </w:rPr>
@@ -6788,12 +7176,14 @@
     </w:tblStylePr>
     <w:tblStylePr w:type="firstCol">
       <w:rPr>
+        <w:rFonts w:eastAsia="黑体"/>
         <w:b/>
         <w:bCs/>
       </w:rPr>
     </w:tblStylePr>
     <w:tblStylePr w:type="lastCol">
       <w:rPr>
+        <w:rFonts w:eastAsia="黑体"/>
         <w:b/>
         <w:bCs/>
       </w:rPr>
@@ -6855,6 +7245,7 @@
         <w:spacing w:after="0" w:before="0" w:line="240" w:lineRule="auto"/>
       </w:pPr>
       <w:rPr>
+        <w:rFonts w:eastAsia="黑体"/>
         <w:b/>
         <w:bCs/>
         <w:color w:themeColor="background1" w:val="FFFFFF"/>
@@ -6877,6 +7268,7 @@
         <w:spacing w:after="0" w:before="0" w:line="240" w:lineRule="auto"/>
       </w:pPr>
       <w:rPr>
+        <w:rFonts w:eastAsia="黑体"/>
         <w:b/>
         <w:bCs/>
       </w:rPr>
@@ -6894,12 +7286,14 @@
     </w:tblStylePr>
     <w:tblStylePr w:type="firstCol">
       <w:rPr>
+        <w:rFonts w:eastAsia="黑体"/>
         <w:b/>
         <w:bCs/>
       </w:rPr>
     </w:tblStylePr>
     <w:tblStylePr w:type="lastCol">
       <w:rPr>
+        <w:rFonts w:eastAsia="黑体"/>
         <w:b/>
         <w:bCs/>
       </w:rPr>
@@ -6961,6 +7355,7 @@
         <w:spacing w:after="0" w:before="0" w:line="240" w:lineRule="auto"/>
       </w:pPr>
       <w:rPr>
+        <w:rFonts w:eastAsia="黑体"/>
         <w:b/>
         <w:bCs/>
         <w:color w:themeColor="background1" w:val="FFFFFF"/>
@@ -6983,6 +7378,7 @@
         <w:spacing w:after="0" w:before="0" w:line="240" w:lineRule="auto"/>
       </w:pPr>
       <w:rPr>
+        <w:rFonts w:eastAsia="黑体"/>
         <w:b/>
         <w:bCs/>
       </w:rPr>
@@ -7000,12 +7396,14 @@
     </w:tblStylePr>
     <w:tblStylePr w:type="firstCol">
       <w:rPr>
+        <w:rFonts w:eastAsia="黑体"/>
         <w:b/>
         <w:bCs/>
       </w:rPr>
     </w:tblStylePr>
     <w:tblStylePr w:type="lastCol">
       <w:rPr>
+        <w:rFonts w:eastAsia="黑体"/>
         <w:b/>
         <w:bCs/>
       </w:rPr>
@@ -7064,6 +7462,7 @@
         <w:spacing w:after="0" w:before="0" w:line="240" w:lineRule="auto"/>
       </w:pPr>
       <w:rPr>
+        <w:rFonts w:eastAsia="黑体"/>
         <w:b/>
         <w:bCs/>
         <w:color w:themeColor="background1" w:val="FFFFFF"/>
@@ -7086,6 +7485,7 @@
         <w:spacing w:after="0" w:before="0" w:line="240" w:lineRule="auto"/>
       </w:pPr>
       <w:rPr>
+        <w:rFonts w:eastAsia="黑体"/>
         <w:color w:val="auto"/>
       </w:rPr>
       <w:tblPr/>
@@ -7103,6 +7503,7 @@
     </w:tblStylePr>
     <w:tblStylePr w:type="firstCol">
       <w:rPr>
+        <w:rFonts w:eastAsia="黑体"/>
         <w:b/>
         <w:bCs/>
         <w:color w:themeColor="background1" w:val="FFFFFF"/>
@@ -7122,6 +7523,7 @@
     </w:tblStylePr>
     <w:tblStylePr w:type="lastCol">
       <w:rPr>
+        <w:rFonts w:eastAsia="黑体"/>
         <w:b/>
         <w:bCs/>
         <w:color w:themeColor="background1" w:val="FFFFFF"/>
@@ -7170,6 +7572,7 @@
     </w:tblStylePr>
     <w:tblStylePr w:type="nwCell">
       <w:rPr>
+        <w:rFonts w:eastAsia="黑体"/>
         <w:color w:themeColor="background1" w:val="FFFFFF"/>
       </w:rPr>
       <w:tblPr/>
@@ -7213,6 +7616,7 @@
         <w:spacing w:after="0" w:before="0" w:line="240" w:lineRule="auto"/>
       </w:pPr>
       <w:rPr>
+        <w:rFonts w:eastAsia="黑体"/>
         <w:b/>
         <w:bCs/>
         <w:color w:themeColor="background1" w:val="FFFFFF"/>
@@ -7235,6 +7639,7 @@
         <w:spacing w:after="0" w:before="0" w:line="240" w:lineRule="auto"/>
       </w:pPr>
       <w:rPr>
+        <w:rFonts w:eastAsia="黑体"/>
         <w:color w:val="auto"/>
       </w:rPr>
       <w:tblPr/>
@@ -7252,6 +7657,7 @@
     </w:tblStylePr>
     <w:tblStylePr w:type="firstCol">
       <w:rPr>
+        <w:rFonts w:eastAsia="黑体"/>
         <w:b/>
         <w:bCs/>
         <w:color w:themeColor="background1" w:val="FFFFFF"/>
@@ -7271,6 +7677,7 @@
     </w:tblStylePr>
     <w:tblStylePr w:type="lastCol">
       <w:rPr>
+        <w:rFonts w:eastAsia="黑体"/>
         <w:b/>
         <w:bCs/>
         <w:color w:themeColor="background1" w:val="FFFFFF"/>
@@ -7319,6 +7726,7 @@
     </w:tblStylePr>
     <w:tblStylePr w:type="nwCell">
       <w:rPr>
+        <w:rFonts w:eastAsia="黑体"/>
         <w:color w:themeColor="background1" w:val="FFFFFF"/>
       </w:rPr>
       <w:tblPr/>
@@ -7362,6 +7770,7 @@
         <w:spacing w:after="0" w:before="0" w:line="240" w:lineRule="auto"/>
       </w:pPr>
       <w:rPr>
+        <w:rFonts w:eastAsia="黑体"/>
         <w:b/>
         <w:bCs/>
         <w:color w:themeColor="background1" w:val="FFFFFF"/>
@@ -7384,6 +7793,7 @@
         <w:spacing w:after="0" w:before="0" w:line="240" w:lineRule="auto"/>
       </w:pPr>
       <w:rPr>
+        <w:rFonts w:eastAsia="黑体"/>
         <w:color w:val="auto"/>
       </w:rPr>
       <w:tblPr/>
@@ -7401,6 +7811,7 @@
     </w:tblStylePr>
     <w:tblStylePr w:type="firstCol">
       <w:rPr>
+        <w:rFonts w:eastAsia="黑体"/>
         <w:b/>
         <w:bCs/>
         <w:color w:themeColor="background1" w:val="FFFFFF"/>
@@ -7420,6 +7831,7 @@
     </w:tblStylePr>
     <w:tblStylePr w:type="lastCol">
       <w:rPr>
+        <w:rFonts w:eastAsia="黑体"/>
         <w:b/>
         <w:bCs/>
         <w:color w:themeColor="background1" w:val="FFFFFF"/>
@@ -7468,6 +7880,7 @@
     </w:tblStylePr>
     <w:tblStylePr w:type="nwCell">
       <w:rPr>
+        <w:rFonts w:eastAsia="黑体"/>
         <w:color w:themeColor="background1" w:val="FFFFFF"/>
       </w:rPr>
       <w:tblPr/>
@@ -7511,6 +7924,7 @@
         <w:spacing w:after="0" w:before="0" w:line="240" w:lineRule="auto"/>
       </w:pPr>
       <w:rPr>
+        <w:rFonts w:eastAsia="黑体"/>
         <w:b/>
         <w:bCs/>
         <w:color w:themeColor="background1" w:val="FFFFFF"/>
@@ -7533,6 +7947,7 @@
         <w:spacing w:after="0" w:before="0" w:line="240" w:lineRule="auto"/>
       </w:pPr>
       <w:rPr>
+        <w:rFonts w:eastAsia="黑体"/>
         <w:color w:val="auto"/>
       </w:rPr>
       <w:tblPr/>
@@ -7550,6 +7965,7 @@
     </w:tblStylePr>
     <w:tblStylePr w:type="firstCol">
       <w:rPr>
+        <w:rFonts w:eastAsia="黑体"/>
         <w:b/>
         <w:bCs/>
         <w:color w:themeColor="background1" w:val="FFFFFF"/>
@@ -7569,6 +7985,7 @@
     </w:tblStylePr>
     <w:tblStylePr w:type="lastCol">
       <w:rPr>
+        <w:rFonts w:eastAsia="黑体"/>
         <w:b/>
         <w:bCs/>
         <w:color w:themeColor="background1" w:val="FFFFFF"/>
@@ -7617,6 +8034,7 @@
     </w:tblStylePr>
     <w:tblStylePr w:type="nwCell">
       <w:rPr>
+        <w:rFonts w:eastAsia="黑体"/>
         <w:color w:themeColor="background1" w:val="FFFFFF"/>
       </w:rPr>
       <w:tblPr/>
@@ -7660,6 +8078,7 @@
         <w:spacing w:after="0" w:before="0" w:line="240" w:lineRule="auto"/>
       </w:pPr>
       <w:rPr>
+        <w:rFonts w:eastAsia="黑体"/>
         <w:b/>
         <w:bCs/>
         <w:color w:themeColor="background1" w:val="FFFFFF"/>
@@ -7682,6 +8101,7 @@
         <w:spacing w:after="0" w:before="0" w:line="240" w:lineRule="auto"/>
       </w:pPr>
       <w:rPr>
+        <w:rFonts w:eastAsia="黑体"/>
         <w:color w:val="auto"/>
       </w:rPr>
       <w:tblPr/>
@@ -7699,6 +8119,7 @@
     </w:tblStylePr>
     <w:tblStylePr w:type="firstCol">
       <w:rPr>
+        <w:rFonts w:eastAsia="黑体"/>
         <w:b/>
         <w:bCs/>
         <w:color w:themeColor="background1" w:val="FFFFFF"/>
@@ -7718,6 +8139,7 @@
     </w:tblStylePr>
     <w:tblStylePr w:type="lastCol">
       <w:rPr>
+        <w:rFonts w:eastAsia="黑体"/>
         <w:b/>
         <w:bCs/>
         <w:color w:themeColor="background1" w:val="FFFFFF"/>
@@ -7766,6 +8188,7 @@
     </w:tblStylePr>
     <w:tblStylePr w:type="nwCell">
       <w:rPr>
+        <w:rFonts w:eastAsia="黑体"/>
         <w:color w:themeColor="background1" w:val="FFFFFF"/>
       </w:rPr>
       <w:tblPr/>
@@ -7809,6 +8232,7 @@
         <w:spacing w:after="0" w:before="0" w:line="240" w:lineRule="auto"/>
       </w:pPr>
       <w:rPr>
+        <w:rFonts w:eastAsia="黑体"/>
         <w:b/>
         <w:bCs/>
         <w:color w:themeColor="background1" w:val="FFFFFF"/>
@@ -7831,6 +8255,7 @@
         <w:spacing w:after="0" w:before="0" w:line="240" w:lineRule="auto"/>
       </w:pPr>
       <w:rPr>
+        <w:rFonts w:eastAsia="黑体"/>
         <w:color w:val="auto"/>
       </w:rPr>
       <w:tblPr/>
@@ -7848,6 +8273,7 @@
     </w:tblStylePr>
     <w:tblStylePr w:type="firstCol">
       <w:rPr>
+        <w:rFonts w:eastAsia="黑体"/>
         <w:b/>
         <w:bCs/>
         <w:color w:themeColor="background1" w:val="FFFFFF"/>
@@ -7867,6 +8293,7 @@
     </w:tblStylePr>
     <w:tblStylePr w:type="lastCol">
       <w:rPr>
+        <w:rFonts w:eastAsia="黑体"/>
         <w:b/>
         <w:bCs/>
         <w:color w:themeColor="background1" w:val="FFFFFF"/>
@@ -7915,6 +8342,7 @@
     </w:tblStylePr>
     <w:tblStylePr w:type="nwCell">
       <w:rPr>
+        <w:rFonts w:eastAsia="黑体"/>
         <w:color w:themeColor="background1" w:val="FFFFFF"/>
       </w:rPr>
       <w:tblPr/>
@@ -7958,6 +8386,7 @@
         <w:spacing w:after="0" w:before="0" w:line="240" w:lineRule="auto"/>
       </w:pPr>
       <w:rPr>
+        <w:rFonts w:eastAsia="黑体"/>
         <w:b/>
         <w:bCs/>
         <w:color w:themeColor="background1" w:val="FFFFFF"/>
@@ -7980,6 +8409,7 @@
         <w:spacing w:after="0" w:before="0" w:line="240" w:lineRule="auto"/>
       </w:pPr>
       <w:rPr>
+        <w:rFonts w:eastAsia="黑体"/>
         <w:color w:val="auto"/>
       </w:rPr>
       <w:tblPr/>
@@ -7997,6 +8427,7 @@
     </w:tblStylePr>
     <w:tblStylePr w:type="firstCol">
       <w:rPr>
+        <w:rFonts w:eastAsia="黑体"/>
         <w:b/>
         <w:bCs/>
         <w:color w:themeColor="background1" w:val="FFFFFF"/>
@@ -8016,6 +8447,7 @@
     </w:tblStylePr>
     <w:tblStylePr w:type="lastCol">
       <w:rPr>
+        <w:rFonts w:eastAsia="黑体"/>
         <w:b/>
         <w:bCs/>
         <w:color w:themeColor="background1" w:val="FFFFFF"/>
@@ -8064,6 +8496,7 @@
     </w:tblStylePr>
     <w:tblStylePr w:type="nwCell">
       <w:rPr>
+        <w:rFonts w:eastAsia="黑体"/>
         <w:color w:themeColor="background1" w:val="FFFFFF"/>
       </w:rPr>
       <w:tblPr/>
@@ -8088,6 +8521,7 @@
       <w:spacing w:after="0" w:line="240" w:lineRule="auto"/>
     </w:pPr>
     <w:rPr>
+      <w:rFonts w:eastAsia="黑体"/>
       <w:color w:themeColor="text1" w:val="000000"/>
     </w:rPr>
     <w:tblPr>
@@ -8107,7 +8541,7 @@
     </w:tblPr>
     <w:tblStylePr w:type="firstRow">
       <w:rPr>
-        <w:rFonts w:asciiTheme="majorHAnsi" w:cstheme="majorBidi" w:eastAsiaTheme="majorEastAsia" w:hAnsiTheme="majorHAnsi"/>
+        <w:rFonts w:asciiTheme="majorHAnsi" w:cstheme="majorBidi" w:hAnsiTheme="majorHAnsi" w:eastAsia="黑体"/>
       </w:rPr>
       <w:tblPr/>
       <w:tcPr>
@@ -8119,6 +8553,7 @@
     </w:tblStylePr>
     <w:tblStylePr w:type="lastRow">
       <w:rPr>
+        <w:rFonts w:eastAsia="黑体"/>
         <w:b/>
         <w:bCs/>
         <w:color w:themeColor="text2" w:val="1F497D"/>
@@ -8133,12 +8568,14 @@
     </w:tblStylePr>
     <w:tblStylePr w:type="firstCol">
       <w:rPr>
+        <w:rFonts w:eastAsia="黑体"/>
         <w:b/>
         <w:bCs/>
       </w:rPr>
     </w:tblStylePr>
     <w:tblStylePr w:type="lastCol">
       <w:rPr>
+        <w:rFonts w:eastAsia="黑体"/>
         <w:b/>
         <w:bCs/>
       </w:rPr>
@@ -8172,6 +8609,7 @@
       <w:spacing w:after="0" w:line="240" w:lineRule="auto"/>
     </w:pPr>
     <w:rPr>
+      <w:rFonts w:eastAsia="黑体"/>
       <w:color w:themeColor="text1" w:val="000000"/>
     </w:rPr>
     <w:tblPr>
@@ -8191,7 +8629,7 @@
     </w:tblPr>
     <w:tblStylePr w:type="firstRow">
       <w:rPr>
-        <w:rFonts w:asciiTheme="majorHAnsi" w:cstheme="majorBidi" w:eastAsiaTheme="majorEastAsia" w:hAnsiTheme="majorHAnsi"/>
+        <w:rFonts w:asciiTheme="majorHAnsi" w:cstheme="majorBidi" w:hAnsiTheme="majorHAnsi" w:eastAsia="黑体"/>
       </w:rPr>
       <w:tblPr/>
       <w:tcPr>
@@ -8203,6 +8641,7 @@
     </w:tblStylePr>
     <w:tblStylePr w:type="lastRow">
       <w:rPr>
+        <w:rFonts w:eastAsia="黑体"/>
         <w:b/>
         <w:bCs/>
         <w:color w:themeColor="text2" w:val="1F497D"/>
@@ -8217,12 +8656,14 @@
     </w:tblStylePr>
     <w:tblStylePr w:type="firstCol">
       <w:rPr>
+        <w:rFonts w:eastAsia="黑体"/>
         <w:b/>
         <w:bCs/>
       </w:rPr>
     </w:tblStylePr>
     <w:tblStylePr w:type="lastCol">
       <w:rPr>
+        <w:rFonts w:eastAsia="黑体"/>
         <w:b/>
         <w:bCs/>
       </w:rPr>
@@ -8256,6 +8697,7 @@
       <w:spacing w:after="0" w:line="240" w:lineRule="auto"/>
     </w:pPr>
     <w:rPr>
+      <w:rFonts w:eastAsia="黑体"/>
       <w:color w:themeColor="text1" w:val="000000"/>
     </w:rPr>
     <w:tblPr>
@@ -8275,7 +8717,7 @@
     </w:tblPr>
     <w:tblStylePr w:type="firstRow">
       <w:rPr>
-        <w:rFonts w:asciiTheme="majorHAnsi" w:cstheme="majorBidi" w:eastAsiaTheme="majorEastAsia" w:hAnsiTheme="majorHAnsi"/>
+        <w:rFonts w:asciiTheme="majorHAnsi" w:cstheme="majorBidi" w:hAnsiTheme="majorHAnsi" w:eastAsia="黑体"/>
       </w:rPr>
       <w:tblPr/>
       <w:tcPr>
@@ -8287,6 +8729,7 @@
     </w:tblStylePr>
     <w:tblStylePr w:type="lastRow">
       <w:rPr>
+        <w:rFonts w:eastAsia="黑体"/>
         <w:b/>
         <w:bCs/>
         <w:color w:themeColor="text2" w:val="1F497D"/>
@@ -8301,12 +8744,14 @@
     </w:tblStylePr>
     <w:tblStylePr w:type="firstCol">
       <w:rPr>
+        <w:rFonts w:eastAsia="黑体"/>
         <w:b/>
         <w:bCs/>
       </w:rPr>
     </w:tblStylePr>
     <w:tblStylePr w:type="lastCol">
       <w:rPr>
+        <w:rFonts w:eastAsia="黑体"/>
         <w:b/>
         <w:bCs/>
       </w:rPr>
@@ -8340,6 +8785,7 @@
       <w:spacing w:after="0" w:line="240" w:lineRule="auto"/>
     </w:pPr>
     <w:rPr>
+      <w:rFonts w:eastAsia="黑体"/>
       <w:color w:themeColor="text1" w:val="000000"/>
     </w:rPr>
     <w:tblPr>
@@ -8359,7 +8805,7 @@
     </w:tblPr>
     <w:tblStylePr w:type="firstRow">
       <w:rPr>
-        <w:rFonts w:asciiTheme="majorHAnsi" w:cstheme="majorBidi" w:eastAsiaTheme="majorEastAsia" w:hAnsiTheme="majorHAnsi"/>
+        <w:rFonts w:asciiTheme="majorHAnsi" w:cstheme="majorBidi" w:hAnsiTheme="majorHAnsi" w:eastAsia="黑体"/>
       </w:rPr>
       <w:tblPr/>
       <w:tcPr>
@@ -8371,6 +8817,7 @@
     </w:tblStylePr>
     <w:tblStylePr w:type="lastRow">
       <w:rPr>
+        <w:rFonts w:eastAsia="黑体"/>
         <w:b/>
         <w:bCs/>
         <w:color w:themeColor="text2" w:val="1F497D"/>
@@ -8385,12 +8832,14 @@
     </w:tblStylePr>
     <w:tblStylePr w:type="firstCol">
       <w:rPr>
+        <w:rFonts w:eastAsia="黑体"/>
         <w:b/>
         <w:bCs/>
       </w:rPr>
     </w:tblStylePr>
     <w:tblStylePr w:type="lastCol">
       <w:rPr>
+        <w:rFonts w:eastAsia="黑体"/>
         <w:b/>
         <w:bCs/>
       </w:rPr>
@@ -8424,6 +8873,7 @@
       <w:spacing w:after="0" w:line="240" w:lineRule="auto"/>
     </w:pPr>
     <w:rPr>
+      <w:rFonts w:eastAsia="黑体"/>
       <w:color w:themeColor="text1" w:val="000000"/>
     </w:rPr>
     <w:tblPr>
@@ -8443,7 +8893,7 @@
     </w:tblPr>
     <w:tblStylePr w:type="firstRow">
       <w:rPr>
-        <w:rFonts w:asciiTheme="majorHAnsi" w:cstheme="majorBidi" w:eastAsiaTheme="majorEastAsia" w:hAnsiTheme="majorHAnsi"/>
+        <w:rFonts w:asciiTheme="majorHAnsi" w:cstheme="majorBidi" w:hAnsiTheme="majorHAnsi" w:eastAsia="黑体"/>
       </w:rPr>
       <w:tblPr/>
       <w:tcPr>
@@ -8455,6 +8905,7 @@
     </w:tblStylePr>
     <w:tblStylePr w:type="lastRow">
       <w:rPr>
+        <w:rFonts w:eastAsia="黑体"/>
         <w:b/>
         <w:bCs/>
         <w:color w:themeColor="text2" w:val="1F497D"/>
@@ -8469,12 +8920,14 @@
     </w:tblStylePr>
     <w:tblStylePr w:type="firstCol">
       <w:rPr>
+        <w:rFonts w:eastAsia="黑体"/>
         <w:b/>
         <w:bCs/>
       </w:rPr>
     </w:tblStylePr>
     <w:tblStylePr w:type="lastCol">
       <w:rPr>
+        <w:rFonts w:eastAsia="黑体"/>
         <w:b/>
         <w:bCs/>
       </w:rPr>
@@ -8508,6 +8961,7 @@
       <w:spacing w:after="0" w:line="240" w:lineRule="auto"/>
     </w:pPr>
     <w:rPr>
+      <w:rFonts w:eastAsia="黑体"/>
       <w:color w:themeColor="text1" w:val="000000"/>
     </w:rPr>
     <w:tblPr>
@@ -8527,7 +8981,7 @@
     </w:tblPr>
     <w:tblStylePr w:type="firstRow">
       <w:rPr>
-        <w:rFonts w:asciiTheme="majorHAnsi" w:cstheme="majorBidi" w:eastAsiaTheme="majorEastAsia" w:hAnsiTheme="majorHAnsi"/>
+        <w:rFonts w:asciiTheme="majorHAnsi" w:cstheme="majorBidi" w:hAnsiTheme="majorHAnsi" w:eastAsia="黑体"/>
       </w:rPr>
       <w:tblPr/>
       <w:tcPr>
@@ -8539,6 +8993,7 @@
     </w:tblStylePr>
     <w:tblStylePr w:type="lastRow">
       <w:rPr>
+        <w:rFonts w:eastAsia="黑体"/>
         <w:b/>
         <w:bCs/>
         <w:color w:themeColor="text2" w:val="1F497D"/>
@@ -8553,12 +9008,14 @@
     </w:tblStylePr>
     <w:tblStylePr w:type="firstCol">
       <w:rPr>
+        <w:rFonts w:eastAsia="黑体"/>
         <w:b/>
         <w:bCs/>
       </w:rPr>
     </w:tblStylePr>
     <w:tblStylePr w:type="lastCol">
       <w:rPr>
+        <w:rFonts w:eastAsia="黑体"/>
         <w:b/>
         <w:bCs/>
       </w:rPr>
@@ -8592,6 +9049,7 @@
       <w:spacing w:after="0" w:line="240" w:lineRule="auto"/>
     </w:pPr>
     <w:rPr>
+      <w:rFonts w:eastAsia="黑体"/>
       <w:color w:themeColor="text1" w:val="000000"/>
     </w:rPr>
     <w:tblPr>
@@ -8611,7 +9069,7 @@
     </w:tblPr>
     <w:tblStylePr w:type="firstRow">
       <w:rPr>
-        <w:rFonts w:asciiTheme="majorHAnsi" w:cstheme="majorBidi" w:eastAsiaTheme="majorEastAsia" w:hAnsiTheme="majorHAnsi"/>
+        <w:rFonts w:asciiTheme="majorHAnsi" w:cstheme="majorBidi" w:hAnsiTheme="majorHAnsi" w:eastAsia="黑体"/>
       </w:rPr>
       <w:tblPr/>
       <w:tcPr>
@@ -8623,6 +9081,7 @@
     </w:tblStylePr>
     <w:tblStylePr w:type="lastRow">
       <w:rPr>
+        <w:rFonts w:eastAsia="黑体"/>
         <w:b/>
         <w:bCs/>
         <w:color w:themeColor="text2" w:val="1F497D"/>
@@ -8637,12 +9096,14 @@
     </w:tblStylePr>
     <w:tblStylePr w:type="firstCol">
       <w:rPr>
+        <w:rFonts w:eastAsia="黑体"/>
         <w:b/>
         <w:bCs/>
       </w:rPr>
     </w:tblStylePr>
     <w:tblStylePr w:type="lastCol">
       <w:rPr>
+        <w:rFonts w:eastAsia="黑体"/>
         <w:b/>
         <w:bCs/>
       </w:rPr>
@@ -8676,7 +9137,7 @@
       <w:spacing w:after="0" w:line="240" w:lineRule="auto"/>
     </w:pPr>
     <w:rPr>
-      <w:rFonts w:asciiTheme="majorHAnsi" w:cstheme="majorBidi" w:eastAsiaTheme="majorEastAsia" w:hAnsiTheme="majorHAnsi"/>
+      <w:rFonts w:asciiTheme="majorHAnsi" w:cstheme="majorBidi" w:hAnsiTheme="majorHAnsi" w:eastAsia="黑体"/>
       <w:color w:themeColor="text1" w:val="000000"/>
     </w:rPr>
     <w:tblPr>
@@ -8698,6 +9159,7 @@
     </w:tblPr>
     <w:tblStylePr w:type="firstRow">
       <w:rPr>
+        <w:rFonts w:eastAsia="黑体"/>
         <w:sz w:val="24"/>
         <w:szCs w:val="24"/>
       </w:rPr>
@@ -8804,7 +9266,7 @@
       <w:spacing w:after="0" w:line="240" w:lineRule="auto"/>
     </w:pPr>
     <w:rPr>
-      <w:rFonts w:asciiTheme="majorHAnsi" w:cstheme="majorBidi" w:eastAsiaTheme="majorEastAsia" w:hAnsiTheme="majorHAnsi"/>
+      <w:rFonts w:asciiTheme="majorHAnsi" w:cstheme="majorBidi" w:hAnsiTheme="majorHAnsi" w:eastAsia="黑体"/>
       <w:color w:themeColor="text1" w:val="000000"/>
     </w:rPr>
     <w:tblPr>
@@ -8826,6 +9288,7 @@
     </w:tblPr>
     <w:tblStylePr w:type="firstRow">
       <w:rPr>
+        <w:rFonts w:eastAsia="黑体"/>
         <w:sz w:val="24"/>
         <w:szCs w:val="24"/>
       </w:rPr>
@@ -8932,7 +9395,7 @@
       <w:spacing w:after="0" w:line="240" w:lineRule="auto"/>
     </w:pPr>
     <w:rPr>
-      <w:rFonts w:asciiTheme="majorHAnsi" w:cstheme="majorBidi" w:eastAsiaTheme="majorEastAsia" w:hAnsiTheme="majorHAnsi"/>
+      <w:rFonts w:asciiTheme="majorHAnsi" w:cstheme="majorBidi" w:hAnsiTheme="majorHAnsi" w:eastAsia="黑体"/>
       <w:color w:themeColor="text1" w:val="000000"/>
     </w:rPr>
     <w:tblPr>
@@ -8954,6 +9417,7 @@
     </w:tblPr>
     <w:tblStylePr w:type="firstRow">
       <w:rPr>
+        <w:rFonts w:eastAsia="黑体"/>
         <w:sz w:val="24"/>
         <w:szCs w:val="24"/>
       </w:rPr>
@@ -9060,7 +9524,7 @@
       <w:spacing w:after="0" w:line="240" w:lineRule="auto"/>
     </w:pPr>
     <w:rPr>
-      <w:rFonts w:asciiTheme="majorHAnsi" w:cstheme="majorBidi" w:eastAsiaTheme="majorEastAsia" w:hAnsiTheme="majorHAnsi"/>
+      <w:rFonts w:asciiTheme="majorHAnsi" w:cstheme="majorBidi" w:hAnsiTheme="majorHAnsi" w:eastAsia="黑体"/>
       <w:color w:themeColor="text1" w:val="000000"/>
     </w:rPr>
     <w:tblPr>
@@ -9082,6 +9546,7 @@
     </w:tblPr>
     <w:tblStylePr w:type="firstRow">
       <w:rPr>
+        <w:rFonts w:eastAsia="黑体"/>
         <w:sz w:val="24"/>
         <w:szCs w:val="24"/>
       </w:rPr>
@@ -9188,7 +9653,7 @@
       <w:spacing w:after="0" w:line="240" w:lineRule="auto"/>
     </w:pPr>
     <w:rPr>
-      <w:rFonts w:asciiTheme="majorHAnsi" w:cstheme="majorBidi" w:eastAsiaTheme="majorEastAsia" w:hAnsiTheme="majorHAnsi"/>
+      <w:rFonts w:asciiTheme="majorHAnsi" w:cstheme="majorBidi" w:hAnsiTheme="majorHAnsi" w:eastAsia="黑体"/>
       <w:color w:themeColor="text1" w:val="000000"/>
     </w:rPr>
     <w:tblPr>
@@ -9210,6 +9675,7 @@
     </w:tblPr>
     <w:tblStylePr w:type="firstRow">
       <w:rPr>
+        <w:rFonts w:eastAsia="黑体"/>
         <w:sz w:val="24"/>
         <w:szCs w:val="24"/>
       </w:rPr>
@@ -9316,7 +9782,7 @@
       <w:spacing w:after="0" w:line="240" w:lineRule="auto"/>
     </w:pPr>
     <w:rPr>
-      <w:rFonts w:asciiTheme="majorHAnsi" w:cstheme="majorBidi" w:eastAsiaTheme="majorEastAsia" w:hAnsiTheme="majorHAnsi"/>
+      <w:rFonts w:asciiTheme="majorHAnsi" w:cstheme="majorBidi" w:hAnsiTheme="majorHAnsi" w:eastAsia="黑体"/>
       <w:color w:themeColor="text1" w:val="000000"/>
     </w:rPr>
     <w:tblPr>
@@ -9338,6 +9804,7 @@
     </w:tblPr>
     <w:tblStylePr w:type="firstRow">
       <w:rPr>
+        <w:rFonts w:eastAsia="黑体"/>
         <w:sz w:val="24"/>
         <w:szCs w:val="24"/>
       </w:rPr>
@@ -9444,7 +9911,7 @@
       <w:spacing w:after="0" w:line="240" w:lineRule="auto"/>
     </w:pPr>
     <w:rPr>
-      <w:rFonts w:asciiTheme="majorHAnsi" w:cstheme="majorBidi" w:eastAsiaTheme="majorEastAsia" w:hAnsiTheme="majorHAnsi"/>
+      <w:rFonts w:asciiTheme="majorHAnsi" w:cstheme="majorBidi" w:hAnsiTheme="majorHAnsi" w:eastAsia="黑体"/>
       <w:color w:themeColor="text1" w:val="000000"/>
     </w:rPr>
     <w:tblPr>
@@ -9466,6 +9933,7 @@
     </w:tblPr>
     <w:tblStylePr w:type="firstRow">
       <w:rPr>
+        <w:rFonts w:eastAsia="黑体"/>
         <w:sz w:val="24"/>
         <w:szCs w:val="24"/>
       </w:rPr>
@@ -9595,12 +10063,14 @@
     </w:tcPr>
     <w:tblStylePr w:type="firstRow">
       <w:rPr>
+        <w:rFonts w:eastAsia="黑体"/>
         <w:b/>
         <w:bCs/>
       </w:rPr>
     </w:tblStylePr>
     <w:tblStylePr w:type="lastRow">
       <w:rPr>
+        <w:rFonts w:eastAsia="黑体"/>
         <w:b/>
         <w:bCs/>
       </w:rPr>
@@ -9613,12 +10083,14 @@
     </w:tblStylePr>
     <w:tblStylePr w:type="firstCol">
       <w:rPr>
+        <w:rFonts w:eastAsia="黑体"/>
         <w:b/>
         <w:bCs/>
       </w:rPr>
     </w:tblStylePr>
     <w:tblStylePr w:type="lastCol">
       <w:rPr>
+        <w:rFonts w:eastAsia="黑体"/>
         <w:b/>
         <w:bCs/>
       </w:rPr>
@@ -9668,12 +10140,14 @@
     </w:tcPr>
     <w:tblStylePr w:type="firstRow">
       <w:rPr>
+        <w:rFonts w:eastAsia="黑体"/>
         <w:b/>
         <w:bCs/>
       </w:rPr>
     </w:tblStylePr>
     <w:tblStylePr w:type="lastRow">
       <w:rPr>
+        <w:rFonts w:eastAsia="黑体"/>
         <w:b/>
         <w:bCs/>
       </w:rPr>
@@ -9686,12 +10160,14 @@
     </w:tblStylePr>
     <w:tblStylePr w:type="firstCol">
       <w:rPr>
+        <w:rFonts w:eastAsia="黑体"/>
         <w:b/>
         <w:bCs/>
       </w:rPr>
     </w:tblStylePr>
     <w:tblStylePr w:type="lastCol">
       <w:rPr>
+        <w:rFonts w:eastAsia="黑体"/>
         <w:b/>
         <w:bCs/>
       </w:rPr>
@@ -9741,12 +10217,14 @@
     </w:tcPr>
     <w:tblStylePr w:type="firstRow">
       <w:rPr>
+        <w:rFonts w:eastAsia="黑体"/>
         <w:b/>
         <w:bCs/>
       </w:rPr>
     </w:tblStylePr>
     <w:tblStylePr w:type="lastRow">
       <w:rPr>
+        <w:rFonts w:eastAsia="黑体"/>
         <w:b/>
         <w:bCs/>
       </w:rPr>
@@ -9759,12 +10237,14 @@
     </w:tblStylePr>
     <w:tblStylePr w:type="firstCol">
       <w:rPr>
+        <w:rFonts w:eastAsia="黑体"/>
         <w:b/>
         <w:bCs/>
       </w:rPr>
     </w:tblStylePr>
     <w:tblStylePr w:type="lastCol">
       <w:rPr>
+        <w:rFonts w:eastAsia="黑体"/>
         <w:b/>
         <w:bCs/>
       </w:rPr>
@@ -9814,12 +10294,14 @@
     </w:tcPr>
     <w:tblStylePr w:type="firstRow">
       <w:rPr>
+        <w:rFonts w:eastAsia="黑体"/>
         <w:b/>
         <w:bCs/>
       </w:rPr>
     </w:tblStylePr>
     <w:tblStylePr w:type="lastRow">
       <w:rPr>
+        <w:rFonts w:eastAsia="黑体"/>
         <w:b/>
         <w:bCs/>
       </w:rPr>
@@ -9832,12 +10314,14 @@
     </w:tblStylePr>
     <w:tblStylePr w:type="firstCol">
       <w:rPr>
+        <w:rFonts w:eastAsia="黑体"/>
         <w:b/>
         <w:bCs/>
       </w:rPr>
     </w:tblStylePr>
     <w:tblStylePr w:type="lastCol">
       <w:rPr>
+        <w:rFonts w:eastAsia="黑体"/>
         <w:b/>
         <w:bCs/>
       </w:rPr>
@@ -9887,12 +10371,14 @@
     </w:tcPr>
     <w:tblStylePr w:type="firstRow">
       <w:rPr>
+        <w:rFonts w:eastAsia="黑体"/>
         <w:b/>
         <w:bCs/>
       </w:rPr>
     </w:tblStylePr>
     <w:tblStylePr w:type="lastRow">
       <w:rPr>
+        <w:rFonts w:eastAsia="黑体"/>
         <w:b/>
         <w:bCs/>
       </w:rPr>
@@ -9905,12 +10391,14 @@
     </w:tblStylePr>
     <w:tblStylePr w:type="firstCol">
       <w:rPr>
+        <w:rFonts w:eastAsia="黑体"/>
         <w:b/>
         <w:bCs/>
       </w:rPr>
     </w:tblStylePr>
     <w:tblStylePr w:type="lastCol">
       <w:rPr>
+        <w:rFonts w:eastAsia="黑体"/>
         <w:b/>
         <w:bCs/>
       </w:rPr>
@@ -9960,12 +10448,14 @@
     </w:tcPr>
     <w:tblStylePr w:type="firstRow">
       <w:rPr>
+        <w:rFonts w:eastAsia="黑体"/>
         <w:b/>
         <w:bCs/>
       </w:rPr>
     </w:tblStylePr>
     <w:tblStylePr w:type="lastRow">
       <w:rPr>
+        <w:rFonts w:eastAsia="黑体"/>
         <w:b/>
         <w:bCs/>
       </w:rPr>
@@ -9978,12 +10468,14 @@
     </w:tblStylePr>
     <w:tblStylePr w:type="firstCol">
       <w:rPr>
+        <w:rFonts w:eastAsia="黑体"/>
         <w:b/>
         <w:bCs/>
       </w:rPr>
     </w:tblStylePr>
     <w:tblStylePr w:type="lastCol">
       <w:rPr>
+        <w:rFonts w:eastAsia="黑体"/>
         <w:b/>
         <w:bCs/>
       </w:rPr>
@@ -10033,12 +10525,14 @@
     </w:tcPr>
     <w:tblStylePr w:type="firstRow">
       <w:rPr>
+        <w:rFonts w:eastAsia="黑体"/>
         <w:b/>
         <w:bCs/>
       </w:rPr>
     </w:tblStylePr>
     <w:tblStylePr w:type="lastRow">
       <w:rPr>
+        <w:rFonts w:eastAsia="黑体"/>
         <w:b/>
         <w:bCs/>
       </w:rPr>
@@ -10051,12 +10545,14 @@
     </w:tblStylePr>
     <w:tblStylePr w:type="firstCol">
       <w:rPr>
+        <w:rFonts w:eastAsia="黑体"/>
         <w:b/>
         <w:bCs/>
       </w:rPr>
     </w:tblStylePr>
     <w:tblStylePr w:type="lastCol">
       <w:rPr>
+        <w:rFonts w:eastAsia="黑体"/>
         <w:b/>
         <w:bCs/>
       </w:rPr>
@@ -10083,7 +10579,7 @@
       <w:spacing w:after="0" w:line="240" w:lineRule="auto"/>
     </w:pPr>
     <w:rPr>
-      <w:rFonts w:asciiTheme="majorHAnsi" w:cstheme="majorBidi" w:eastAsiaTheme="majorEastAsia" w:hAnsiTheme="majorHAnsi"/>
+      <w:rFonts w:asciiTheme="majorHAnsi" w:cstheme="majorBidi" w:hAnsiTheme="majorHAnsi" w:eastAsia="黑体"/>
       <w:color w:themeColor="text1" w:val="000000"/>
     </w:rPr>
     <w:tblPr>
@@ -10110,6 +10606,7 @@
     </w:tcPr>
     <w:tblStylePr w:type="firstRow">
       <w:rPr>
+        <w:rFonts w:eastAsia="黑体"/>
         <w:b/>
         <w:bCs/>
         <w:color w:themeColor="text1" w:val="000000"/>
@@ -10121,6 +10618,7 @@
     </w:tblStylePr>
     <w:tblStylePr w:type="lastRow">
       <w:rPr>
+        <w:rFonts w:eastAsia="黑体"/>
         <w:b/>
         <w:bCs/>
         <w:color w:themeColor="text1" w:val="000000"/>
@@ -10140,6 +10638,7 @@
     </w:tblStylePr>
     <w:tblStylePr w:type="firstCol">
       <w:rPr>
+        <w:rFonts w:eastAsia="黑体"/>
         <w:b/>
         <w:bCs/>
         <w:color w:themeColor="text1" w:val="000000"/>
@@ -10159,6 +10658,7 @@
     </w:tblStylePr>
     <w:tblStylePr w:type="lastCol">
       <w:rPr>
+        <w:rFonts w:eastAsia="黑体"/>
         <w:b w:val="0"/>
         <w:bCs w:val="0"/>
         <w:color w:themeColor="text1" w:val="000000"/>
@@ -10208,7 +10708,7 @@
       <w:spacing w:after="0" w:line="240" w:lineRule="auto"/>
     </w:pPr>
     <w:rPr>
-      <w:rFonts w:asciiTheme="majorHAnsi" w:cstheme="majorBidi" w:eastAsiaTheme="majorEastAsia" w:hAnsiTheme="majorHAnsi"/>
+      <w:rFonts w:asciiTheme="majorHAnsi" w:cstheme="majorBidi" w:hAnsiTheme="majorHAnsi" w:eastAsia="黑体"/>
       <w:color w:themeColor="text1" w:val="000000"/>
     </w:rPr>
     <w:tblPr>
@@ -10235,6 +10735,7 @@
     </w:tcPr>
     <w:tblStylePr w:type="firstRow">
       <w:rPr>
+        <w:rFonts w:eastAsia="黑体"/>
         <w:b/>
         <w:bCs/>
         <w:color w:themeColor="text1" w:val="000000"/>
@@ -10246,6 +10747,7 @@
     </w:tblStylePr>
     <w:tblStylePr w:type="lastRow">
       <w:rPr>
+        <w:rFonts w:eastAsia="黑体"/>
         <w:b/>
         <w:bCs/>
         <w:color w:themeColor="text1" w:val="000000"/>
@@ -10265,6 +10767,7 @@
     </w:tblStylePr>
     <w:tblStylePr w:type="firstCol">
       <w:rPr>
+        <w:rFonts w:eastAsia="黑体"/>
         <w:b/>
         <w:bCs/>
         <w:color w:themeColor="text1" w:val="000000"/>
@@ -10284,6 +10787,7 @@
     </w:tblStylePr>
     <w:tblStylePr w:type="lastCol">
       <w:rPr>
+        <w:rFonts w:eastAsia="黑体"/>
         <w:b w:val="0"/>
         <w:bCs w:val="0"/>
         <w:color w:themeColor="text1" w:val="000000"/>
@@ -10333,7 +10837,7 @@
       <w:spacing w:after="0" w:line="240" w:lineRule="auto"/>
     </w:pPr>
     <w:rPr>
-      <w:rFonts w:asciiTheme="majorHAnsi" w:cstheme="majorBidi" w:eastAsiaTheme="majorEastAsia" w:hAnsiTheme="majorHAnsi"/>
+      <w:rFonts w:asciiTheme="majorHAnsi" w:cstheme="majorBidi" w:hAnsiTheme="majorHAnsi" w:eastAsia="黑体"/>
       <w:color w:themeColor="text1" w:val="000000"/>
     </w:rPr>
     <w:tblPr>
@@ -10360,6 +10864,7 @@
     </w:tcPr>
     <w:tblStylePr w:type="firstRow">
       <w:rPr>
+        <w:rFonts w:eastAsia="黑体"/>
         <w:b/>
         <w:bCs/>
         <w:color w:themeColor="text1" w:val="000000"/>
@@ -10371,6 +10876,7 @@
     </w:tblStylePr>
     <w:tblStylePr w:type="lastRow">
       <w:rPr>
+        <w:rFonts w:eastAsia="黑体"/>
         <w:b/>
         <w:bCs/>
         <w:color w:themeColor="text1" w:val="000000"/>
@@ -10390,6 +10896,7 @@
     </w:tblStylePr>
     <w:tblStylePr w:type="firstCol">
       <w:rPr>
+        <w:rFonts w:eastAsia="黑体"/>
         <w:b/>
         <w:bCs/>
         <w:color w:themeColor="text1" w:val="000000"/>
@@ -10409,6 +10916,7 @@
     </w:tblStylePr>
     <w:tblStylePr w:type="lastCol">
       <w:rPr>
+        <w:rFonts w:eastAsia="黑体"/>
         <w:b w:val="0"/>
         <w:bCs w:val="0"/>
         <w:color w:themeColor="text1" w:val="000000"/>
@@ -10458,7 +10966,7 @@
       <w:spacing w:after="0" w:line="240" w:lineRule="auto"/>
     </w:pPr>
     <w:rPr>
-      <w:rFonts w:asciiTheme="majorHAnsi" w:cstheme="majorBidi" w:eastAsiaTheme="majorEastAsia" w:hAnsiTheme="majorHAnsi"/>
+      <w:rFonts w:asciiTheme="majorHAnsi" w:cstheme="majorBidi" w:hAnsiTheme="majorHAnsi" w:eastAsia="黑体"/>
       <w:color w:themeColor="text1" w:val="000000"/>
     </w:rPr>
     <w:tblPr>
@@ -10485,6 +10993,7 @@
     </w:tcPr>
     <w:tblStylePr w:type="firstRow">
       <w:rPr>
+        <w:rFonts w:eastAsia="黑体"/>
         <w:b/>
         <w:bCs/>
         <w:color w:themeColor="text1" w:val="000000"/>
@@ -10496,6 +11005,7 @@
     </w:tblStylePr>
     <w:tblStylePr w:type="lastRow">
       <w:rPr>
+        <w:rFonts w:eastAsia="黑体"/>
         <w:b/>
         <w:bCs/>
         <w:color w:themeColor="text1" w:val="000000"/>
@@ -10515,6 +11025,7 @@
     </w:tblStylePr>
     <w:tblStylePr w:type="firstCol">
       <w:rPr>
+        <w:rFonts w:eastAsia="黑体"/>
         <w:b/>
         <w:bCs/>
         <w:color w:themeColor="text1" w:val="000000"/>
@@ -10534,6 +11045,7 @@
     </w:tblStylePr>
     <w:tblStylePr w:type="lastCol">
       <w:rPr>
+        <w:rFonts w:eastAsia="黑体"/>
         <w:b w:val="0"/>
         <w:bCs w:val="0"/>
         <w:color w:themeColor="text1" w:val="000000"/>
@@ -10583,7 +11095,7 @@
       <w:spacing w:after="0" w:line="240" w:lineRule="auto"/>
     </w:pPr>
     <w:rPr>
-      <w:rFonts w:asciiTheme="majorHAnsi" w:cstheme="majorBidi" w:eastAsiaTheme="majorEastAsia" w:hAnsiTheme="majorHAnsi"/>
+      <w:rFonts w:asciiTheme="majorHAnsi" w:cstheme="majorBidi" w:hAnsiTheme="majorHAnsi" w:eastAsia="黑体"/>
       <w:color w:themeColor="text1" w:val="000000"/>
     </w:rPr>
     <w:tblPr>
@@ -10610,6 +11122,7 @@
     </w:tcPr>
     <w:tblStylePr w:type="firstRow">
       <w:rPr>
+        <w:rFonts w:eastAsia="黑体"/>
         <w:b/>
         <w:bCs/>
         <w:color w:themeColor="text1" w:val="000000"/>
@@ -10621,6 +11134,7 @@
     </w:tblStylePr>
     <w:tblStylePr w:type="lastRow">
       <w:rPr>
+        <w:rFonts w:eastAsia="黑体"/>
         <w:b/>
         <w:bCs/>
         <w:color w:themeColor="text1" w:val="000000"/>
@@ -10640,6 +11154,7 @@
     </w:tblStylePr>
     <w:tblStylePr w:type="firstCol">
       <w:rPr>
+        <w:rFonts w:eastAsia="黑体"/>
         <w:b/>
         <w:bCs/>
         <w:color w:themeColor="text1" w:val="000000"/>
@@ -10659,6 +11174,7 @@
     </w:tblStylePr>
     <w:tblStylePr w:type="lastCol">
       <w:rPr>
+        <w:rFonts w:eastAsia="黑体"/>
         <w:b w:val="0"/>
         <w:bCs w:val="0"/>
         <w:color w:themeColor="text1" w:val="000000"/>
@@ -10708,7 +11224,7 @@
       <w:spacing w:after="0" w:line="240" w:lineRule="auto"/>
     </w:pPr>
     <w:rPr>
-      <w:rFonts w:asciiTheme="majorHAnsi" w:cstheme="majorBidi" w:eastAsiaTheme="majorEastAsia" w:hAnsiTheme="majorHAnsi"/>
+      <w:rFonts w:asciiTheme="majorHAnsi" w:cstheme="majorBidi" w:hAnsiTheme="majorHAnsi" w:eastAsia="黑体"/>
       <w:color w:themeColor="text1" w:val="000000"/>
     </w:rPr>
     <w:tblPr>
@@ -10735,6 +11251,7 @@
     </w:tcPr>
     <w:tblStylePr w:type="firstRow">
       <w:rPr>
+        <w:rFonts w:eastAsia="黑体"/>
         <w:b/>
         <w:bCs/>
         <w:color w:themeColor="text1" w:val="000000"/>
@@ -10746,6 +11263,7 @@
     </w:tblStylePr>
     <w:tblStylePr w:type="lastRow">
       <w:rPr>
+        <w:rFonts w:eastAsia="黑体"/>
         <w:b/>
         <w:bCs/>
         <w:color w:themeColor="text1" w:val="000000"/>
@@ -10765,6 +11283,7 @@
     </w:tblStylePr>
     <w:tblStylePr w:type="firstCol">
       <w:rPr>
+        <w:rFonts w:eastAsia="黑体"/>
         <w:b/>
         <w:bCs/>
         <w:color w:themeColor="text1" w:val="000000"/>
@@ -10784,6 +11303,7 @@
     </w:tblStylePr>
     <w:tblStylePr w:type="lastCol">
       <w:rPr>
+        <w:rFonts w:eastAsia="黑体"/>
         <w:b w:val="0"/>
         <w:bCs w:val="0"/>
         <w:color w:themeColor="text1" w:val="000000"/>
@@ -10833,7 +11353,7 @@
       <w:spacing w:after="0" w:line="240" w:lineRule="auto"/>
     </w:pPr>
     <w:rPr>
-      <w:rFonts w:asciiTheme="majorHAnsi" w:cstheme="majorBidi" w:eastAsiaTheme="majorEastAsia" w:hAnsiTheme="majorHAnsi"/>
+      <w:rFonts w:asciiTheme="majorHAnsi" w:cstheme="majorBidi" w:hAnsiTheme="majorHAnsi" w:eastAsia="黑体"/>
       <w:color w:themeColor="text1" w:val="000000"/>
     </w:rPr>
     <w:tblPr>
@@ -10860,6 +11380,7 @@
     </w:tcPr>
     <w:tblStylePr w:type="firstRow">
       <w:rPr>
+        <w:rFonts w:eastAsia="黑体"/>
         <w:b/>
         <w:bCs/>
         <w:color w:themeColor="text1" w:val="000000"/>
@@ -10871,6 +11392,7 @@
     </w:tblStylePr>
     <w:tblStylePr w:type="lastRow">
       <w:rPr>
+        <w:rFonts w:eastAsia="黑体"/>
         <w:b/>
         <w:bCs/>
         <w:color w:themeColor="text1" w:val="000000"/>
@@ -10890,6 +11412,7 @@
     </w:tblStylePr>
     <w:tblStylePr w:type="firstCol">
       <w:rPr>
+        <w:rFonts w:eastAsia="黑体"/>
         <w:b/>
         <w:bCs/>
         <w:color w:themeColor="text1" w:val="000000"/>
@@ -10909,6 +11432,7 @@
     </w:tblStylePr>
     <w:tblStylePr w:type="lastCol">
       <w:rPr>
+        <w:rFonts w:eastAsia="黑体"/>
         <w:b w:val="0"/>
         <w:bCs w:val="0"/>
         <w:color w:themeColor="text1" w:val="000000"/>
@@ -10981,6 +11505,7 @@
     </w:tcPr>
     <w:tblStylePr w:type="firstRow">
       <w:rPr>
+        <w:rFonts w:eastAsia="黑体"/>
         <w:b/>
         <w:bCs/>
         <w:i w:val="0"/>
@@ -11002,6 +11527,7 @@
     </w:tblStylePr>
     <w:tblStylePr w:type="lastRow">
       <w:rPr>
+        <w:rFonts w:eastAsia="黑体"/>
         <w:b/>
         <w:bCs/>
         <w:i w:val="0"/>
@@ -11023,6 +11549,7 @@
     </w:tblStylePr>
     <w:tblStylePr w:type="firstCol">
       <w:rPr>
+        <w:rFonts w:eastAsia="黑体"/>
         <w:b/>
         <w:bCs/>
         <w:i w:val="0"/>
@@ -11042,6 +11569,7 @@
     </w:tblStylePr>
     <w:tblStylePr w:type="lastCol">
       <w:rPr>
+        <w:rFonts w:eastAsia="黑体"/>
         <w:b/>
         <w:bCs/>
         <w:i w:val="0"/>
@@ -11122,6 +11650,7 @@
     </w:tcPr>
     <w:tblStylePr w:type="firstRow">
       <w:rPr>
+        <w:rFonts w:eastAsia="黑体"/>
         <w:b/>
         <w:bCs/>
         <w:i w:val="0"/>
@@ -11143,6 +11672,7 @@
     </w:tblStylePr>
     <w:tblStylePr w:type="lastRow">
       <w:rPr>
+        <w:rFonts w:eastAsia="黑体"/>
         <w:b/>
         <w:bCs/>
         <w:i w:val="0"/>
@@ -11164,6 +11694,7 @@
     </w:tblStylePr>
     <w:tblStylePr w:type="firstCol">
       <w:rPr>
+        <w:rFonts w:eastAsia="黑体"/>
         <w:b/>
         <w:bCs/>
         <w:i w:val="0"/>
@@ -11183,6 +11714,7 @@
     </w:tblStylePr>
     <w:tblStylePr w:type="lastCol">
       <w:rPr>
+        <w:rFonts w:eastAsia="黑体"/>
         <w:b/>
         <w:bCs/>
         <w:i w:val="0"/>
@@ -11263,6 +11795,7 @@
     </w:tcPr>
     <w:tblStylePr w:type="firstRow">
       <w:rPr>
+        <w:rFonts w:eastAsia="黑体"/>
         <w:b/>
         <w:bCs/>
         <w:i w:val="0"/>
@@ -11284,6 +11817,7 @@
     </w:tblStylePr>
     <w:tblStylePr w:type="lastRow">
       <w:rPr>
+        <w:rFonts w:eastAsia="黑体"/>
         <w:b/>
         <w:bCs/>
         <w:i w:val="0"/>
@@ -11305,6 +11839,7 @@
     </w:tblStylePr>
     <w:tblStylePr w:type="firstCol">
       <w:rPr>
+        <w:rFonts w:eastAsia="黑体"/>
         <w:b/>
         <w:bCs/>
         <w:i w:val="0"/>
@@ -11324,6 +11859,7 @@
     </w:tblStylePr>
     <w:tblStylePr w:type="lastCol">
       <w:rPr>
+        <w:rFonts w:eastAsia="黑体"/>
         <w:b/>
         <w:bCs/>
         <w:i w:val="0"/>
@@ -11404,6 +11940,7 @@
     </w:tcPr>
     <w:tblStylePr w:type="firstRow">
       <w:rPr>
+        <w:rFonts w:eastAsia="黑体"/>
         <w:b/>
         <w:bCs/>
         <w:i w:val="0"/>
@@ -11425,6 +11962,7 @@
     </w:tblStylePr>
     <w:tblStylePr w:type="lastRow">
       <w:rPr>
+        <w:rFonts w:eastAsia="黑体"/>
         <w:b/>
         <w:bCs/>
         <w:i w:val="0"/>
@@ -11446,6 +11984,7 @@
     </w:tblStylePr>
     <w:tblStylePr w:type="firstCol">
       <w:rPr>
+        <w:rFonts w:eastAsia="黑体"/>
         <w:b/>
         <w:bCs/>
         <w:i w:val="0"/>
@@ -11465,6 +12004,7 @@
     </w:tblStylePr>
     <w:tblStylePr w:type="lastCol">
       <w:rPr>
+        <w:rFonts w:eastAsia="黑体"/>
         <w:b/>
         <w:bCs/>
         <w:i w:val="0"/>
@@ -11545,6 +12085,7 @@
     </w:tcPr>
     <w:tblStylePr w:type="firstRow">
       <w:rPr>
+        <w:rFonts w:eastAsia="黑体"/>
         <w:b/>
         <w:bCs/>
         <w:i w:val="0"/>
@@ -11566,6 +12107,7 @@
     </w:tblStylePr>
     <w:tblStylePr w:type="lastRow">
       <w:rPr>
+        <w:rFonts w:eastAsia="黑体"/>
         <w:b/>
         <w:bCs/>
         <w:i w:val="0"/>
@@ -11587,6 +12129,7 @@
     </w:tblStylePr>
     <w:tblStylePr w:type="firstCol">
       <w:rPr>
+        <w:rFonts w:eastAsia="黑体"/>
         <w:b/>
         <w:bCs/>
         <w:i w:val="0"/>
@@ -11606,6 +12149,7 @@
     </w:tblStylePr>
     <w:tblStylePr w:type="lastCol">
       <w:rPr>
+        <w:rFonts w:eastAsia="黑体"/>
         <w:b/>
         <w:bCs/>
         <w:i w:val="0"/>
@@ -11686,6 +12230,7 @@
     </w:tcPr>
     <w:tblStylePr w:type="firstRow">
       <w:rPr>
+        <w:rFonts w:eastAsia="黑体"/>
         <w:b/>
         <w:bCs/>
         <w:i w:val="0"/>
@@ -11707,6 +12252,7 @@
     </w:tblStylePr>
     <w:tblStylePr w:type="lastRow">
       <w:rPr>
+        <w:rFonts w:eastAsia="黑体"/>
         <w:b/>
         <w:bCs/>
         <w:i w:val="0"/>
@@ -11728,6 +12274,7 @@
     </w:tblStylePr>
     <w:tblStylePr w:type="firstCol">
       <w:rPr>
+        <w:rFonts w:eastAsia="黑体"/>
         <w:b/>
         <w:bCs/>
         <w:i w:val="0"/>
@@ -11747,6 +12294,7 @@
     </w:tblStylePr>
     <w:tblStylePr w:type="lastCol">
       <w:rPr>
+        <w:rFonts w:eastAsia="黑体"/>
         <w:b/>
         <w:bCs/>
         <w:i w:val="0"/>
@@ -11827,6 +12375,7 @@
     </w:tcPr>
     <w:tblStylePr w:type="firstRow">
       <w:rPr>
+        <w:rFonts w:eastAsia="黑体"/>
         <w:b/>
         <w:bCs/>
         <w:i w:val="0"/>
@@ -11848,6 +12397,7 @@
     </w:tblStylePr>
     <w:tblStylePr w:type="lastRow">
       <w:rPr>
+        <w:rFonts w:eastAsia="黑体"/>
         <w:b/>
         <w:bCs/>
         <w:i w:val="0"/>
@@ -11869,6 +12419,7 @@
     </w:tblStylePr>
     <w:tblStylePr w:type="firstCol">
       <w:rPr>
+        <w:rFonts w:eastAsia="黑体"/>
         <w:b/>
         <w:bCs/>
         <w:i w:val="0"/>
@@ -11888,6 +12439,7 @@
     </w:tblStylePr>
     <w:tblStylePr w:type="lastCol">
       <w:rPr>
+        <w:rFonts w:eastAsia="黑体"/>
         <w:b/>
         <w:bCs/>
         <w:i w:val="0"/>
@@ -11945,6 +12497,7 @@
       <w:spacing w:after="0" w:line="240" w:lineRule="auto"/>
     </w:pPr>
     <w:rPr>
+      <w:rFonts w:eastAsia="黑体"/>
       <w:color w:themeColor="background1" w:val="FFFFFF"/>
     </w:rPr>
     <w:tblPr>
@@ -11963,6 +12516,7 @@
     </w:tcPr>
     <w:tblStylePr w:type="firstRow">
       <w:rPr>
+        <w:rFonts w:eastAsia="黑体"/>
         <w:b/>
         <w:bCs/>
       </w:rPr>
@@ -12059,6 +12613,7 @@
       <w:spacing w:after="0" w:line="240" w:lineRule="auto"/>
     </w:pPr>
     <w:rPr>
+      <w:rFonts w:eastAsia="黑体"/>
       <w:color w:themeColor="background1" w:val="FFFFFF"/>
     </w:rPr>
     <w:tblPr>
@@ -12077,6 +12632,7 @@
     </w:tcPr>
     <w:tblStylePr w:type="firstRow">
       <w:rPr>
+        <w:rFonts w:eastAsia="黑体"/>
         <w:b/>
         <w:bCs/>
       </w:rPr>
@@ -12173,6 +12729,7 @@
       <w:spacing w:after="0" w:line="240" w:lineRule="auto"/>
     </w:pPr>
     <w:rPr>
+      <w:rFonts w:eastAsia="黑体"/>
       <w:color w:themeColor="background1" w:val="FFFFFF"/>
     </w:rPr>
     <w:tblPr>
@@ -12191,6 +12748,7 @@
     </w:tcPr>
     <w:tblStylePr w:type="firstRow">
       <w:rPr>
+        <w:rFonts w:eastAsia="黑体"/>
         <w:b/>
         <w:bCs/>
       </w:rPr>
@@ -12287,6 +12845,7 @@
       <w:spacing w:after="0" w:line="240" w:lineRule="auto"/>
     </w:pPr>
     <w:rPr>
+      <w:rFonts w:eastAsia="黑体"/>
       <w:color w:themeColor="background1" w:val="FFFFFF"/>
     </w:rPr>
     <w:tblPr>
@@ -12305,6 +12864,7 @@
     </w:tcPr>
     <w:tblStylePr w:type="firstRow">
       <w:rPr>
+        <w:rFonts w:eastAsia="黑体"/>
         <w:b/>
         <w:bCs/>
       </w:rPr>
@@ -12401,6 +12961,7 @@
       <w:spacing w:after="0" w:line="240" w:lineRule="auto"/>
     </w:pPr>
     <w:rPr>
+      <w:rFonts w:eastAsia="黑体"/>
       <w:color w:themeColor="background1" w:val="FFFFFF"/>
     </w:rPr>
     <w:tblPr>
@@ -12419,6 +12980,7 @@
     </w:tcPr>
     <w:tblStylePr w:type="firstRow">
       <w:rPr>
+        <w:rFonts w:eastAsia="黑体"/>
         <w:b/>
         <w:bCs/>
       </w:rPr>
@@ -12515,6 +13077,7 @@
       <w:spacing w:after="0" w:line="240" w:lineRule="auto"/>
     </w:pPr>
     <w:rPr>
+      <w:rFonts w:eastAsia="黑体"/>
       <w:color w:themeColor="background1" w:val="FFFFFF"/>
     </w:rPr>
     <w:tblPr>
@@ -12533,6 +13096,7 @@
     </w:tcPr>
     <w:tblStylePr w:type="firstRow">
       <w:rPr>
+        <w:rFonts w:eastAsia="黑体"/>
         <w:b/>
         <w:bCs/>
       </w:rPr>
@@ -12629,6 +13193,7 @@
       <w:spacing w:after="0" w:line="240" w:lineRule="auto"/>
     </w:pPr>
     <w:rPr>
+      <w:rFonts w:eastAsia="黑体"/>
       <w:color w:themeColor="background1" w:val="FFFFFF"/>
     </w:rPr>
     <w:tblPr>
@@ -12647,6 +13212,7 @@
     </w:tcPr>
     <w:tblStylePr w:type="firstRow">
       <w:rPr>
+        <w:rFonts w:eastAsia="黑体"/>
         <w:b/>
         <w:bCs/>
       </w:rPr>
@@ -12743,6 +13309,7 @@
       <w:spacing w:after="0" w:line="240" w:lineRule="auto"/>
     </w:pPr>
     <w:rPr>
+      <w:rFonts w:eastAsia="黑体"/>
       <w:color w:themeColor="text1" w:val="000000"/>
     </w:rPr>
     <w:tblPr>
@@ -12769,6 +13336,7 @@
     </w:tcPr>
     <w:tblStylePr w:type="firstRow">
       <w:rPr>
+        <w:rFonts w:eastAsia="黑体"/>
         <w:b/>
         <w:bCs/>
       </w:rPr>
@@ -12787,6 +13355,7 @@
     </w:tblStylePr>
     <w:tblStylePr w:type="lastRow">
       <w:rPr>
+        <w:rFonts w:eastAsia="黑体"/>
         <w:b/>
         <w:bCs/>
         <w:color w:themeColor="background1" w:val="FFFFFF"/>
@@ -12801,6 +13370,7 @@
     </w:tblStylePr>
     <w:tblStylePr w:type="firstCol">
       <w:rPr>
+        <w:rFonts w:eastAsia="黑体"/>
         <w:color w:themeColor="background1" w:val="FFFFFF"/>
       </w:rPr>
       <w:tblPr/>
@@ -12818,6 +13388,7 @@
     </w:tblStylePr>
     <w:tblStylePr w:type="lastCol">
       <w:rPr>
+        <w:rFonts w:eastAsia="黑体"/>
         <w:color w:themeColor="background1" w:val="FFFFFF"/>
       </w:rPr>
       <w:tblPr/>
@@ -12847,11 +13418,13 @@
     </w:tblStylePr>
     <w:tblStylePr w:type="neCell">
       <w:rPr>
+        <w:rFonts w:eastAsia="黑体"/>
         <w:color w:themeColor="text1" w:val="000000"/>
       </w:rPr>
     </w:tblStylePr>
     <w:tblStylePr w:type="nwCell">
       <w:rPr>
+        <w:rFonts w:eastAsia="黑体"/>
         <w:color w:themeColor="text1" w:val="000000"/>
       </w:rPr>
     </w:tblStylePr>
@@ -12865,6 +13438,7 @@
       <w:spacing w:after="0" w:line="240" w:lineRule="auto"/>
     </w:pPr>
     <w:rPr>
+      <w:rFonts w:eastAsia="黑体"/>
       <w:color w:themeColor="text1" w:val="000000"/>
     </w:rPr>
     <w:tblPr>
@@ -12891,6 +13465,7 @@
     </w:tcPr>
     <w:tblStylePr w:type="firstRow">
       <w:rPr>
+        <w:rFonts w:eastAsia="黑体"/>
         <w:b/>
         <w:bCs/>
       </w:rPr>
@@ -12909,6 +13484,7 @@
     </w:tblStylePr>
     <w:tblStylePr w:type="lastRow">
       <w:rPr>
+        <w:rFonts w:eastAsia="黑体"/>
         <w:b/>
         <w:bCs/>
         <w:color w:themeColor="background1" w:val="FFFFFF"/>
@@ -12923,6 +13499,7 @@
     </w:tblStylePr>
     <w:tblStylePr w:type="firstCol">
       <w:rPr>
+        <w:rFonts w:eastAsia="黑体"/>
         <w:color w:themeColor="background1" w:val="FFFFFF"/>
       </w:rPr>
       <w:tblPr/>
@@ -12940,6 +13517,7 @@
     </w:tblStylePr>
     <w:tblStylePr w:type="lastCol">
       <w:rPr>
+        <w:rFonts w:eastAsia="黑体"/>
         <w:color w:themeColor="background1" w:val="FFFFFF"/>
       </w:rPr>
       <w:tblPr/>
@@ -12969,11 +13547,13 @@
     </w:tblStylePr>
     <w:tblStylePr w:type="neCell">
       <w:rPr>
+        <w:rFonts w:eastAsia="黑体"/>
         <w:color w:themeColor="text1" w:val="000000"/>
       </w:rPr>
     </w:tblStylePr>
     <w:tblStylePr w:type="nwCell">
       <w:rPr>
+        <w:rFonts w:eastAsia="黑体"/>
         <w:color w:themeColor="text1" w:val="000000"/>
       </w:rPr>
     </w:tblStylePr>
@@ -12987,6 +13567,7 @@
       <w:spacing w:after="0" w:line="240" w:lineRule="auto"/>
     </w:pPr>
     <w:rPr>
+      <w:rFonts w:eastAsia="黑体"/>
       <w:color w:themeColor="text1" w:val="000000"/>
     </w:rPr>
     <w:tblPr>
@@ -13013,6 +13594,7 @@
     </w:tcPr>
     <w:tblStylePr w:type="firstRow">
       <w:rPr>
+        <w:rFonts w:eastAsia="黑体"/>
         <w:b/>
         <w:bCs/>
       </w:rPr>
@@ -13031,6 +13613,7 @@
     </w:tblStylePr>
     <w:tblStylePr w:type="lastRow">
       <w:rPr>
+        <w:rFonts w:eastAsia="黑体"/>
         <w:b/>
         <w:bCs/>
         <w:color w:themeColor="background1" w:val="FFFFFF"/>
@@ -13045,6 +13628,7 @@
     </w:tblStylePr>
     <w:tblStylePr w:type="firstCol">
       <w:rPr>
+        <w:rFonts w:eastAsia="黑体"/>
         <w:color w:themeColor="background1" w:val="FFFFFF"/>
       </w:rPr>
       <w:tblPr/>
@@ -13062,6 +13646,7 @@
     </w:tblStylePr>
     <w:tblStylePr w:type="lastCol">
       <w:rPr>
+        <w:rFonts w:eastAsia="黑体"/>
         <w:color w:themeColor="background1" w:val="FFFFFF"/>
       </w:rPr>
       <w:tblPr/>
@@ -13091,11 +13676,13 @@
     </w:tblStylePr>
     <w:tblStylePr w:type="neCell">
       <w:rPr>
+        <w:rFonts w:eastAsia="黑体"/>
         <w:color w:themeColor="text1" w:val="000000"/>
       </w:rPr>
     </w:tblStylePr>
     <w:tblStylePr w:type="nwCell">
       <w:rPr>
+        <w:rFonts w:eastAsia="黑体"/>
         <w:color w:themeColor="text1" w:val="000000"/>
       </w:rPr>
     </w:tblStylePr>
@@ -13109,6 +13696,7 @@
       <w:spacing w:after="0" w:line="240" w:lineRule="auto"/>
     </w:pPr>
     <w:rPr>
+      <w:rFonts w:eastAsia="黑体"/>
       <w:color w:themeColor="text1" w:val="000000"/>
     </w:rPr>
     <w:tblPr>
@@ -13135,6 +13723,7 @@
     </w:tcPr>
     <w:tblStylePr w:type="firstRow">
       <w:rPr>
+        <w:rFonts w:eastAsia="黑体"/>
         <w:b/>
         <w:bCs/>
       </w:rPr>
@@ -13153,6 +13742,7 @@
     </w:tblStylePr>
     <w:tblStylePr w:type="lastRow">
       <w:rPr>
+        <w:rFonts w:eastAsia="黑体"/>
         <w:b/>
         <w:bCs/>
         <w:color w:themeColor="background1" w:val="FFFFFF"/>
@@ -13167,6 +13757,7 @@
     </w:tblStylePr>
     <w:tblStylePr w:type="firstCol">
       <w:rPr>
+        <w:rFonts w:eastAsia="黑体"/>
         <w:color w:themeColor="background1" w:val="FFFFFF"/>
       </w:rPr>
       <w:tblPr/>
@@ -13184,6 +13775,7 @@
     </w:tblStylePr>
     <w:tblStylePr w:type="lastCol">
       <w:rPr>
+        <w:rFonts w:eastAsia="黑体"/>
         <w:color w:themeColor="background1" w:val="FFFFFF"/>
       </w:rPr>
       <w:tblPr/>
@@ -13221,6 +13813,7 @@
       <w:spacing w:after="0" w:line="240" w:lineRule="auto"/>
     </w:pPr>
     <w:rPr>
+      <w:rFonts w:eastAsia="黑体"/>
       <w:color w:themeColor="text1" w:val="000000"/>
     </w:rPr>
     <w:tblPr>
@@ -13247,6 +13840,7 @@
     </w:tcPr>
     <w:tblStylePr w:type="firstRow">
       <w:rPr>
+        <w:rFonts w:eastAsia="黑体"/>
         <w:b/>
         <w:bCs/>
       </w:rPr>
@@ -13265,6 +13859,7 @@
     </w:tblStylePr>
     <w:tblStylePr w:type="lastRow">
       <w:rPr>
+        <w:rFonts w:eastAsia="黑体"/>
         <w:b/>
         <w:bCs/>
         <w:color w:themeColor="background1" w:val="FFFFFF"/>
@@ -13279,6 +13874,7 @@
     </w:tblStylePr>
     <w:tblStylePr w:type="firstCol">
       <w:rPr>
+        <w:rFonts w:eastAsia="黑体"/>
         <w:color w:themeColor="background1" w:val="FFFFFF"/>
       </w:rPr>
       <w:tblPr/>
@@ -13296,6 +13892,7 @@
     </w:tblStylePr>
     <w:tblStylePr w:type="lastCol">
       <w:rPr>
+        <w:rFonts w:eastAsia="黑体"/>
         <w:color w:themeColor="background1" w:val="FFFFFF"/>
       </w:rPr>
       <w:tblPr/>
@@ -13325,11 +13922,13 @@
     </w:tblStylePr>
     <w:tblStylePr w:type="neCell">
       <w:rPr>
+        <w:rFonts w:eastAsia="黑体"/>
         <w:color w:themeColor="text1" w:val="000000"/>
       </w:rPr>
     </w:tblStylePr>
     <w:tblStylePr w:type="nwCell">
       <w:rPr>
+        <w:rFonts w:eastAsia="黑体"/>
         <w:color w:themeColor="text1" w:val="000000"/>
       </w:rPr>
     </w:tblStylePr>
@@ -13343,6 +13942,7 @@
       <w:spacing w:after="0" w:line="240" w:lineRule="auto"/>
     </w:pPr>
     <w:rPr>
+      <w:rFonts w:eastAsia="黑体"/>
       <w:color w:themeColor="text1" w:val="000000"/>
     </w:rPr>
     <w:tblPr>
@@ -13369,6 +13969,7 @@
     </w:tcPr>
     <w:tblStylePr w:type="firstRow">
       <w:rPr>
+        <w:rFonts w:eastAsia="黑体"/>
         <w:b/>
         <w:bCs/>
       </w:rPr>
@@ -13387,6 +13988,7 @@
     </w:tblStylePr>
     <w:tblStylePr w:type="lastRow">
       <w:rPr>
+        <w:rFonts w:eastAsia="黑体"/>
         <w:b/>
         <w:bCs/>
         <w:color w:themeColor="background1" w:val="FFFFFF"/>
@@ -13401,6 +14003,7 @@
     </w:tblStylePr>
     <w:tblStylePr w:type="firstCol">
       <w:rPr>
+        <w:rFonts w:eastAsia="黑体"/>
         <w:color w:themeColor="background1" w:val="FFFFFF"/>
       </w:rPr>
       <w:tblPr/>
@@ -13418,6 +14021,7 @@
     </w:tblStylePr>
     <w:tblStylePr w:type="lastCol">
       <w:rPr>
+        <w:rFonts w:eastAsia="黑体"/>
         <w:color w:themeColor="background1" w:val="FFFFFF"/>
       </w:rPr>
       <w:tblPr/>
@@ -13447,11 +14051,13 @@
     </w:tblStylePr>
     <w:tblStylePr w:type="neCell">
       <w:rPr>
+        <w:rFonts w:eastAsia="黑体"/>
         <w:color w:themeColor="text1" w:val="000000"/>
       </w:rPr>
     </w:tblStylePr>
     <w:tblStylePr w:type="nwCell">
       <w:rPr>
+        <w:rFonts w:eastAsia="黑体"/>
         <w:color w:themeColor="text1" w:val="000000"/>
       </w:rPr>
     </w:tblStylePr>
@@ -13465,6 +14071,7 @@
       <w:spacing w:after="0" w:line="240" w:lineRule="auto"/>
     </w:pPr>
     <w:rPr>
+      <w:rFonts w:eastAsia="黑体"/>
       <w:color w:themeColor="text1" w:val="000000"/>
     </w:rPr>
     <w:tblPr>
@@ -13491,6 +14098,7 @@
     </w:tcPr>
     <w:tblStylePr w:type="firstRow">
       <w:rPr>
+        <w:rFonts w:eastAsia="黑体"/>
         <w:b/>
         <w:bCs/>
       </w:rPr>
@@ -13509,6 +14117,7 @@
     </w:tblStylePr>
     <w:tblStylePr w:type="lastRow">
       <w:rPr>
+        <w:rFonts w:eastAsia="黑体"/>
         <w:b/>
         <w:bCs/>
         <w:color w:themeColor="background1" w:val="FFFFFF"/>
@@ -13523,6 +14132,7 @@
     </w:tblStylePr>
     <w:tblStylePr w:type="firstCol">
       <w:rPr>
+        <w:rFonts w:eastAsia="黑体"/>
         <w:color w:themeColor="background1" w:val="FFFFFF"/>
       </w:rPr>
       <w:tblPr/>
@@ -13540,6 +14150,7 @@
     </w:tblStylePr>
     <w:tblStylePr w:type="lastCol">
       <w:rPr>
+        <w:rFonts w:eastAsia="黑体"/>
         <w:color w:themeColor="background1" w:val="FFFFFF"/>
       </w:rPr>
       <w:tblPr/>
@@ -13569,11 +14180,13 @@
     </w:tblStylePr>
     <w:tblStylePr w:type="neCell">
       <w:rPr>
+        <w:rFonts w:eastAsia="黑体"/>
         <w:color w:themeColor="text1" w:val="000000"/>
       </w:rPr>
     </w:tblStylePr>
     <w:tblStylePr w:type="nwCell">
       <w:rPr>
+        <w:rFonts w:eastAsia="黑体"/>
         <w:color w:themeColor="text1" w:val="000000"/>
       </w:rPr>
     </w:tblStylePr>
@@ -13587,6 +14200,7 @@
       <w:spacing w:after="0" w:line="240" w:lineRule="auto"/>
     </w:pPr>
     <w:rPr>
+      <w:rFonts w:eastAsia="黑体"/>
       <w:color w:themeColor="text1" w:val="000000"/>
     </w:rPr>
     <w:tblPr>
@@ -13605,6 +14219,7 @@
     </w:tcPr>
     <w:tblStylePr w:type="firstRow">
       <w:rPr>
+        <w:rFonts w:eastAsia="黑体"/>
         <w:b/>
         <w:bCs/>
         <w:color w:themeColor="background1" w:val="FFFFFF"/>
@@ -13619,6 +14234,7 @@
     </w:tblStylePr>
     <w:tblStylePr w:type="lastRow">
       <w:rPr>
+        <w:rFonts w:eastAsia="黑体"/>
         <w:b/>
         <w:bCs/>
         <w:color w:themeColor="accent2" w:themeShade="CC" w:val="9E3A38"/>
@@ -13633,12 +14249,14 @@
     </w:tblStylePr>
     <w:tblStylePr w:type="firstCol">
       <w:rPr>
+        <w:rFonts w:eastAsia="黑体"/>
         <w:b/>
         <w:bCs/>
       </w:rPr>
     </w:tblStylePr>
     <w:tblStylePr w:type="lastCol">
       <w:rPr>
+        <w:rFonts w:eastAsia="黑体"/>
         <w:b/>
         <w:bCs/>
       </w:rPr>
@@ -13673,6 +14291,7 @@
       <w:spacing w:after="0" w:line="240" w:lineRule="auto"/>
     </w:pPr>
     <w:rPr>
+      <w:rFonts w:eastAsia="黑体"/>
       <w:color w:themeColor="text1" w:val="000000"/>
     </w:rPr>
     <w:tblPr>
@@ -13691,6 +14310,7 @@
     </w:tcPr>
     <w:tblStylePr w:type="firstRow">
       <w:rPr>
+        <w:rFonts w:eastAsia="黑体"/>
         <w:b/>
         <w:bCs/>
         <w:color w:themeColor="background1" w:val="FFFFFF"/>
@@ -13705,6 +14325,7 @@
     </w:tblStylePr>
     <w:tblStylePr w:type="lastRow">
       <w:rPr>
+        <w:rFonts w:eastAsia="黑体"/>
         <w:b/>
         <w:bCs/>
         <w:color w:themeColor="accent2" w:themeShade="CC" w:val="9E3A38"/>
@@ -13719,12 +14340,14 @@
     </w:tblStylePr>
     <w:tblStylePr w:type="firstCol">
       <w:rPr>
+        <w:rFonts w:eastAsia="黑体"/>
         <w:b/>
         <w:bCs/>
       </w:rPr>
     </w:tblStylePr>
     <w:tblStylePr w:type="lastCol">
       <w:rPr>
+        <w:rFonts w:eastAsia="黑体"/>
         <w:b/>
         <w:bCs/>
       </w:rPr>
@@ -13759,6 +14382,7 @@
       <w:spacing w:after="0" w:line="240" w:lineRule="auto"/>
     </w:pPr>
     <w:rPr>
+      <w:rFonts w:eastAsia="黑体"/>
       <w:color w:themeColor="text1" w:val="000000"/>
     </w:rPr>
     <w:tblPr>
@@ -13777,6 +14401,7 @@
     </w:tcPr>
     <w:tblStylePr w:type="firstRow">
       <w:rPr>
+        <w:rFonts w:eastAsia="黑体"/>
         <w:b/>
         <w:bCs/>
         <w:color w:themeColor="background1" w:val="FFFFFF"/>
@@ -13791,6 +14416,7 @@
     </w:tblStylePr>
     <w:tblStylePr w:type="lastRow">
       <w:rPr>
+        <w:rFonts w:eastAsia="黑体"/>
         <w:b/>
         <w:bCs/>
         <w:color w:themeColor="accent2" w:themeShade="CC" w:val="9E3A38"/>
@@ -13805,12 +14431,14 @@
     </w:tblStylePr>
     <w:tblStylePr w:type="firstCol">
       <w:rPr>
+        <w:rFonts w:eastAsia="黑体"/>
         <w:b/>
         <w:bCs/>
       </w:rPr>
     </w:tblStylePr>
     <w:tblStylePr w:type="lastCol">
       <w:rPr>
+        <w:rFonts w:eastAsia="黑体"/>
         <w:b/>
         <w:bCs/>
       </w:rPr>
@@ -13845,6 +14473,7 @@
       <w:spacing w:after="0" w:line="240" w:lineRule="auto"/>
     </w:pPr>
     <w:rPr>
+      <w:rFonts w:eastAsia="黑体"/>
       <w:color w:themeColor="text1" w:val="000000"/>
     </w:rPr>
     <w:tblPr>
@@ -13863,6 +14492,7 @@
     </w:tcPr>
     <w:tblStylePr w:type="firstRow">
       <w:rPr>
+        <w:rFonts w:eastAsia="黑体"/>
         <w:b/>
         <w:bCs/>
         <w:color w:themeColor="background1" w:val="FFFFFF"/>
@@ -13877,6 +14507,7 @@
     </w:tblStylePr>
     <w:tblStylePr w:type="lastRow">
       <w:rPr>
+        <w:rFonts w:eastAsia="黑体"/>
         <w:b/>
         <w:bCs/>
         <w:color w:themeColor="accent4" w:themeShade="CC" w:val="664E82"/>
@@ -13891,12 +14522,14 @@
     </w:tblStylePr>
     <w:tblStylePr w:type="firstCol">
       <w:rPr>
+        <w:rFonts w:eastAsia="黑体"/>
         <w:b/>
         <w:bCs/>
       </w:rPr>
     </w:tblStylePr>
     <w:tblStylePr w:type="lastCol">
       <w:rPr>
+        <w:rFonts w:eastAsia="黑体"/>
         <w:b/>
         <w:bCs/>
       </w:rPr>
@@ -13931,6 +14564,7 @@
       <w:spacing w:after="0" w:line="240" w:lineRule="auto"/>
     </w:pPr>
     <w:rPr>
+      <w:rFonts w:eastAsia="黑体"/>
       <w:color w:themeColor="text1" w:val="000000"/>
     </w:rPr>
     <w:tblPr>
@@ -13949,6 +14583,7 @@
     </w:tcPr>
     <w:tblStylePr w:type="firstRow">
       <w:rPr>
+        <w:rFonts w:eastAsia="黑体"/>
         <w:b/>
         <w:bCs/>
         <w:color w:themeColor="background1" w:val="FFFFFF"/>
@@ -13963,6 +14598,7 @@
     </w:tblStylePr>
     <w:tblStylePr w:type="lastRow">
       <w:rPr>
+        <w:rFonts w:eastAsia="黑体"/>
         <w:b/>
         <w:bCs/>
         <w:color w:themeColor="accent3" w:themeShade="CC" w:val="7E9C40"/>
@@ -13977,12 +14613,14 @@
     </w:tblStylePr>
     <w:tblStylePr w:type="firstCol">
       <w:rPr>
+        <w:rFonts w:eastAsia="黑体"/>
         <w:b/>
         <w:bCs/>
       </w:rPr>
     </w:tblStylePr>
     <w:tblStylePr w:type="lastCol">
       <w:rPr>
+        <w:rFonts w:eastAsia="黑体"/>
         <w:b/>
         <w:bCs/>
       </w:rPr>
@@ -14017,6 +14655,7 @@
       <w:spacing w:after="0" w:line="240" w:lineRule="auto"/>
     </w:pPr>
     <w:rPr>
+      <w:rFonts w:eastAsia="黑体"/>
       <w:color w:themeColor="text1" w:val="000000"/>
     </w:rPr>
     <w:tblPr>
@@ -14035,6 +14674,7 @@
     </w:tcPr>
     <w:tblStylePr w:type="firstRow">
       <w:rPr>
+        <w:rFonts w:eastAsia="黑体"/>
         <w:b/>
         <w:bCs/>
         <w:color w:themeColor="background1" w:val="FFFFFF"/>
@@ -14049,6 +14689,7 @@
     </w:tblStylePr>
     <w:tblStylePr w:type="lastRow">
       <w:rPr>
+        <w:rFonts w:eastAsia="黑体"/>
         <w:b/>
         <w:bCs/>
         <w:color w:themeColor="accent6" w:themeShade="CC" w:val="F2730A"/>
@@ -14063,12 +14704,14 @@
     </w:tblStylePr>
     <w:tblStylePr w:type="firstCol">
       <w:rPr>
+        <w:rFonts w:eastAsia="黑体"/>
         <w:b/>
         <w:bCs/>
       </w:rPr>
     </w:tblStylePr>
     <w:tblStylePr w:type="lastCol">
       <w:rPr>
+        <w:rFonts w:eastAsia="黑体"/>
         <w:b/>
         <w:bCs/>
       </w:rPr>
@@ -14103,6 +14746,7 @@
       <w:spacing w:after="0" w:line="240" w:lineRule="auto"/>
     </w:pPr>
     <w:rPr>
+      <w:rFonts w:eastAsia="黑体"/>
       <w:color w:themeColor="text1" w:val="000000"/>
     </w:rPr>
     <w:tblPr>
@@ -14121,6 +14765,7 @@
     </w:tcPr>
     <w:tblStylePr w:type="firstRow">
       <w:rPr>
+        <w:rFonts w:eastAsia="黑体"/>
         <w:b/>
         <w:bCs/>
         <w:color w:themeColor="background1" w:val="FFFFFF"/>
@@ -14135,6 +14780,7 @@
     </w:tblStylePr>
     <w:tblStylePr w:type="lastRow">
       <w:rPr>
+        <w:rFonts w:eastAsia="黑体"/>
         <w:b/>
         <w:bCs/>
         <w:color w:themeColor="accent5" w:themeShade="CC" w:val="348DA5"/>
@@ -14149,12 +14795,14 @@
     </w:tblStylePr>
     <w:tblStylePr w:type="firstCol">
       <w:rPr>
+        <w:rFonts w:eastAsia="黑体"/>
         <w:b/>
         <w:bCs/>
       </w:rPr>
     </w:tblStylePr>
     <w:tblStylePr w:type="lastCol">
       <w:rPr>
+        <w:rFonts w:eastAsia="黑体"/>
         <w:b/>
         <w:bCs/>
       </w:rPr>
@@ -14189,6 +14837,7 @@
       <w:spacing w:after="0" w:line="240" w:lineRule="auto"/>
     </w:pPr>
     <w:rPr>
+      <w:rFonts w:eastAsia="黑体"/>
       <w:color w:themeColor="text1" w:val="000000"/>
     </w:rPr>
     <w:tblPr>
@@ -14210,6 +14859,7 @@
     </w:tcPr>
     <w:tblStylePr w:type="firstRow">
       <w:rPr>
+        <w:rFonts w:eastAsia="黑体"/>
         <w:b/>
         <w:bCs/>
       </w:rPr>
@@ -14220,6 +14870,7 @@
     </w:tblStylePr>
     <w:tblStylePr w:type="lastRow">
       <w:rPr>
+        <w:rFonts w:eastAsia="黑体"/>
         <w:b/>
         <w:bCs/>
         <w:color w:themeColor="text1" w:val="000000"/>
@@ -14231,6 +14882,7 @@
     </w:tblStylePr>
     <w:tblStylePr w:type="firstCol">
       <w:rPr>
+        <w:rFonts w:eastAsia="黑体"/>
         <w:color w:themeColor="background1" w:val="FFFFFF"/>
       </w:rPr>
       <w:tblPr/>
@@ -14240,6 +14892,7 @@
     </w:tblStylePr>
     <w:tblStylePr w:type="lastCol">
       <w:rPr>
+        <w:rFonts w:eastAsia="黑体"/>
         <w:color w:themeColor="background1" w:val="FFFFFF"/>
       </w:rPr>
       <w:tblPr/>
@@ -14269,6 +14922,7 @@
       <w:spacing w:after="0" w:line="240" w:lineRule="auto"/>
     </w:pPr>
     <w:rPr>
+      <w:rFonts w:eastAsia="黑体"/>
       <w:color w:themeColor="text1" w:val="000000"/>
     </w:rPr>
     <w:tblPr>
@@ -14290,6 +14944,7 @@
     </w:tcPr>
     <w:tblStylePr w:type="firstRow">
       <w:rPr>
+        <w:rFonts w:eastAsia="黑体"/>
         <w:b/>
         <w:bCs/>
       </w:rPr>
@@ -14300,6 +14955,7 @@
     </w:tblStylePr>
     <w:tblStylePr w:type="lastRow">
       <w:rPr>
+        <w:rFonts w:eastAsia="黑体"/>
         <w:b/>
         <w:bCs/>
         <w:color w:themeColor="text1" w:val="000000"/>
@@ -14311,6 +14967,7 @@
     </w:tblStylePr>
     <w:tblStylePr w:type="firstCol">
       <w:rPr>
+        <w:rFonts w:eastAsia="黑体"/>
         <w:color w:themeColor="background1" w:val="FFFFFF"/>
       </w:rPr>
       <w:tblPr/>
@@ -14320,6 +14977,7 @@
     </w:tblStylePr>
     <w:tblStylePr w:type="lastCol">
       <w:rPr>
+        <w:rFonts w:eastAsia="黑体"/>
         <w:color w:themeColor="background1" w:val="FFFFFF"/>
       </w:rPr>
       <w:tblPr/>
@@ -14349,6 +15007,7 @@
       <w:spacing w:after="0" w:line="240" w:lineRule="auto"/>
     </w:pPr>
     <w:rPr>
+      <w:rFonts w:eastAsia="黑体"/>
       <w:color w:themeColor="text1" w:val="000000"/>
     </w:rPr>
     <w:tblPr>
@@ -14370,6 +15029,7 @@
     </w:tcPr>
     <w:tblStylePr w:type="firstRow">
       <w:rPr>
+        <w:rFonts w:eastAsia="黑体"/>
         <w:b/>
         <w:bCs/>
       </w:rPr>
@@ -14380,6 +15040,7 @@
     </w:tblStylePr>
     <w:tblStylePr w:type="lastRow">
       <w:rPr>
+        <w:rFonts w:eastAsia="黑体"/>
         <w:b/>
         <w:bCs/>
         <w:color w:themeColor="text1" w:val="000000"/>
@@ -14391,6 +15052,7 @@
     </w:tblStylePr>
     <w:tblStylePr w:type="firstCol">
       <w:rPr>
+        <w:rFonts w:eastAsia="黑体"/>
         <w:color w:themeColor="background1" w:val="FFFFFF"/>
       </w:rPr>
       <w:tblPr/>
@@ -14400,6 +15062,7 @@
     </w:tblStylePr>
     <w:tblStylePr w:type="lastCol">
       <w:rPr>
+        <w:rFonts w:eastAsia="黑体"/>
         <w:color w:themeColor="background1" w:val="FFFFFF"/>
       </w:rPr>
       <w:tblPr/>
@@ -14429,6 +15092,7 @@
       <w:spacing w:after="0" w:line="240" w:lineRule="auto"/>
     </w:pPr>
     <w:rPr>
+      <w:rFonts w:eastAsia="黑体"/>
       <w:color w:themeColor="text1" w:val="000000"/>
     </w:rPr>
     <w:tblPr>
@@ -14450,6 +15114,7 @@
     </w:tcPr>
     <w:tblStylePr w:type="firstRow">
       <w:rPr>
+        <w:rFonts w:eastAsia="黑体"/>
         <w:b/>
         <w:bCs/>
       </w:rPr>
@@ -14460,6 +15125,7 @@
     </w:tblStylePr>
     <w:tblStylePr w:type="lastRow">
       <w:rPr>
+        <w:rFonts w:eastAsia="黑体"/>
         <w:b/>
         <w:bCs/>
         <w:color w:themeColor="text1" w:val="000000"/>
@@ -14471,6 +15137,7 @@
     </w:tblStylePr>
     <w:tblStylePr w:type="firstCol">
       <w:rPr>
+        <w:rFonts w:eastAsia="黑体"/>
         <w:color w:themeColor="background1" w:val="FFFFFF"/>
       </w:rPr>
       <w:tblPr/>
@@ -14480,6 +15147,7 @@
     </w:tblStylePr>
     <w:tblStylePr w:type="lastCol">
       <w:rPr>
+        <w:rFonts w:eastAsia="黑体"/>
         <w:color w:themeColor="background1" w:val="FFFFFF"/>
       </w:rPr>
       <w:tblPr/>
@@ -14509,6 +15177,7 @@
       <w:spacing w:after="0" w:line="240" w:lineRule="auto"/>
     </w:pPr>
     <w:rPr>
+      <w:rFonts w:eastAsia="黑体"/>
       <w:color w:themeColor="text1" w:val="000000"/>
     </w:rPr>
     <w:tblPr>
@@ -14530,6 +15199,7 @@
     </w:tcPr>
     <w:tblStylePr w:type="firstRow">
       <w:rPr>
+        <w:rFonts w:eastAsia="黑体"/>
         <w:b/>
         <w:bCs/>
       </w:rPr>
@@ -14540,6 +15210,7 @@
     </w:tblStylePr>
     <w:tblStylePr w:type="lastRow">
       <w:rPr>
+        <w:rFonts w:eastAsia="黑体"/>
         <w:b/>
         <w:bCs/>
         <w:color w:themeColor="text1" w:val="000000"/>
@@ -14551,6 +15222,7 @@
     </w:tblStylePr>
     <w:tblStylePr w:type="firstCol">
       <w:rPr>
+        <w:rFonts w:eastAsia="黑体"/>
         <w:color w:themeColor="background1" w:val="FFFFFF"/>
       </w:rPr>
       <w:tblPr/>
@@ -14560,6 +15232,7 @@
     </w:tblStylePr>
     <w:tblStylePr w:type="lastCol">
       <w:rPr>
+        <w:rFonts w:eastAsia="黑体"/>
         <w:color w:themeColor="background1" w:val="FFFFFF"/>
       </w:rPr>
       <w:tblPr/>
@@ -14589,6 +15262,7 @@
       <w:spacing w:after="0" w:line="240" w:lineRule="auto"/>
     </w:pPr>
     <w:rPr>
+      <w:rFonts w:eastAsia="黑体"/>
       <w:color w:themeColor="text1" w:val="000000"/>
     </w:rPr>
     <w:tblPr>
@@ -14610,6 +15284,7 @@
     </w:tcPr>
     <w:tblStylePr w:type="firstRow">
       <w:rPr>
+        <w:rFonts w:eastAsia="黑体"/>
         <w:b/>
         <w:bCs/>
       </w:rPr>
@@ -14620,6 +15295,7 @@
     </w:tblStylePr>
     <w:tblStylePr w:type="lastRow">
       <w:rPr>
+        <w:rFonts w:eastAsia="黑体"/>
         <w:b/>
         <w:bCs/>
         <w:color w:themeColor="text1" w:val="000000"/>
@@ -14631,6 +15307,7 @@
     </w:tblStylePr>
     <w:tblStylePr w:type="firstCol">
       <w:rPr>
+        <w:rFonts w:eastAsia="黑体"/>
         <w:color w:themeColor="background1" w:val="FFFFFF"/>
       </w:rPr>
       <w:tblPr/>
@@ -14640,6 +15317,7 @@
     </w:tblStylePr>
     <w:tblStylePr w:type="lastCol">
       <w:rPr>
+        <w:rFonts w:eastAsia="黑体"/>
         <w:color w:themeColor="background1" w:val="FFFFFF"/>
       </w:rPr>
       <w:tblPr/>
@@ -14669,6 +15347,7 @@
       <w:spacing w:after="0" w:line="240" w:lineRule="auto"/>
     </w:pPr>
     <w:rPr>
+      <w:rFonts w:eastAsia="黑体"/>
       <w:color w:themeColor="text1" w:val="000000"/>
     </w:rPr>
     <w:tblPr>
@@ -14690,6 +15369,7 @@
     </w:tcPr>
     <w:tblStylePr w:type="firstRow">
       <w:rPr>
+        <w:rFonts w:eastAsia="黑体"/>
         <w:b/>
         <w:bCs/>
       </w:rPr>
@@ -14700,6 +15380,7 @@
     </w:tblStylePr>
     <w:tblStylePr w:type="lastRow">
       <w:rPr>
+        <w:rFonts w:eastAsia="黑体"/>
         <w:b/>
         <w:bCs/>
         <w:color w:themeColor="text1" w:val="000000"/>
@@ -14711,6 +15392,7 @@
     </w:tblStylePr>
     <w:tblStylePr w:type="firstCol">
       <w:rPr>
+        <w:rFonts w:eastAsia="黑体"/>
         <w:color w:themeColor="background1" w:val="FFFFFF"/>
       </w:rPr>
       <w:tblPr/>
@@ -14720,6 +15402,7 @@
     </w:tblStylePr>
     <w:tblStylePr w:type="lastCol">
       <w:rPr>
+        <w:rFonts w:eastAsia="黑体"/>
         <w:color w:themeColor="background1" w:val="FFFFFF"/>
       </w:rPr>
       <w:tblPr/>
@@ -14752,6 +15435,7 @@
     <w:name w:val="KeywordTok"/>
     <w:basedOn w:val="VerbatimChar"/>
     <w:rPr>
+      <w:rFonts w:eastAsia="黑体"/>
       <w:b/>
       <w:color w:val="007020"/>
     </w:rPr>
@@ -14760,6 +15444,7 @@
     <w:name w:val="DataTypeTok"/>
     <w:basedOn w:val="VerbatimChar"/>
     <w:rPr>
+      <w:rFonts w:eastAsia="黑体"/>
       <w:color w:val="902000"/>
     </w:rPr>
   </w:style>
@@ -14767,6 +15452,7 @@
     <w:name w:val="DecValTok"/>
     <w:basedOn w:val="VerbatimChar"/>
     <w:rPr>
+      <w:rFonts w:eastAsia="黑体"/>
       <w:color w:val="40a070"/>
     </w:rPr>
   </w:style>
@@ -14774,6 +15460,7 @@
     <w:name w:val="BaseNTok"/>
     <w:basedOn w:val="VerbatimChar"/>
     <w:rPr>
+      <w:rFonts w:eastAsia="黑体"/>
       <w:color w:val="40a070"/>
     </w:rPr>
   </w:style>
@@ -14781,6 +15468,7 @@
     <w:name w:val="FloatTok"/>
     <w:basedOn w:val="VerbatimChar"/>
     <w:rPr>
+      <w:rFonts w:eastAsia="黑体"/>
       <w:color w:val="40a070"/>
     </w:rPr>
   </w:style>
@@ -14788,6 +15476,7 @@
     <w:name w:val="ConstantTok"/>
     <w:basedOn w:val="VerbatimChar"/>
     <w:rPr>
+      <w:rFonts w:eastAsia="黑体"/>
       <w:color w:val="880000"/>
     </w:rPr>
   </w:style>
@@ -14795,6 +15484,7 @@
     <w:name w:val="CharTok"/>
     <w:basedOn w:val="VerbatimChar"/>
     <w:rPr>
+      <w:rFonts w:eastAsia="黑体"/>
       <w:color w:val="4070a0"/>
     </w:rPr>
   </w:style>
@@ -14802,6 +15492,7 @@
     <w:name w:val="SpecialCharTok"/>
     <w:basedOn w:val="VerbatimChar"/>
     <w:rPr>
+      <w:rFonts w:eastAsia="黑体"/>
       <w:color w:val="4070a0"/>
     </w:rPr>
   </w:style>
@@ -14809,6 +15500,7 @@
     <w:name w:val="StringTok"/>
     <w:basedOn w:val="VerbatimChar"/>
     <w:rPr>
+      <w:rFonts w:eastAsia="黑体"/>
       <w:color w:val="4070a0"/>
     </w:rPr>
   </w:style>
@@ -14816,6 +15508,7 @@
     <w:name w:val="VerbatimStringTok"/>
     <w:basedOn w:val="VerbatimChar"/>
     <w:rPr>
+      <w:rFonts w:eastAsia="黑体"/>
       <w:color w:val="4070a0"/>
     </w:rPr>
   </w:style>
@@ -14823,6 +15516,7 @@
     <w:name w:val="SpecialStringTok"/>
     <w:basedOn w:val="VerbatimChar"/>
     <w:rPr>
+      <w:rFonts w:eastAsia="黑体"/>
       <w:color w:val="bb6688"/>
     </w:rPr>
   </w:style>
@@ -14830,6 +15524,7 @@
     <w:name w:val="ImportTok"/>
     <w:basedOn w:val="VerbatimChar"/>
     <w:rPr>
+      <w:rFonts w:eastAsia="黑体"/>
       <w:b/>
       <w:color w:val="008000"/>
     </w:rPr>
@@ -14838,6 +15533,7 @@
     <w:name w:val="CommentTok"/>
     <w:basedOn w:val="VerbatimChar"/>
     <w:rPr>
+      <w:rFonts w:eastAsia="黑体"/>
       <w:i/>
       <w:color w:val="60a0b0"/>
     </w:rPr>
@@ -14846,6 +15542,7 @@
     <w:name w:val="DocumentationTok"/>
     <w:basedOn w:val="VerbatimChar"/>
     <w:rPr>
+      <w:rFonts w:eastAsia="黑体"/>
       <w:i/>
       <w:color w:val="ba2121"/>
     </w:rPr>
@@ -14854,6 +15551,7 @@
     <w:name w:val="AnnotationTok"/>
     <w:basedOn w:val="VerbatimChar"/>
     <w:rPr>
+      <w:rFonts w:eastAsia="黑体"/>
       <w:b/>
       <w:i/>
       <w:color w:val="60a0b0"/>
@@ -14863,6 +15561,7 @@
     <w:name w:val="CommentVarTok"/>
     <w:basedOn w:val="VerbatimChar"/>
     <w:rPr>
+      <w:rFonts w:eastAsia="黑体"/>
       <w:b/>
       <w:i/>
       <w:color w:val="60a0b0"/>
@@ -14872,6 +15571,7 @@
     <w:name w:val="OtherTok"/>
     <w:basedOn w:val="VerbatimChar"/>
     <w:rPr>
+      <w:rFonts w:eastAsia="黑体"/>
       <w:color w:val="007020"/>
     </w:rPr>
   </w:style>
@@ -14879,6 +15579,7 @@
     <w:name w:val="FunctionTok"/>
     <w:basedOn w:val="VerbatimChar"/>
     <w:rPr>
+      <w:rFonts w:eastAsia="黑体"/>
       <w:color w:val="06287e"/>
     </w:rPr>
   </w:style>
@@ -14886,6 +15587,7 @@
     <w:name w:val="VariableTok"/>
     <w:basedOn w:val="VerbatimChar"/>
     <w:rPr>
+      <w:rFonts w:eastAsia="黑体"/>
       <w:color w:val="19177c"/>
     </w:rPr>
   </w:style>
@@ -14893,6 +15595,7 @@
     <w:name w:val="ControlFlowTok"/>
     <w:basedOn w:val="VerbatimChar"/>
     <w:rPr>
+      <w:rFonts w:eastAsia="黑体"/>
       <w:b/>
       <w:color w:val="007020"/>
     </w:rPr>
@@ -14901,6 +15604,7 @@
     <w:name w:val="OperatorTok"/>
     <w:basedOn w:val="VerbatimChar"/>
     <w:rPr>
+      <w:rFonts w:eastAsia="黑体"/>
       <w:color w:val="666666"/>
     </w:rPr>
   </w:style>
@@ -14908,18 +15612,22 @@
     <w:name w:val="BuiltInTok"/>
     <w:basedOn w:val="VerbatimChar"/>
     <w:rPr>
+      <w:rFonts w:eastAsia="黑体"/>
       <w:color w:val="008000"/>
     </w:rPr>
   </w:style>
   <w:style w:type="character" w:customStyle="1" w:styleId="ExtensionTok">
     <w:name w:val="ExtensionTok"/>
     <w:basedOn w:val="VerbatimChar"/>
-    <w:rPr/>
+    <w:rPr>
+      <w:rFonts w:eastAsia="黑体"/>
+    </w:rPr>
   </w:style>
   <w:style w:type="character" w:customStyle="1" w:styleId="PreprocessorTok">
     <w:name w:val="PreprocessorTok"/>
     <w:basedOn w:val="VerbatimChar"/>
     <w:rPr>
+      <w:rFonts w:eastAsia="黑体"/>
       <w:color w:val="bc7a00"/>
     </w:rPr>
   </w:style>
@@ -14927,18 +15635,22 @@
     <w:name w:val="AttributeTok"/>
     <w:basedOn w:val="VerbatimChar"/>
     <w:rPr>
+      <w:rFonts w:eastAsia="黑体"/>
       <w:color w:val="7d9029"/>
     </w:rPr>
   </w:style>
   <w:style w:type="character" w:customStyle="1" w:styleId="RegionMarkerTok">
     <w:name w:val="RegionMarkerTok"/>
     <w:basedOn w:val="VerbatimChar"/>
-    <w:rPr/>
+    <w:rPr>
+      <w:rFonts w:eastAsia="黑体"/>
+    </w:rPr>
   </w:style>
   <w:style w:type="character" w:customStyle="1" w:styleId="InformationTok">
     <w:name w:val="InformationTok"/>
     <w:basedOn w:val="VerbatimChar"/>
     <w:rPr>
+      <w:rFonts w:eastAsia="黑体"/>
       <w:b/>
       <w:i/>
       <w:color w:val="60a0b0"/>
@@ -14948,6 +15660,7 @@
     <w:name w:val="WarningTok"/>
     <w:basedOn w:val="VerbatimChar"/>
     <w:rPr>
+      <w:rFonts w:eastAsia="黑体"/>
       <w:b/>
       <w:i/>
       <w:color w:val="60a0b0"/>
@@ -14957,6 +15670,7 @@
     <w:name w:val="AlertTok"/>
     <w:basedOn w:val="VerbatimChar"/>
     <w:rPr>
+      <w:rFonts w:eastAsia="黑体"/>
       <w:b/>
       <w:color w:val="ff0000"/>
     </w:rPr>
@@ -14965,6 +15679,7 @@
     <w:name w:val="ErrorTok"/>
     <w:basedOn w:val="VerbatimChar"/>
     <w:rPr>
+      <w:rFonts w:eastAsia="黑体"/>
       <w:b/>
       <w:color w:val="ff0000"/>
     </w:rPr>
@@ -14972,7 +15687,9 @@
   <w:style w:type="character" w:customStyle="1" w:styleId="NormalTok">
     <w:name w:val="NormalTok"/>
     <w:basedOn w:val="VerbatimChar"/>
-    <w:rPr/>
+    <w:rPr>
+      <w:rFonts w:eastAsia="黑体"/>
+    </w:rPr>
   </w:style>
 </w:styles>
 </file>
@@ -15021,12 +15738,12 @@
     <a:fontScheme name="Office">
       <a:majorFont>
         <a:latin typeface="Calibri"/>
-        <a:ea typeface=""/>
+        <a:ea typeface="黑体"/>
         <a:cs typeface=""/>
         <a:font script="Jpan" typeface="ＭＳ ゴシック"/>
         <a:font script="Hang" typeface="맑은 고딕"/>
-        <a:font script="Hans" typeface="宋体"/>
-        <a:font script="Hant" typeface="新細明體"/>
+        <a:font script="Hans" typeface="黑体"/>
+        <a:font script="Hant" typeface="黑体"/>
         <a:font script="Arab" typeface="Times New Roman"/>
         <a:font script="Hebr" typeface="Times New Roman"/>
         <a:font script="Thai" typeface="Angsana New"/>
@@ -15056,12 +15773,12 @@
       </a:majorFont>
       <a:minorFont>
         <a:latin typeface="Cambria"/>
-        <a:ea typeface=""/>
+        <a:ea typeface="黑体"/>
         <a:cs typeface=""/>
         <a:font script="Jpan" typeface="ＭＳ 明朝"/>
         <a:font script="Hang" typeface="맑은 고딕"/>
-        <a:font script="Hans" typeface="宋体"/>
-        <a:font script="Hant" typeface="新細明體"/>
+        <a:font script="Hans" typeface="黑体"/>
+        <a:font script="Hant" typeface="黑体"/>
         <a:font script="Arab" typeface="Arial"/>
         <a:font script="Hebr" typeface="Arial"/>
         <a:font script="Thai" typeface="Cordia New"/>

--- a/01-电源电路/02-开关电源/Buck降压/电压模式控制Buck电路/电压模式控制Buck电路.docx
+++ b/01-电源电路/02-开关电源/Buck降压/电压模式控制Buck电路/电压模式控制Buck电路.docx
@@ -2667,7 +2667,7 @@
           <w:color w:val="555555"/>
           <w:sz w:val="21"/>
         </w:rPr>
-        <w:t>材料收集者：杜文杰，WX手机：19519196569，QQ:3478827729</w:t>
+        <w:t>材料收集者：杜文杰，微信/手机：19519196569，QQ:3478827729</w:t>
       </w:r>
     </w:p>
     <w:sectPr>
